--- a/01-电源电路/04-电池充放电管理/镍氢电池充电电路/镍氢电池充电电路.docx
+++ b/01-电源电路/04-电池充放电管理/镍氢电池充电电路/镍氢电池充电电路.docx
@@ -1822,6 +1822,20 @@
     </w:p>
     <w:bookmarkEnd w:id="26"/>
     <w:bookmarkEnd w:id="27"/>
+    <w:p>
+      <w:pPr>
+        <w:spacing w:before="360"/>
+        <w:jc w:val="center"/>
+      </w:pPr>
+      <w:r>
+        <w:rPr>
+          <w:rFonts w:ascii="Times New Roman" w:hAnsi="Times New Roman"/>
+          <w:color w:val="555555"/>
+          <w:sz w:val="21"/>
+        </w:rPr>
+        <w:t>材料收集者：杜文杰</w:t>
+      </w:r>
+    </w:p>
     <w:sectPr>
       <w:headerReference r:id="rId9" w:type="default"/>
       <w:footerReference r:id="rId10" w:type="default"/>

--- a/01-电源电路/04-电池充放电管理/镍氢电池充电电路/镍氢电池充电电路.docx
+++ b/01-电源电路/04-电池充放电管理/镍氢电池充电电路/镍氢电池充电电路.docx
@@ -1,6 +1,6 @@
 
 <file path=word/document.xml><?xml version="1.0" encoding="utf-8"?>
-<w:document xmlns:w="http://schemas.openxmlformats.org/wordprocessingml/2006/main" xmlns:m="http://schemas.openxmlformats.org/officeDocument/2006/math" xmlns:r="http://schemas.openxmlformats.org/officeDocument/2006/relationships" xmlns:o="urn:schemas-microsoft-com:office:office" xmlns:v="urn:schemas-microsoft-com:vml" xmlns:w10="urn:schemas-microsoft-com:office:word" xmlns:a="http://schemas.openxmlformats.org/drawingml/2006/main" xmlns:pic="http://schemas.openxmlformats.org/drawingml/2006/picture" xmlns:wp="http://schemas.openxmlformats.org/drawingml/2006/wordprocessingDrawing">
+<w:document xmlns:m="http://schemas.openxmlformats.org/officeDocument/2006/math" xmlns:r="http://schemas.openxmlformats.org/officeDocument/2006/relationships" xmlns:w="http://schemas.openxmlformats.org/wordprocessingml/2006/main" xmlns:o="urn:schemas-microsoft-com:office:office" xmlns:v="urn:schemas-microsoft-com:vml" xmlns:w10="urn:schemas-microsoft-com:office:word" xmlns:a="http://schemas.openxmlformats.org/drawingml/2006/main" xmlns:pic="http://schemas.openxmlformats.org/drawingml/2006/picture" xmlns:wp="http://schemas.openxmlformats.org/drawingml/2006/wordprocessingDrawing">
   <w:body>
     <w:bookmarkStart w:id="27" w:name="镍氢电池充电电路"/>
     <w:p>
@@ -9,7 +9,7 @@
       </w:pPr>
       <w:r>
         <w:rPr>
-          <w:rFonts w:hint="eastAsia"/>
+          <w:rFonts w:hint="eastAsia" w:eastAsia="黑体"/>
         </w:rPr>
         <w:t xml:space="preserve">镍氢电池充电电路</w:t>
       </w:r>
@@ -21,7 +21,7 @@
       </w:pPr>
       <w:r>
         <w:rPr>
-          <w:rFonts w:hint="eastAsia"/>
+          <w:rFonts w:hint="eastAsia" w:eastAsia="黑体"/>
         </w:rPr>
         <w:t xml:space="preserve">拓扑描述</w:t>
       </w:r>
@@ -32,38 +32,50 @@
       </w:pPr>
       <w:r>
         <w:rPr>
-          <w:rFonts w:hint="eastAsia"/>
+          <w:rFonts w:hint="eastAsia" w:eastAsia="黑体"/>
         </w:rPr>
         <w:t xml:space="preserve">本电路由充电管理</w:t>
       </w:r>
       <w:r>
+        <w:rPr>
+          <w:rFonts w:eastAsia="黑体"/>
+        </w:rPr>
         <w:t xml:space="preserve"> </w:t>
       </w:r>
       <w:r>
         <w:rPr>
-          <w:rFonts w:hint="eastAsia"/>
+          <w:rFonts w:hint="eastAsia" w:eastAsia="黑体"/>
         </w:rPr>
         <w:t xml:space="preserve">IC（或分立运放）编号</w:t>
       </w:r>
       <w:r>
+        <w:rPr>
+          <w:rFonts w:eastAsia="黑体"/>
+        </w:rPr>
         <w:t xml:space="preserve"> </w:t>
       </w:r>
       <w:r>
         <w:rPr>
-          <w:rFonts w:hint="eastAsia"/>
+          <w:rFonts w:hint="eastAsia" w:eastAsia="黑体"/>
         </w:rPr>
         <w:t xml:space="preserve">IC1、功率管（编号</w:t>
       </w:r>
       <w:r>
+        <w:rPr>
+          <w:rFonts w:eastAsia="黑体"/>
+        </w:rPr>
         <w:t xml:space="preserve"> </w:t>
       </w:r>
       <w:r>
         <w:rPr>
-          <w:rFonts w:hint="eastAsia"/>
+          <w:rFonts w:hint="eastAsia" w:eastAsia="黑体"/>
         </w:rPr>
         <w:t xml:space="preserve">Q1）、检流电阻</w:t>
       </w:r>
       <w:r>
+        <w:rPr>
+          <w:rFonts w:eastAsia="黑体"/>
+        </w:rPr>
         <w:t xml:space="preserve"> </w:t>
       </w:r>
       <m:oMath>
@@ -94,74 +106,98 @@
       </m:oMath>
       <w:r>
         <w:rPr>
-          <w:rFonts w:hint="eastAsia"/>
+          <w:rFonts w:hint="eastAsia" w:eastAsia="黑体"/>
         </w:rPr>
         <w:t xml:space="preserve">（编号</w:t>
       </w:r>
       <w:r>
+        <w:rPr>
+          <w:rFonts w:eastAsia="黑体"/>
+        </w:rPr>
         <w:t xml:space="preserve"> </w:t>
       </w:r>
       <w:r>
         <w:rPr>
-          <w:rFonts w:hint="eastAsia"/>
+          <w:rFonts w:hint="eastAsia" w:eastAsia="黑体"/>
         </w:rPr>
         <w:t xml:space="preserve">Rs）以及镍氢电池（编号</w:t>
       </w:r>
       <w:r>
+        <w:rPr>
+          <w:rFonts w:eastAsia="黑体"/>
+        </w:rPr>
         <w:t xml:space="preserve"> </w:t>
       </w:r>
       <w:r>
         <w:rPr>
-          <w:rFonts w:hint="eastAsia"/>
+          <w:rFonts w:hint="eastAsia" w:eastAsia="黑体"/>
         </w:rPr>
         <w:t xml:space="preserve">BAT）组成。关键节点有：充电输入电源节点</w:t>
       </w:r>
       <w:r>
+        <w:rPr>
+          <w:rFonts w:eastAsia="黑体"/>
+        </w:rPr>
         <w:t xml:space="preserve"> VIN </w:t>
       </w:r>
       <w:r>
         <w:rPr>
-          <w:rFonts w:hint="eastAsia"/>
+          <w:rFonts w:hint="eastAsia" w:eastAsia="黑体"/>
         </w:rPr>
         <w:t xml:space="preserve">与公共地节点</w:t>
       </w:r>
       <w:r>
+        <w:rPr>
+          <w:rFonts w:eastAsia="黑体"/>
+        </w:rPr>
         <w:t xml:space="preserve"> </w:t>
       </w:r>
       <w:r>
         <w:rPr>
-          <w:rFonts w:hint="eastAsia"/>
+          <w:rFonts w:hint="eastAsia" w:eastAsia="黑体"/>
         </w:rPr>
         <w:t xml:space="preserve">GND、功率管输出的充电节点</w:t>
       </w:r>
       <w:r>
+        <w:rPr>
+          <w:rFonts w:eastAsia="黑体"/>
+        </w:rPr>
         <w:t xml:space="preserve"> </w:t>
       </w:r>
       <w:r>
         <w:rPr>
-          <w:rFonts w:hint="eastAsia"/>
+          <w:rFonts w:hint="eastAsia" w:eastAsia="黑体"/>
         </w:rPr>
         <w:t xml:space="preserve">CHG（接电池正端）、电池正端节点</w:t>
       </w:r>
       <w:r>
+        <w:rPr>
+          <w:rFonts w:eastAsia="黑体"/>
+        </w:rPr>
         <w:t xml:space="preserve"> </w:t>
       </w:r>
       <w:r>
         <w:rPr>
-          <w:rFonts w:hint="eastAsia"/>
+          <w:rFonts w:hint="eastAsia" w:eastAsia="黑体"/>
         </w:rPr>
         <w:t xml:space="preserve">B+、检流电阻所在的电流回路节点</w:t>
       </w:r>
       <w:r>
+        <w:rPr>
+          <w:rFonts w:eastAsia="黑体"/>
+        </w:rPr>
         <w:t xml:space="preserve"> </w:t>
       </w:r>
       <w:r>
         <w:rPr>
-          <w:rFonts w:hint="eastAsia"/>
+          <w:rFonts w:hint="eastAsia" w:eastAsia="黑体"/>
         </w:rPr>
         <w:t xml:space="preserve">S，以及由负增量检测所需的电池电压采样节点</w:t>
       </w:r>
       <w:r>
+        <w:rPr>
+          <w:rFonts w:eastAsia="黑体"/>
+        </w:rPr>
         <w:t xml:space="preserve"> VBE。</w:t>
       </w:r>
     </w:p>
@@ -169,173 +205,230 @@
       <w:pPr/>
       <w:r>
         <w:rPr>
-          <w:rFonts w:hint="eastAsia"/>
+          <w:rFonts w:hint="eastAsia" w:eastAsia="黑体"/>
         </w:rPr>
         <w:t xml:space="preserve">各元件管脚连接：功率管</w:t>
       </w:r>
       <w:r>
+        <w:rPr>
+          <w:rFonts w:eastAsia="黑体"/>
+        </w:rPr>
         <w:t xml:space="preserve"> Q1 </w:t>
       </w:r>
       <w:r>
         <w:rPr>
-          <w:rFonts w:hint="eastAsia"/>
+          <w:rFonts w:hint="eastAsia" w:eastAsia="黑体"/>
         </w:rPr>
         <w:t xml:space="preserve">串联在主充电通路中——集电极/漏极接输入电源节点</w:t>
       </w:r>
       <w:r>
+        <w:rPr>
+          <w:rFonts w:eastAsia="黑体"/>
+        </w:rPr>
         <w:t xml:space="preserve"> </w:t>
       </w:r>
       <w:r>
         <w:rPr>
-          <w:rFonts w:hint="eastAsia"/>
+          <w:rFonts w:hint="eastAsia" w:eastAsia="黑体"/>
         </w:rPr>
         <w:t xml:space="preserve">VIN、发射极/源极接充电节点</w:t>
       </w:r>
       <w:r>
+        <w:rPr>
+          <w:rFonts w:eastAsia="黑体"/>
+        </w:rPr>
         <w:t xml:space="preserve"> </w:t>
       </w:r>
       <w:r>
         <w:rPr>
-          <w:rFonts w:hint="eastAsia"/>
+          <w:rFonts w:hint="eastAsia" w:eastAsia="黑体"/>
         </w:rPr>
         <w:t xml:space="preserve">CHG、基极/栅极接</w:t>
       </w:r>
       <w:r>
+        <w:rPr>
+          <w:rFonts w:eastAsia="黑体"/>
+        </w:rPr>
         <w:t xml:space="preserve"> IC1 </w:t>
       </w:r>
       <w:r>
         <w:rPr>
-          <w:rFonts w:hint="eastAsia"/>
+          <w:rFonts w:hint="eastAsia" w:eastAsia="黑体"/>
         </w:rPr>
         <w:t xml:space="preserve">的驱动输出；充电节点</w:t>
       </w:r>
       <w:r>
+        <w:rPr>
+          <w:rFonts w:eastAsia="黑体"/>
+        </w:rPr>
         <w:t xml:space="preserve"> CHG </w:t>
       </w:r>
       <w:r>
         <w:rPr>
-          <w:rFonts w:hint="eastAsia"/>
+          <w:rFonts w:hint="eastAsia" w:eastAsia="黑体"/>
         </w:rPr>
         <w:t xml:space="preserve">接电池正端</w:t>
       </w:r>
       <w:r>
+        <w:rPr>
+          <w:rFonts w:eastAsia="黑体"/>
+        </w:rPr>
         <w:t xml:space="preserve"> </w:t>
       </w:r>
       <w:r>
         <w:rPr>
-          <w:rFonts w:hint="eastAsia"/>
+          <w:rFonts w:hint="eastAsia" w:eastAsia="黑体"/>
         </w:rPr>
         <w:t xml:space="preserve">B+。检流电阻</w:t>
       </w:r>
       <w:r>
+        <w:rPr>
+          <w:rFonts w:eastAsia="黑体"/>
+        </w:rPr>
         <w:t xml:space="preserve"> Rs </w:t>
       </w:r>
       <w:r>
         <w:rPr>
-          <w:rFonts w:hint="eastAsia"/>
+          <w:rFonts w:hint="eastAsia" w:eastAsia="黑体"/>
         </w:rPr>
         <w:t xml:space="preserve">串联在电池回路的低端（电池负极与</w:t>
       </w:r>
       <w:r>
+        <w:rPr>
+          <w:rFonts w:eastAsia="黑体"/>
+        </w:rPr>
         <w:t xml:space="preserve"> GND </w:t>
       </w:r>
       <w:r>
         <w:rPr>
-          <w:rFonts w:hint="eastAsia"/>
+          <w:rFonts w:hint="eastAsia" w:eastAsia="黑体"/>
         </w:rPr>
         <w:t xml:space="preserve">之间），其两端跨接</w:t>
       </w:r>
       <w:r>
+        <w:rPr>
+          <w:rFonts w:eastAsia="黑体"/>
+        </w:rPr>
         <w:t xml:space="preserve"> IC1 </w:t>
       </w:r>
       <w:r>
         <w:rPr>
-          <w:rFonts w:hint="eastAsia"/>
+          <w:rFonts w:hint="eastAsia" w:eastAsia="黑体"/>
         </w:rPr>
         <w:t xml:space="preserve">的电流检测脚，用以闭环恒定充电电流。充电管理</w:t>
       </w:r>
       <w:r>
+        <w:rPr>
+          <w:rFonts w:eastAsia="黑体"/>
+        </w:rPr>
         <w:t xml:space="preserve"> </w:t>
       </w:r>
       <w:r>
         <w:rPr>
-          <w:rFonts w:hint="eastAsia"/>
+          <w:rFonts w:hint="eastAsia" w:eastAsia="黑体"/>
         </w:rPr>
         <w:t xml:space="preserve">IC（IC1）的电源端接</w:t>
       </w:r>
       <w:r>
+        <w:rPr>
+          <w:rFonts w:eastAsia="黑体"/>
+        </w:rPr>
         <w:t xml:space="preserve"> </w:t>
       </w:r>
       <w:r>
         <w:rPr>
-          <w:rFonts w:hint="eastAsia"/>
+          <w:rFonts w:hint="eastAsia" w:eastAsia="黑体"/>
         </w:rPr>
         <w:t xml:space="preserve">VIN，电池电压采样脚接节点</w:t>
       </w:r>
       <w:r>
+        <w:rPr>
+          <w:rFonts w:eastAsia="黑体"/>
+        </w:rPr>
         <w:t xml:space="preserve"> </w:t>
       </w:r>
       <w:r>
         <w:rPr>
-          <w:rFonts w:hint="eastAsia"/>
+          <w:rFonts w:hint="eastAsia" w:eastAsia="黑体"/>
         </w:rPr>
         <w:t xml:space="preserve">B+（用于监测</w:t>
       </w:r>
       <w:r>
+        <w:rPr>
+          <w:rFonts w:eastAsia="黑体"/>
+        </w:rPr>
         <w:t xml:space="preserve"> -ΔV </w:t>
       </w:r>
       <w:r>
         <w:rPr>
-          <w:rFonts w:hint="eastAsia"/>
+          <w:rFonts w:hint="eastAsia" w:eastAsia="黑体"/>
         </w:rPr>
         <w:t xml:space="preserve">负增量），温度检测脚接热敏电阻（用于</w:t>
       </w:r>
       <w:r>
+        <w:rPr>
+          <w:rFonts w:eastAsia="黑体"/>
+        </w:rPr>
         <w:t xml:space="preserve"> ΔT/Δt </w:t>
       </w:r>
       <w:r>
         <w:rPr>
-          <w:rFonts w:hint="eastAsia"/>
+          <w:rFonts w:hint="eastAsia" w:eastAsia="黑体"/>
         </w:rPr>
         <w:t xml:space="preserve">温升判定），地端接</w:t>
       </w:r>
       <w:r>
+        <w:rPr>
+          <w:rFonts w:eastAsia="黑体"/>
+        </w:rPr>
         <w:t xml:space="preserve"> </w:t>
       </w:r>
       <w:r>
         <w:rPr>
-          <w:rFonts w:hint="eastAsia"/>
+          <w:rFonts w:hint="eastAsia" w:eastAsia="黑体"/>
         </w:rPr>
         <w:t xml:space="preserve">GND；电池</w:t>
       </w:r>
       <w:r>
+        <w:rPr>
+          <w:rFonts w:eastAsia="黑体"/>
+        </w:rPr>
         <w:t xml:space="preserve"> BAT </w:t>
       </w:r>
       <w:r>
         <w:rPr>
-          <w:rFonts w:hint="eastAsia"/>
+          <w:rFonts w:hint="eastAsia" w:eastAsia="黑体"/>
         </w:rPr>
         <w:t xml:space="preserve">正极接</w:t>
       </w:r>
       <w:r>
+        <w:rPr>
+          <w:rFonts w:eastAsia="黑体"/>
+        </w:rPr>
         <w:t xml:space="preserve"> </w:t>
       </w:r>
       <w:r>
         <w:rPr>
-          <w:rFonts w:hint="eastAsia"/>
+          <w:rFonts w:hint="eastAsia" w:eastAsia="黑体"/>
         </w:rPr>
         <w:t xml:space="preserve">B+、负极经</w:t>
       </w:r>
       <w:r>
+        <w:rPr>
+          <w:rFonts w:eastAsia="黑体"/>
+        </w:rPr>
         <w:t xml:space="preserve"> Rs </w:t>
       </w:r>
       <w:r>
         <w:rPr>
-          <w:rFonts w:hint="eastAsia"/>
+          <w:rFonts w:hint="eastAsia" w:eastAsia="黑体"/>
         </w:rPr>
         <w:t xml:space="preserve">接</w:t>
       </w:r>
       <w:r>
+        <w:rPr>
+          <w:rFonts w:eastAsia="黑体"/>
+        </w:rPr>
         <w:t xml:space="preserve"> GND。</w:t>
       </w:r>
     </w:p>
@@ -343,16 +436,19 @@
       <w:pPr/>
       <w:r>
         <w:rPr>
-          <w:rFonts w:hint="eastAsia"/>
+          <w:rFonts w:hint="eastAsia" w:eastAsia="黑体"/>
         </w:rPr>
         <w:t xml:space="preserve">组态上这是一个”恒流功率管</w:t>
       </w:r>
       <w:r>
+        <w:rPr>
+          <w:rFonts w:eastAsia="黑体"/>
+        </w:rPr>
         <w:t xml:space="preserve"> + </w:t>
       </w:r>
       <w:r>
         <w:rPr>
-          <w:rFonts w:hint="eastAsia"/>
+          <w:rFonts w:hint="eastAsia" w:eastAsia="黑体"/>
         </w:rPr>
         <w:t xml:space="preserve">-ΔV/温升检测充电控制器”的镍氢电池充电组态，以恒流充电并靠检测电池电压负增量与温升判断充满、及时终止，防止过充。</w:t>
       </w:r>
@@ -365,7 +461,7 @@
       </w:pPr>
       <w:r>
         <w:rPr>
-          <w:rFonts w:hint="eastAsia"/>
+          <w:rFonts w:hint="eastAsia" w:eastAsia="黑体"/>
         </w:rPr>
         <w:t xml:space="preserve">工作原理</w:t>
       </w:r>
@@ -376,16 +472,19 @@
       </w:pPr>
       <w:r>
         <w:rPr>
-          <w:rFonts w:hint="eastAsia"/>
+          <w:rFonts w:hint="eastAsia" w:eastAsia="黑体"/>
         </w:rPr>
         <w:t xml:space="preserve">以设定恒流对镍氢电池充电，接近充满时电池电压达到峰值后反而略有下降（-ΔV），同时温升加快；充电器检测到</w:t>
       </w:r>
       <w:r>
+        <w:rPr>
+          <w:rFonts w:eastAsia="黑体"/>
+        </w:rPr>
         <w:t xml:space="preserve"> -ΔV </w:t>
       </w:r>
       <w:r>
         <w:rPr>
-          <w:rFonts w:hint="eastAsia"/>
+          <w:rFonts w:hint="eastAsia" w:eastAsia="黑体"/>
         </w:rPr>
         <w:t xml:space="preserve">或温升速率超标即终止充电，防止过充。</w:t>
       </w:r>
@@ -398,7 +497,7 @@
       </w:pPr>
       <w:r>
         <w:rPr>
-          <w:rFonts w:hint="eastAsia"/>
+          <w:rFonts w:hint="eastAsia" w:eastAsia="黑体"/>
         </w:rPr>
         <w:t xml:space="preserve">关键计算公式</w:t>
       </w:r>
@@ -412,7 +511,7 @@
       </w:pPr>
       <w:r>
         <w:rPr>
-          <w:rFonts w:hint="eastAsia"/>
+          <w:rFonts w:hint="eastAsia" w:eastAsia="黑体"/>
         </w:rPr>
         <w:t xml:space="preserve">充电电流（以充电倍率表示，</w:t>
       </w:r>
@@ -422,11 +521,14 @@
         </m:r>
       </m:oMath>
       <w:r>
+        <w:rPr>
+          <w:rFonts w:eastAsia="黑体"/>
+        </w:rPr>
         <w:t xml:space="preserve"> </w:t>
       </w:r>
       <w:r>
         <w:rPr>
-          <w:rFonts w:hint="eastAsia"/>
+          <w:rFonts w:hint="eastAsia" w:eastAsia="黑体"/>
         </w:rPr>
         <w:t xml:space="preserve">为容量）：</w:t>
       </w:r>
@@ -513,7 +615,7 @@
       </w:pPr>
       <w:r>
         <w:rPr>
-          <w:rFonts w:hint="eastAsia"/>
+          <w:rFonts w:hint="eastAsia" w:eastAsia="黑体"/>
         </w:rPr>
         <w:t xml:space="preserve">充满判定：电压负增量</w:t>
       </w:r>
@@ -621,7 +723,7 @@
       </w:pPr>
       <w:r>
         <w:rPr>
-          <w:rFonts w:hint="eastAsia"/>
+          <w:rFonts w:hint="eastAsia" w:eastAsia="黑体"/>
         </w:rPr>
         <w:t xml:space="preserve">充电时间（恒流近似）：</w:t>
       </w:r>
@@ -739,7 +841,7 @@
             </w:pPr>
             <w:r>
               <w:rPr>
-                <w:rFonts w:hint="eastAsia"/>
+                <w:rFonts w:hint="eastAsia" w:eastAsia="黑体"/>
               </w:rPr>
               <w:t xml:space="preserve">符号</w:t>
             </w:r>
@@ -753,7 +855,7 @@
             </w:pPr>
             <w:r>
               <w:rPr>
-                <w:rFonts w:hint="eastAsia"/>
+                <w:rFonts w:hint="eastAsia" w:eastAsia="黑体"/>
               </w:rPr>
               <w:t xml:space="preserve">含义</w:t>
             </w:r>
@@ -767,7 +869,7 @@
             </w:pPr>
             <w:r>
               <w:rPr>
-                <w:rFonts w:hint="eastAsia"/>
+                <w:rFonts w:hint="eastAsia" w:eastAsia="黑体"/>
               </w:rPr>
               <w:t xml:space="preserve">单位</w:t>
             </w:r>
@@ -802,6 +904,9 @@
               </m:sSub>
             </m:oMath>
             <w:r>
+              <w:rPr>
+                <w:rFonts w:eastAsia="黑体"/>
+              </w:rPr>
               <w:t xml:space="preserve">​</w:t>
             </w:r>
           </w:p>
@@ -814,7 +919,7 @@
             </w:pPr>
             <w:r>
               <w:rPr>
-                <w:rFonts w:hint="eastAsia"/>
+                <w:rFonts w:hint="eastAsia" w:eastAsia="黑体"/>
               </w:rPr>
               <w:t xml:space="preserve">充电电流</w:t>
             </w:r>
@@ -827,6 +932,9 @@
               <w:pStyle w:val="Compact"/>
             </w:pPr>
             <w:r>
+              <w:rPr>
+                <w:rFonts w:eastAsia="黑体"/>
+              </w:rPr>
               <w:t xml:space="preserve">A</w:t>
             </w:r>
           </w:p>
@@ -860,6 +968,9 @@
               </m:sSub>
             </m:oMath>
             <w:r>
+              <w:rPr>
+                <w:rFonts w:eastAsia="黑体"/>
+              </w:rPr>
               <w:t xml:space="preserve">​</w:t>
             </w:r>
           </w:p>
@@ -872,7 +983,7 @@
             </w:pPr>
             <w:r>
               <w:rPr>
-                <w:rFonts w:hint="eastAsia"/>
+                <w:rFonts w:hint="eastAsia" w:eastAsia="黑体"/>
               </w:rPr>
               <w:t xml:space="preserve">电池容量</w:t>
             </w:r>
@@ -886,16 +997,19 @@
             </w:pPr>
             <w:r>
               <w:rPr>
-                <w:rFonts w:hint="eastAsia"/>
+                <w:rFonts w:hint="eastAsia" w:eastAsia="黑体"/>
               </w:rPr>
               <w:t xml:space="preserve">Ah（或</w:t>
             </w:r>
             <w:r>
+              <w:rPr>
+                <w:rFonts w:eastAsia="黑体"/>
+              </w:rPr>
               <w:t xml:space="preserve"> </w:t>
             </w:r>
             <w:r>
               <w:rPr>
-                <w:rFonts w:hint="eastAsia"/>
+                <w:rFonts w:hint="eastAsia" w:eastAsia="黑体"/>
               </w:rPr>
               <w:t xml:space="preserve">mAh）</w:t>
             </w:r>
@@ -924,6 +1038,9 @@
               </m:r>
             </m:oMath>
             <w:r>
+              <w:rPr>
+                <w:rFonts w:eastAsia="黑体"/>
+              </w:rPr>
               <w:t xml:space="preserve">​</w:t>
             </w:r>
           </w:p>
@@ -936,7 +1053,7 @@
             </w:pPr>
             <w:r>
               <w:rPr>
-                <w:rFonts w:hint="eastAsia"/>
+                <w:rFonts w:hint="eastAsia" w:eastAsia="黑体"/>
               </w:rPr>
               <w:t xml:space="preserve">充电倍率</w:t>
             </w:r>
@@ -949,6 +1066,9 @@
               <w:pStyle w:val="Compact"/>
             </w:pPr>
             <w:r>
+              <w:rPr>
+                <w:rFonts w:eastAsia="黑体"/>
+              </w:rPr>
               <w:t xml:space="preserve">s⁻¹</w:t>
             </w:r>
           </w:p>
@@ -985,6 +1105,9 @@
               </m:sSub>
             </m:oMath>
             <w:r>
+              <w:rPr>
+                <w:rFonts w:eastAsia="黑体"/>
+              </w:rPr>
               <w:t xml:space="preserve">​</w:t>
             </w:r>
           </w:p>
@@ -997,7 +1120,7 @@
             </w:pPr>
             <w:r>
               <w:rPr>
-                <w:rFonts w:hint="eastAsia"/>
+                <w:rFonts w:hint="eastAsia" w:eastAsia="黑体"/>
               </w:rPr>
               <w:t xml:space="preserve">峰值电压</w:t>
             </w:r>
@@ -1010,6 +1133,9 @@
               <w:pStyle w:val="Compact"/>
             </w:pPr>
             <w:r>
+              <w:rPr>
+                <w:rFonts w:eastAsia="黑体"/>
+              </w:rPr>
               <w:t xml:space="preserve">V</w:t>
             </w:r>
           </w:p>
@@ -1040,6 +1166,9 @@
               </m:sSub>
             </m:oMath>
             <w:r>
+              <w:rPr>
+                <w:rFonts w:eastAsia="黑体"/>
+              </w:rPr>
               <w:t xml:space="preserve">​</w:t>
             </w:r>
           </w:p>
@@ -1052,7 +1181,7 @@
             </w:pPr>
             <w:r>
               <w:rPr>
-                <w:rFonts w:hint="eastAsia"/>
+                <w:rFonts w:hint="eastAsia" w:eastAsia="黑体"/>
               </w:rPr>
               <w:t xml:space="preserve">负增量判定阈值</w:t>
             </w:r>
@@ -1065,6 +1194,9 @@
               <w:pStyle w:val="Compact"/>
             </w:pPr>
             <w:r>
+              <w:rPr>
+                <w:rFonts w:eastAsia="黑体"/>
+              </w:rPr>
               <w:t xml:space="preserve">V</w:t>
             </w:r>
           </w:p>
@@ -1098,6 +1230,9 @@
               </m:sSub>
             </m:oMath>
             <w:r>
+              <w:rPr>
+                <w:rFonts w:eastAsia="黑体"/>
+              </w:rPr>
               <w:t xml:space="preserve">​</w:t>
             </w:r>
           </w:p>
@@ -1110,7 +1245,7 @@
             </w:pPr>
             <w:r>
               <w:rPr>
-                <w:rFonts w:hint="eastAsia"/>
+                <w:rFonts w:hint="eastAsia" w:eastAsia="黑体"/>
               </w:rPr>
               <w:t xml:space="preserve">充电时间</w:t>
             </w:r>
@@ -1123,6 +1258,9 @@
               <w:pStyle w:val="Compact"/>
             </w:pPr>
             <w:r>
+              <w:rPr>
+                <w:rFonts w:eastAsia="黑体"/>
+              </w:rPr>
               <w:t xml:space="preserve">s</w:t>
             </w:r>
           </w:p>
@@ -1137,7 +1275,7 @@
       </w:pPr>
       <w:r>
         <w:rPr>
-          <w:rFonts w:hint="eastAsia"/>
+          <w:rFonts w:hint="eastAsia" w:eastAsia="黑体"/>
         </w:rPr>
         <w:t xml:space="preserve">元件调整影响</w:t>
       </w:r>
@@ -1152,16 +1290,19 @@
       </w:pPr>
       <w:r>
         <w:rPr>
-          <w:rFonts w:hint="eastAsia"/>
+          <w:rFonts w:hint="eastAsia" w:eastAsia="黑体"/>
         </w:rPr>
         <w:t xml:space="preserve">充电电流倍率越高</w:t>
       </w:r>
       <w:r>
+        <w:rPr>
+          <w:rFonts w:eastAsia="黑体"/>
+        </w:rPr>
         <w:t xml:space="preserve"> → </w:t>
       </w:r>
       <w:r>
         <w:rPr>
-          <w:rFonts w:hint="eastAsia"/>
+          <w:rFonts w:hint="eastAsia" w:eastAsia="黑体"/>
         </w:rPr>
         <w:t xml:space="preserve">充电越快，但发热与过充风险增大。</w:t>
       </w:r>
@@ -1175,20 +1316,26 @@
         </w:numPr>
       </w:pPr>
       <w:r>
+        <w:rPr>
+          <w:rFonts w:eastAsia="黑体"/>
+        </w:rPr>
         <w:t xml:space="preserve">-ΔV </w:t>
       </w:r>
       <w:r>
         <w:rPr>
-          <w:rFonts w:hint="eastAsia"/>
+          <w:rFonts w:hint="eastAsia" w:eastAsia="黑体"/>
         </w:rPr>
         <w:t xml:space="preserve">阈值设得越小</w:t>
       </w:r>
       <w:r>
+        <w:rPr>
+          <w:rFonts w:eastAsia="黑体"/>
+        </w:rPr>
         <w:t xml:space="preserve"> → </w:t>
       </w:r>
       <w:r>
         <w:rPr>
-          <w:rFonts w:hint="eastAsia"/>
+          <w:rFonts w:hint="eastAsia" w:eastAsia="黑体"/>
         </w:rPr>
         <w:t xml:space="preserve">判定越灵敏，容易过早终止（误判）。</w:t>
       </w:r>
@@ -1203,16 +1350,19 @@
       </w:pPr>
       <w:r>
         <w:rPr>
-          <w:rFonts w:hint="eastAsia"/>
+          <w:rFonts w:hint="eastAsia" w:eastAsia="黑体"/>
         </w:rPr>
         <w:t xml:space="preserve">温度梯度（ΔT/Δt）阈值越小</w:t>
       </w:r>
       <w:r>
+        <w:rPr>
+          <w:rFonts w:eastAsia="黑体"/>
+        </w:rPr>
         <w:t xml:space="preserve"> → </w:t>
       </w:r>
       <w:r>
         <w:rPr>
-          <w:rFonts w:hint="eastAsia"/>
+          <w:rFonts w:hint="eastAsia" w:eastAsia="黑体"/>
         </w:rPr>
         <w:t xml:space="preserve">越早依靠温升终止充电。</w:t>
       </w:r>
@@ -1227,16 +1377,19 @@
       </w:pPr>
       <w:r>
         <w:rPr>
-          <w:rFonts w:hint="eastAsia"/>
+          <w:rFonts w:hint="eastAsia" w:eastAsia="黑体"/>
         </w:rPr>
         <w:t xml:space="preserve">电流设定电阻增大</w:t>
       </w:r>
       <w:r>
+        <w:rPr>
+          <w:rFonts w:eastAsia="黑体"/>
+        </w:rPr>
         <w:t xml:space="preserve"> → </w:t>
       </w:r>
       <w:r>
         <w:rPr>
-          <w:rFonts w:hint="eastAsia"/>
+          <w:rFonts w:hint="eastAsia" w:eastAsia="黑体"/>
         </w:rPr>
         <w:t xml:space="preserve">充电电流减小，充电时间变长。</w:t>
       </w:r>
@@ -1249,7 +1402,7 @@
       </w:pPr>
       <w:r>
         <w:rPr>
-          <w:rFonts w:hint="eastAsia"/>
+          <w:rFonts w:hint="eastAsia" w:eastAsia="黑体"/>
         </w:rPr>
         <w:t xml:space="preserve">典型参数示例</w:t>
       </w:r>
@@ -1264,11 +1417,14 @@
       </w:pPr>
       <w:r>
         <w:rPr>
-          <w:rFonts w:hint="eastAsia"/>
+          <w:rFonts w:hint="eastAsia" w:eastAsia="黑体"/>
         </w:rPr>
         <w:t xml:space="preserve">容量</w:t>
       </w:r>
       <w:r>
+        <w:rPr>
+          <w:rFonts w:eastAsia="黑体"/>
+        </w:rPr>
         <w:t xml:space="preserve"> </w:t>
       </w:r>
       <m:oMath>
@@ -1312,16 +1468,19 @@
       </m:oMath>
       <w:r>
         <w:rPr>
-          <w:rFonts w:hint="eastAsia"/>
+          <w:rFonts w:hint="eastAsia" w:eastAsia="黑体"/>
         </w:rPr>
         <w:t xml:space="preserve">、以</w:t>
       </w:r>
       <w:r>
+        <w:rPr>
+          <w:rFonts w:eastAsia="黑体"/>
+        </w:rPr>
         <w:t xml:space="preserve"> 0.5C </w:t>
       </w:r>
       <w:r>
         <w:rPr>
-          <w:rFonts w:hint="eastAsia"/>
+          <w:rFonts w:hint="eastAsia" w:eastAsia="黑体"/>
         </w:rPr>
         <w:t xml:space="preserve">充电：</w:t>
       </w:r>
@@ -1383,6 +1542,9 @@
         </m:r>
       </m:oMath>
       <w:r>
+        <w:rPr>
+          <w:rFonts w:eastAsia="黑体"/>
+        </w:rPr>
         <w:t xml:space="preserve">。</w:t>
       </w:r>
     </w:p>
@@ -1396,11 +1558,14 @@
       </w:pPr>
       <w:r>
         <w:rPr>
-          <w:rFonts w:hint="eastAsia"/>
+          <w:rFonts w:hint="eastAsia" w:eastAsia="黑体"/>
         </w:rPr>
         <w:t xml:space="preserve">恒流</w:t>
       </w:r>
       <w:r>
+        <w:rPr>
+          <w:rFonts w:eastAsia="黑体"/>
+        </w:rPr>
         <w:t xml:space="preserve"> </w:t>
       </w:r>
       <m:oMath>
@@ -1443,20 +1608,26 @@
         </m:r>
       </m:oMath>
       <w:r>
+        <w:rPr>
+          <w:rFonts w:eastAsia="黑体"/>
+        </w:rPr>
         <w:t xml:space="preserve"> </w:t>
       </w:r>
       <w:r>
         <w:rPr>
-          <w:rFonts w:hint="eastAsia"/>
+          <w:rFonts w:hint="eastAsia" w:eastAsia="黑体"/>
         </w:rPr>
         <w:t xml:space="preserve">对</w:t>
       </w:r>
       <w:r>
+        <w:rPr>
+          <w:rFonts w:eastAsia="黑体"/>
+        </w:rPr>
         <w:t xml:space="preserve"> 2000 mAh </w:t>
       </w:r>
       <w:r>
         <w:rPr>
-          <w:rFonts w:hint="eastAsia"/>
+          <w:rFonts w:hint="eastAsia" w:eastAsia="黑体"/>
         </w:rPr>
         <w:t xml:space="preserve">电池充电：</w:t>
       </w:r>
@@ -1542,7 +1713,7 @@
       </m:oMath>
       <w:r>
         <w:rPr>
-          <w:rFonts w:hint="eastAsia"/>
+          <w:rFonts w:hint="eastAsia" w:eastAsia="黑体"/>
         </w:rPr>
         <w:t xml:space="preserve">（未计效率）。</w:t>
       </w:r>
@@ -1556,15 +1727,21 @@
         </w:numPr>
       </w:pPr>
       <w:r>
+        <w:rPr>
+          <w:rFonts w:eastAsia="黑体"/>
+        </w:rPr>
         <w:t xml:space="preserve">-ΔV </w:t>
       </w:r>
       <w:r>
         <w:rPr>
-          <w:rFonts w:hint="eastAsia"/>
+          <w:rFonts w:hint="eastAsia" w:eastAsia="黑体"/>
         </w:rPr>
         <w:t xml:space="preserve">判定：峰值后电压回落</w:t>
       </w:r>
       <w:r>
+        <w:rPr>
+          <w:rFonts w:eastAsia="黑体"/>
+        </w:rPr>
         <w:t xml:space="preserve"> </w:t>
       </w:r>
       <m:oMath>
@@ -1598,11 +1775,14 @@
         </m:r>
       </m:oMath>
       <w:r>
+        <w:rPr>
+          <w:rFonts w:eastAsia="黑体"/>
+        </w:rPr>
         <w:t xml:space="preserve"> </w:t>
       </w:r>
       <w:r>
         <w:rPr>
-          <w:rFonts w:hint="eastAsia"/>
+          <w:rFonts w:hint="eastAsia" w:eastAsia="黑体"/>
         </w:rPr>
         <w:t xml:space="preserve">即终止。</w:t>
       </w:r>
@@ -1615,7 +1795,7 @@
       </w:pPr>
       <w:r>
         <w:rPr>
-          <w:rFonts w:hint="eastAsia"/>
+          <w:rFonts w:hint="eastAsia" w:eastAsia="黑体"/>
         </w:rPr>
         <w:t xml:space="preserve">常见器件型号</w:t>
       </w:r>
@@ -1630,16 +1810,19 @@
       </w:pPr>
       <w:r>
         <w:rPr>
-          <w:rFonts w:hint="eastAsia"/>
+          <w:rFonts w:hint="eastAsia" w:eastAsia="黑体"/>
         </w:rPr>
         <w:t xml:space="preserve">充电管理</w:t>
       </w:r>
       <w:r>
+        <w:rPr>
+          <w:rFonts w:eastAsia="黑体"/>
+        </w:rPr>
         <w:t xml:space="preserve"> </w:t>
       </w:r>
       <w:r>
         <w:rPr>
-          <w:rFonts w:hint="eastAsia"/>
+          <w:rFonts w:hint="eastAsia" w:eastAsia="黑体"/>
         </w:rPr>
         <w:t xml:space="preserve">IC：MAX712、MAX713、BQ2002。</w:t>
       </w:r>
@@ -1654,7 +1837,7 @@
       </w:pPr>
       <w:r>
         <w:rPr>
-          <w:rFonts w:hint="eastAsia"/>
+          <w:rFonts w:hint="eastAsia" w:eastAsia="黑体"/>
         </w:rPr>
         <w:t xml:space="preserve">功率管：IRLML2502、AO3400。</w:t>
       </w:r>
@@ -1669,7 +1852,7 @@
       </w:pPr>
       <w:r>
         <w:rPr>
-          <w:rFonts w:hint="eastAsia"/>
+          <w:rFonts w:hint="eastAsia" w:eastAsia="黑体"/>
         </w:rPr>
         <w:t xml:space="preserve">检流电阻：合金采样电阻。</w:t>
       </w:r>
@@ -1682,7 +1865,7 @@
       </w:pPr>
       <w:r>
         <w:rPr>
-          <w:rFonts w:hint="eastAsia"/>
+          <w:rFonts w:hint="eastAsia" w:eastAsia="黑体"/>
         </w:rPr>
         <w:t xml:space="preserve">注意事项</w:t>
       </w:r>
@@ -1697,16 +1880,19 @@
       </w:pPr>
       <w:r>
         <w:rPr>
-          <w:rFonts w:hint="eastAsia"/>
+          <w:rFonts w:hint="eastAsia" w:eastAsia="黑体"/>
         </w:rPr>
         <w:t xml:space="preserve">快速充电必须结合</w:t>
       </w:r>
       <w:r>
+        <w:rPr>
+          <w:rFonts w:eastAsia="黑体"/>
+        </w:rPr>
         <w:t xml:space="preserve"> -ΔV </w:t>
       </w:r>
       <w:r>
         <w:rPr>
-          <w:rFonts w:hint="eastAsia"/>
+          <w:rFonts w:hint="eastAsia" w:eastAsia="黑体"/>
         </w:rPr>
         <w:t xml:space="preserve">与温升检测联合判定，单靠定时不可靠。</w:t>
       </w:r>
@@ -1721,7 +1907,7 @@
       </w:pPr>
       <w:r>
         <w:rPr>
-          <w:rFonts w:hint="eastAsia"/>
+          <w:rFonts w:hint="eastAsia" w:eastAsia="黑体"/>
         </w:rPr>
         <w:t xml:space="preserve">镍氢电池充满后继续充电会严重发热并损伤电池，务必可靠终止。</w:t>
       </w:r>
@@ -1736,7 +1922,7 @@
       </w:pPr>
       <w:r>
         <w:rPr>
-          <w:rFonts w:hint="eastAsia"/>
+          <w:rFonts w:hint="eastAsia" w:eastAsia="黑体"/>
         </w:rPr>
         <w:t xml:space="preserve">快充（&gt;1C）需温度保护，避免热失控。</w:t>
       </w:r>
@@ -1751,7 +1937,7 @@
       </w:pPr>
       <w:r>
         <w:rPr>
-          <w:rFonts w:hint="eastAsia"/>
+          <w:rFonts w:hint="eastAsia" w:eastAsia="黑体"/>
         </w:rPr>
         <w:t xml:space="preserve">电池极性接反或缺电池时应有相应保护。</w:t>
       </w:r>
@@ -1764,7 +1950,7 @@
       </w:pPr>
       <w:r>
         <w:rPr>
-          <w:rFonts w:hint="eastAsia"/>
+          <w:rFonts w:hint="eastAsia" w:eastAsia="黑体"/>
         </w:rPr>
         <w:t xml:space="preserve">参考资料</w:t>
       </w:r>
@@ -1778,6 +1964,9 @@
         </w:numPr>
       </w:pPr>
       <w:r>
+        <w:rPr>
+          <w:rFonts w:eastAsia="黑体"/>
+        </w:rPr>
         <w:t xml:space="preserve">Wikipedia: Nickel–metal hydride battery。</w:t>
       </w:r>
     </w:p>
@@ -1790,11 +1979,14 @@
         </w:numPr>
       </w:pPr>
       <w:r>
+        <w:rPr>
+          <w:rFonts w:eastAsia="黑体"/>
+        </w:rPr>
         <w:t xml:space="preserve">Maxim(ADI) MAX712/MAX713 </w:t>
       </w:r>
       <w:r>
         <w:rPr>
-          <w:rFonts w:hint="eastAsia"/>
+          <w:rFonts w:hint="eastAsia" w:eastAsia="黑体"/>
         </w:rPr>
         <w:t xml:space="preserve">数据手册。</w:t>
       </w:r>
@@ -1808,15 +2000,21 @@
         </w:numPr>
       </w:pPr>
       <w:r>
+        <w:rPr>
+          <w:rFonts w:eastAsia="黑体"/>
+        </w:rPr>
         <w:t xml:space="preserve">TI </w:t>
       </w:r>
       <w:r>
         <w:rPr>
-          <w:rFonts w:hint="eastAsia"/>
+          <w:rFonts w:hint="eastAsia" w:eastAsia="黑体"/>
         </w:rPr>
         <w:t xml:space="preserve">产品页</w:t>
       </w:r>
       <w:r>
+        <w:rPr>
+          <w:rFonts w:eastAsia="黑体"/>
+        </w:rPr>
         <w:t xml:space="preserve"> BQ2002。</w:t>
       </w:r>
     </w:p>
@@ -1829,11 +2027,11 @@
       </w:pPr>
       <w:r>
         <w:rPr>
-          <w:rFonts w:ascii="Times New Roman" w:hAnsi="Times New Roman"/>
+          <w:rFonts w:ascii="Times New Roman" w:hAnsi="Times New Roman" w:eastAsia="黑体"/>
           <w:color w:val="555555"/>
           <w:sz w:val="21"/>
         </w:rPr>
-        <w:t>材料收集者：杜文杰</w:t>
+        <w:t>材料收集者：杜文杰，WX手机：19519196569，QQ:3478827729</w:t>
       </w:r>
     </w:p>
     <w:sectPr>
@@ -1853,7 +2051,7 @@
 </file>
 
 <file path=word/footer1.xml><?xml version="1.0" encoding="utf-8"?>
-<w:ftr xmlns:m="http://schemas.openxmlformats.org/officeDocument/2006/math" xmlns:mc="http://schemas.openxmlformats.org/markup-compatibility/2006" xmlns:mo="http://schemas.microsoft.com/office/mac/office/2008/main" xmlns:mv="urn:schemas-microsoft-com:mac:vml" xmlns:o="urn:schemas-microsoft-com:office:office" xmlns:r="http://schemas.openxmlformats.org/officeDocument/2006/relationships" xmlns:v="urn:schemas-microsoft-com:vml" xmlns:w10="urn:schemas-microsoft-com:office:word" xmlns:w14="http://schemas.microsoft.com/office/word/2010/wordml" xmlns:w="http://schemas.openxmlformats.org/wordprocessingml/2006/main" xmlns:wne="http://schemas.microsoft.com/office/word/2006/wordml" xmlns:wp14="http://schemas.microsoft.com/office/word/2010/wordprocessingDrawing" xmlns:wp="http://schemas.openxmlformats.org/drawingml/2006/wordprocessingDrawing" xmlns:wpc="http://schemas.microsoft.com/office/word/2010/wordprocessingCanvas" xmlns:wpg="http://schemas.microsoft.com/office/word/2010/wordprocessingGroup" xmlns:wpi="http://schemas.microsoft.com/office/word/2010/wordprocessingInk" xmlns:wps="http://schemas.microsoft.com/office/word/2010/wordprocessingShape" mc:Ignorable="w14 wp14">
+<w:ftr xmlns:mc="http://schemas.openxmlformats.org/markup-compatibility/2006" xmlns:w="http://schemas.openxmlformats.org/wordprocessingml/2006/main" xmlns:m="http://schemas.openxmlformats.org/officeDocument/2006/math" xmlns:mo="http://schemas.microsoft.com/office/mac/office/2008/main" xmlns:mv="urn:schemas-microsoft-com:mac:vml" xmlns:o="urn:schemas-microsoft-com:office:office" xmlns:r="http://schemas.openxmlformats.org/officeDocument/2006/relationships" xmlns:v="urn:schemas-microsoft-com:vml" xmlns:w10="urn:schemas-microsoft-com:office:word" xmlns:w14="http://schemas.microsoft.com/office/word/2010/wordml" xmlns:wne="http://schemas.microsoft.com/office/word/2006/wordml" xmlns:wp14="http://schemas.microsoft.com/office/word/2010/wordprocessingDrawing" xmlns:wp="http://schemas.openxmlformats.org/drawingml/2006/wordprocessingDrawing" xmlns:wpc="http://schemas.microsoft.com/office/word/2010/wordprocessingCanvas" xmlns:wpg="http://schemas.microsoft.com/office/word/2010/wordprocessingGroup" xmlns:wpi="http://schemas.microsoft.com/office/word/2010/wordprocessingInk" xmlns:wps="http://schemas.microsoft.com/office/word/2010/wordprocessingShape" mc:Ignorable="w14 wp14">
   <w:p>
     <w:pPr>
       <w:pStyle w:val="Footer"/>
@@ -1861,12 +2059,14 @@
     </w:pPr>
     <w:r>
       <w:rPr>
+        <w:rFonts w:eastAsia="黑体"/>
         <w:sz w:val="18"/>
       </w:rPr>
       <w:t xml:space="preserve">第 </w:t>
     </w:r>
     <w:r>
       <w:rPr>
+        <w:rFonts w:eastAsia="黑体"/>
         <w:sz w:val="18"/>
       </w:rPr>
       <w:fldChar w:fldCharType="begin"/>
@@ -1875,6 +2075,7 @@
     </w:r>
     <w:r>
       <w:rPr>
+        <w:rFonts w:eastAsia="黑体"/>
         <w:sz w:val="18"/>
       </w:rPr>
       <w:t xml:space="preserve"> 页</w:t>
@@ -1888,6 +2089,9 @@
   <w:footnote w:type="continuationSeparator" w:id="0">
     <w:p>
       <w:r>
+        <w:rPr>
+          <w:rFonts w:eastAsia="黑体"/>
+        </w:rPr>
         <w:continuationSeparator/>
       </w:r>
     </w:p>
@@ -1895,6 +2099,9 @@
   <w:footnote w:type="separator" w:id="-1">
     <w:p>
       <w:r>
+        <w:rPr>
+          <w:rFonts w:eastAsia="黑体"/>
+        </w:rPr>
         <w:separator/>
       </w:r>
     </w:p>
@@ -1903,7 +2110,7 @@
 </file>
 
 <file path=word/header1.xml><?xml version="1.0" encoding="utf-8"?>
-<w:hdr xmlns:m="http://schemas.openxmlformats.org/officeDocument/2006/math" xmlns:mc="http://schemas.openxmlformats.org/markup-compatibility/2006" xmlns:mo="http://schemas.microsoft.com/office/mac/office/2008/main" xmlns:mv="urn:schemas-microsoft-com:mac:vml" xmlns:o="urn:schemas-microsoft-com:office:office" xmlns:r="http://schemas.openxmlformats.org/officeDocument/2006/relationships" xmlns:v="urn:schemas-microsoft-com:vml" xmlns:w10="urn:schemas-microsoft-com:office:word" xmlns:w14="http://schemas.microsoft.com/office/word/2010/wordml" xmlns:w="http://schemas.openxmlformats.org/wordprocessingml/2006/main" xmlns:wne="http://schemas.microsoft.com/office/word/2006/wordml" xmlns:wp14="http://schemas.microsoft.com/office/word/2010/wordprocessingDrawing" xmlns:wp="http://schemas.openxmlformats.org/drawingml/2006/wordprocessingDrawing" xmlns:wpc="http://schemas.microsoft.com/office/word/2010/wordprocessingCanvas" xmlns:wpg="http://schemas.microsoft.com/office/word/2010/wordprocessingGroup" xmlns:wpi="http://schemas.microsoft.com/office/word/2010/wordprocessingInk" xmlns:wps="http://schemas.microsoft.com/office/word/2010/wordprocessingShape" mc:Ignorable="w14 wp14">
+<w:hdr xmlns:mc="http://schemas.openxmlformats.org/markup-compatibility/2006" xmlns:w="http://schemas.openxmlformats.org/wordprocessingml/2006/main" xmlns:m="http://schemas.openxmlformats.org/officeDocument/2006/math" xmlns:mo="http://schemas.microsoft.com/office/mac/office/2008/main" xmlns:mv="urn:schemas-microsoft-com:mac:vml" xmlns:o="urn:schemas-microsoft-com:office:office" xmlns:r="http://schemas.openxmlformats.org/officeDocument/2006/relationships" xmlns:v="urn:schemas-microsoft-com:vml" xmlns:w10="urn:schemas-microsoft-com:office:word" xmlns:w14="http://schemas.microsoft.com/office/word/2010/wordml" xmlns:wne="http://schemas.microsoft.com/office/word/2006/wordml" xmlns:wp14="http://schemas.microsoft.com/office/word/2010/wordprocessingDrawing" xmlns:wp="http://schemas.openxmlformats.org/drawingml/2006/wordprocessingDrawing" xmlns:wpc="http://schemas.microsoft.com/office/word/2010/wordprocessingCanvas" xmlns:wpg="http://schemas.microsoft.com/office/word/2010/wordprocessingGroup" xmlns:wpi="http://schemas.microsoft.com/office/word/2010/wordprocessingInk" xmlns:wps="http://schemas.microsoft.com/office/word/2010/wordprocessingShape" mc:Ignorable="w14 wp14">
   <w:p>
     <w:pPr>
       <w:pStyle w:val="Header"/>
@@ -1911,7 +2118,7 @@
     </w:pPr>
     <w:r>
       <w:rPr>
-        <w:rFonts w:ascii="Times New Roman" w:hAnsi="Times New Roman"/>
+        <w:rFonts w:ascii="Times New Roman" w:hAnsi="Times New Roman" w:eastAsia="黑体"/>
         <w:sz w:val="18"/>
         <w:rFonts w:eastAsia="黑体"/>
         <w:rFonts w:eastAsia="黑体"/>
@@ -1923,7 +2130,7 @@
 </file>
 
 <file path=word/numbering.xml><?xml version="1.0" encoding="utf-8"?>
-<w:numbering xmlns:m="http://schemas.openxmlformats.org/officeDocument/2006/math" xmlns:mc="http://schemas.openxmlformats.org/markup-compatibility/2006" xmlns:mo="http://schemas.microsoft.com/office/mac/office/2008/main" xmlns:mv="urn:schemas-microsoft-com:mac:vml" xmlns:o="urn:schemas-microsoft-com:office:office" xmlns:r="http://schemas.openxmlformats.org/officeDocument/2006/relationships" xmlns:v="urn:schemas-microsoft-com:vml" xmlns:w="http://schemas.openxmlformats.org/wordprocessingml/2006/main" xmlns:w10="urn:schemas-microsoft-com:office:word" xmlns:w14="http://schemas.microsoft.com/office/word/2010/wordml" xmlns:wne="http://schemas.microsoft.com/office/word/2006/wordml" xmlns:wp="http://schemas.openxmlformats.org/drawingml/2006/wordprocessingDrawing" xmlns:wp14="http://schemas.microsoft.com/office/word/2010/wordprocessingDrawing" xmlns:wpc="http://schemas.microsoft.com/office/word/2010/wordprocessingCanvas" xmlns:wpg="http://schemas.microsoft.com/office/word/2010/wordprocessingGroup" xmlns:wpi="http://schemas.microsoft.com/office/word/2010/wordprocessingInk" xmlns:wps="http://schemas.microsoft.com/office/word/2010/wordprocessingShape" mc:Ignorable="w14 wp14">
+<w:numbering xmlns:mc="http://schemas.openxmlformats.org/markup-compatibility/2006" xmlns:w="http://schemas.openxmlformats.org/wordprocessingml/2006/main" xmlns:m="http://schemas.openxmlformats.org/officeDocument/2006/math" xmlns:mo="http://schemas.microsoft.com/office/mac/office/2008/main" xmlns:mv="urn:schemas-microsoft-com:mac:vml" xmlns:o="urn:schemas-microsoft-com:office:office" xmlns:r="http://schemas.openxmlformats.org/officeDocument/2006/relationships" xmlns:v="urn:schemas-microsoft-com:vml" xmlns:w10="urn:schemas-microsoft-com:office:word" xmlns:w14="http://schemas.microsoft.com/office/word/2010/wordml" xmlns:wne="http://schemas.microsoft.com/office/word/2006/wordml" xmlns:wp="http://schemas.openxmlformats.org/drawingml/2006/wordprocessingDrawing" xmlns:wp14="http://schemas.microsoft.com/office/word/2010/wordprocessingDrawing" xmlns:wpc="http://schemas.microsoft.com/office/word/2010/wordprocessingCanvas" xmlns:wpg="http://schemas.microsoft.com/office/word/2010/wordprocessingGroup" xmlns:wpi="http://schemas.microsoft.com/office/word/2010/wordprocessingInk" xmlns:wps="http://schemas.microsoft.com/office/word/2010/wordprocessingShape" mc:Ignorable="w14 wp14">
   <w:abstractNum w:abstractNumId="0">
     <w:nsid w:val="FFFFFF7C"/>
     <w:multiLevelType w:val="singleLevel"/>
@@ -2010,7 +2217,7 @@
         <w:ind w:hanging="360" w:left="1440"/>
       </w:pPr>
       <w:rPr>
-        <w:rFonts w:ascii="Symbol" w:hAnsi="Symbol" w:hint="default"/>
+        <w:rFonts w:ascii="Symbol" w:hAnsi="Symbol" w:hint="default" w:eastAsia="黑体"/>
       </w:rPr>
     </w:lvl>
   </w:abstractNum>
@@ -2031,7 +2238,7 @@
         <w:ind w:hanging="360" w:left="1080"/>
       </w:pPr>
       <w:rPr>
-        <w:rFonts w:ascii="Symbol" w:hAnsi="Symbol" w:hint="default"/>
+        <w:rFonts w:ascii="Symbol" w:hAnsi="Symbol" w:hint="default" w:eastAsia="黑体"/>
       </w:rPr>
     </w:lvl>
   </w:abstractNum>
@@ -2052,7 +2259,7 @@
         <w:ind w:hanging="360" w:left="720"/>
       </w:pPr>
       <w:rPr>
-        <w:rFonts w:ascii="Symbol" w:hAnsi="Symbol" w:hint="default"/>
+        <w:rFonts w:ascii="Symbol" w:hAnsi="Symbol" w:hint="default" w:eastAsia="黑体"/>
       </w:rPr>
     </w:lvl>
   </w:abstractNum>
@@ -2091,7 +2298,7 @@
         <w:ind w:hanging="360" w:left="360"/>
       </w:pPr>
       <w:rPr>
-        <w:rFonts w:ascii="Symbol" w:hAnsi="Symbol" w:hint="default"/>
+        <w:rFonts w:ascii="Symbol" w:hAnsi="Symbol" w:hint="default" w:eastAsia="黑体"/>
       </w:rPr>
     </w:lvl>
   </w:abstractNum>
@@ -2182,7 +2389,7 @@
         <w:ind w:left="720" w:hanging="360"/>
       </w:pPr>
       <w:rPr>
-        <w:rFonts w:ascii="Symbol" w:hAnsi="Symbol" w:cs="Symbol" w:hint="default"/>
+        <w:rFonts w:ascii="Symbol" w:hAnsi="Symbol" w:cs="Symbol" w:hint="default" w:eastAsia="黑体"/>
       </w:rPr>
     </w:lvl>
     <w:lvl w:ilvl="1">
@@ -2193,7 +2400,7 @@
         <w:ind w:left="1440" w:hanging="360"/>
       </w:pPr>
       <w:rPr>
-        <w:rFonts w:ascii="Courier New" w:hAnsi="Courier New" w:cs="Courier New" w:hint="default"/>
+        <w:rFonts w:ascii="Courier New" w:hAnsi="Courier New" w:cs="Courier New" w:hint="default" w:eastAsia="黑体"/>
       </w:rPr>
     </w:lvl>
     <w:lvl w:ilvl="2">
@@ -2204,7 +2411,7 @@
         <w:ind w:left="2160" w:hanging="360"/>
       </w:pPr>
       <w:rPr>
-        <w:rFonts w:ascii="Wingdings" w:hAnsi="Wingdings" w:cs="Wingdings" w:hint="default"/>
+        <w:rFonts w:ascii="Wingdings" w:hAnsi="Wingdings" w:cs="Wingdings" w:hint="default" w:eastAsia="黑体"/>
       </w:rPr>
     </w:lvl>
     <w:lvl w:ilvl="3">
@@ -2215,7 +2422,7 @@
         <w:ind w:left="2880" w:hanging="360"/>
       </w:pPr>
       <w:rPr>
-        <w:rFonts w:ascii="Symbol" w:hAnsi="Symbol" w:cs="Symbol" w:hint="default"/>
+        <w:rFonts w:ascii="Symbol" w:hAnsi="Symbol" w:cs="Symbol" w:hint="default" w:eastAsia="黑体"/>
       </w:rPr>
     </w:lvl>
     <w:lvl w:ilvl="4">
@@ -2226,7 +2433,7 @@
         <w:ind w:left="3600" w:hanging="360"/>
       </w:pPr>
       <w:rPr>
-        <w:rFonts w:ascii="Courier New" w:hAnsi="Courier New" w:cs="Courier New" w:hint="default"/>
+        <w:rFonts w:ascii="Courier New" w:hAnsi="Courier New" w:cs="Courier New" w:hint="default" w:eastAsia="黑体"/>
       </w:rPr>
     </w:lvl>
     <w:lvl w:ilvl="5">
@@ -2237,7 +2444,7 @@
         <w:ind w:left="4320" w:hanging="360"/>
       </w:pPr>
       <w:rPr>
-        <w:rFonts w:ascii="Wingdings" w:hAnsi="Wingdings" w:cs="Wingdings" w:hint="default"/>
+        <w:rFonts w:ascii="Wingdings" w:hAnsi="Wingdings" w:cs="Wingdings" w:hint="default" w:eastAsia="黑体"/>
       </w:rPr>
     </w:lvl>
     <w:lvl w:ilvl="6">
@@ -2248,7 +2455,7 @@
         <w:ind w:left="5040" w:hanging="360"/>
       </w:pPr>
       <w:rPr>
-        <w:rFonts w:ascii="Symbol" w:hAnsi="Symbol" w:cs="Symbol" w:hint="default"/>
+        <w:rFonts w:ascii="Symbol" w:hAnsi="Symbol" w:cs="Symbol" w:hint="default" w:eastAsia="黑体"/>
       </w:rPr>
     </w:lvl>
     <w:lvl w:ilvl="7">
@@ -2259,7 +2466,7 @@
         <w:ind w:left="5760" w:hanging="360"/>
       </w:pPr>
       <w:rPr>
-        <w:rFonts w:ascii="Courier New" w:hAnsi="Courier New" w:cs="Courier New" w:hint="default"/>
+        <w:rFonts w:ascii="Courier New" w:hAnsi="Courier New" w:cs="Courier New" w:hint="default" w:eastAsia="黑体"/>
       </w:rPr>
     </w:lvl>
     <w:lvl w:ilvl="8">
@@ -2270,7 +2477,7 @@
         <w:ind w:left="6480" w:hanging="360"/>
       </w:pPr>
       <w:rPr>
-        <w:rFonts w:ascii="Wingdings" w:hAnsi="Wingdings" w:cs="Wingdings" w:hint="default"/>
+        <w:rFonts w:ascii="Wingdings" w:hAnsi="Wingdings" w:cs="Wingdings" w:hint="default" w:eastAsia="黑体"/>
       </w:rPr>
     </w:lvl>
   </w:abstractNum>
@@ -2326,11 +2533,11 @@
 </file>
 
 <file path=word/styles.xml><?xml version="1.0" encoding="utf-8"?>
-<w:styles xmlns:mc="http://schemas.openxmlformats.org/markup-compatibility/2006" xmlns:r="http://schemas.openxmlformats.org/officeDocument/2006/relationships" xmlns:w="http://schemas.openxmlformats.org/wordprocessingml/2006/main" xmlns:w14="http://schemas.microsoft.com/office/word/2010/wordml" mc:Ignorable="w14">
+<w:styles xmlns:mc="http://schemas.openxmlformats.org/markup-compatibility/2006" xmlns:w="http://schemas.openxmlformats.org/wordprocessingml/2006/main" xmlns:r="http://schemas.openxmlformats.org/officeDocument/2006/relationships" xmlns:w14="http://schemas.microsoft.com/office/word/2010/wordml" mc:Ignorable="w14">
   <w:docDefaults>
     <w:rPrDefault>
       <w:rPr>
-        <w:rFonts w:asciiTheme="minorHAnsi" w:cstheme="minorBidi" w:eastAsiaTheme="minorEastAsia" w:hAnsiTheme="minorHAnsi"/>
+        <w:rFonts w:asciiTheme="minorHAnsi" w:cstheme="minorBidi" w:hAnsiTheme="minorHAnsi" w:eastAsia="黑体"/>
         <w:sz w:val="22"/>
         <w:szCs w:val="22"/>
         <w:lang w:bidi="ar-SA" w:eastAsia="en-US" w:val="en-US"/>
@@ -2552,7 +2759,7 @@
       <w:outlineLvl w:val="0"/>
     </w:pPr>
     <w:rPr>
-      <w:rFonts w:ascii="Times New Roman" w:asciiTheme="majorHAnsi" w:cstheme="majorBidi" w:eastAsia="黑体" w:eastAsiaTheme="majorEastAsia" w:hAnsi="Times New Roman" w:hAnsiTheme="majorHAnsi"/>
+      <w:rFonts w:ascii="Times New Roman" w:asciiTheme="majorHAnsi" w:cstheme="majorBidi" w:eastAsia="黑体" w:hAnsi="Times New Roman" w:hAnsiTheme="majorHAnsi"/>
       <w:b/>
       <w:bCs/>
       <w:color w:val="1F3864"/>
@@ -2576,7 +2783,7 @@
       <w:outlineLvl w:val="1"/>
     </w:pPr>
     <w:rPr>
-      <w:rFonts w:ascii="Times New Roman" w:asciiTheme="majorHAnsi" w:cstheme="majorBidi" w:eastAsia="黑体" w:eastAsiaTheme="majorEastAsia" w:hAnsi="Times New Roman" w:hAnsiTheme="majorHAnsi"/>
+      <w:rFonts w:ascii="Times New Roman" w:asciiTheme="majorHAnsi" w:cstheme="majorBidi" w:eastAsia="黑体" w:hAnsi="Times New Roman" w:hAnsiTheme="majorHAnsi"/>
       <w:b/>
       <w:bCs/>
       <w:color w:val="2E4E7E"/>
@@ -2600,7 +2807,7 @@
       <w:outlineLvl w:val="2"/>
     </w:pPr>
     <w:rPr>
-      <w:rFonts w:ascii="Times New Roman" w:asciiTheme="majorHAnsi" w:cstheme="majorBidi" w:eastAsia="黑体" w:eastAsiaTheme="majorEastAsia" w:hAnsi="Times New Roman" w:hAnsiTheme="majorHAnsi"/>
+      <w:rFonts w:ascii="Times New Roman" w:asciiTheme="majorHAnsi" w:cstheme="majorBidi" w:eastAsia="黑体" w:hAnsi="Times New Roman" w:hAnsiTheme="majorHAnsi"/>
       <w:b/>
       <w:bCs/>
       <w:color w:val="2E4E7E"/>
@@ -2624,7 +2831,7 @@
       <w:outlineLvl w:val="3"/>
     </w:pPr>
     <w:rPr>
-      <w:rFonts w:ascii="Times New Roman" w:asciiTheme="majorHAnsi" w:cstheme="majorBidi" w:eastAsia="黑体" w:eastAsiaTheme="majorEastAsia" w:hAnsi="Times New Roman" w:hAnsiTheme="majorHAnsi"/>
+      <w:rFonts w:ascii="Times New Roman" w:asciiTheme="majorHAnsi" w:cstheme="majorBidi" w:eastAsia="黑体" w:hAnsi="Times New Roman" w:hAnsiTheme="majorHAnsi"/>
       <w:b/>
       <w:bCs/>
       <w:i/>
@@ -2650,7 +2857,7 @@
       <w:outlineLvl w:val="4"/>
     </w:pPr>
     <w:rPr>
-      <w:rFonts w:ascii="Times New Roman" w:asciiTheme="majorHAnsi" w:cstheme="majorBidi" w:eastAsia="黑体" w:eastAsiaTheme="majorEastAsia" w:hAnsi="Times New Roman" w:hAnsiTheme="majorHAnsi"/>
+      <w:rFonts w:ascii="Times New Roman" w:asciiTheme="majorHAnsi" w:cstheme="majorBidi" w:eastAsia="黑体" w:hAnsi="Times New Roman" w:hAnsiTheme="majorHAnsi"/>
       <w:b/>
       <w:color w:val="333333"/>
       <w:sz w:val="22"/>
@@ -2673,7 +2880,7 @@
       <w:outlineLvl w:val="5"/>
     </w:pPr>
     <w:rPr>
-      <w:rFonts w:asciiTheme="majorHAnsi" w:cstheme="majorBidi" w:eastAsiaTheme="majorEastAsia" w:hAnsiTheme="majorHAnsi"/>
+      <w:rFonts w:asciiTheme="majorHAnsi" w:cstheme="majorBidi" w:hAnsiTheme="majorHAnsi" w:eastAsia="黑体"/>
       <w:i/>
       <w:iCs/>
       <w:color w:themeColor="accent1" w:themeShade="7F" w:val="243F60"/>
@@ -2696,7 +2903,7 @@
       <w:outlineLvl w:val="6"/>
     </w:pPr>
     <w:rPr>
-      <w:rFonts w:asciiTheme="majorHAnsi" w:cstheme="majorBidi" w:eastAsiaTheme="majorEastAsia" w:hAnsiTheme="majorHAnsi"/>
+      <w:rFonts w:asciiTheme="majorHAnsi" w:cstheme="majorBidi" w:hAnsiTheme="majorHAnsi" w:eastAsia="黑体"/>
       <w:i/>
       <w:iCs/>
       <w:color w:themeColor="text1" w:themeTint="BF" w:val="404040"/>
@@ -2719,7 +2926,7 @@
       <w:outlineLvl w:val="7"/>
     </w:pPr>
     <w:rPr>
-      <w:rFonts w:asciiTheme="majorHAnsi" w:cstheme="majorBidi" w:eastAsiaTheme="majorEastAsia" w:hAnsiTheme="majorHAnsi"/>
+      <w:rFonts w:asciiTheme="majorHAnsi" w:cstheme="majorBidi" w:hAnsiTheme="majorHAnsi" w:eastAsia="黑体"/>
       <w:color w:themeColor="accent1" w:val="4F81BD"/>
       <w:sz w:val="20"/>
       <w:szCs w:val="20"/>
@@ -2742,7 +2949,7 @@
       <w:outlineLvl w:val="8"/>
     </w:pPr>
     <w:rPr>
-      <w:rFonts w:asciiTheme="majorHAnsi" w:cstheme="majorBidi" w:eastAsiaTheme="majorEastAsia" w:hAnsiTheme="majorHAnsi"/>
+      <w:rFonts w:asciiTheme="majorHAnsi" w:cstheme="majorBidi" w:hAnsiTheme="majorHAnsi" w:eastAsia="黑体"/>
       <w:i/>
       <w:iCs/>
       <w:color w:themeColor="text1" w:themeTint="BF" w:val="404040"/>
@@ -2793,7 +3000,7 @@
     <w:uiPriority w:val="9"/>
     <w:rsid w:val="00FC693F"/>
     <w:rPr>
-      <w:rFonts w:asciiTheme="majorHAnsi" w:cstheme="majorBidi" w:eastAsiaTheme="majorEastAsia" w:hAnsiTheme="majorHAnsi"/>
+      <w:rFonts w:asciiTheme="majorHAnsi" w:cstheme="majorBidi" w:hAnsiTheme="majorHAnsi" w:eastAsia="黑体"/>
       <w:b/>
       <w:bCs/>
       <w:color w:themeColor="accent1" w:themeShade="BF" w:val="365F91"/>
@@ -2808,7 +3015,7 @@
     <w:uiPriority w:val="9"/>
     <w:rsid w:val="00FC693F"/>
     <w:rPr>
-      <w:rFonts w:asciiTheme="majorHAnsi" w:cstheme="majorBidi" w:eastAsiaTheme="majorEastAsia" w:hAnsiTheme="majorHAnsi"/>
+      <w:rFonts w:asciiTheme="majorHAnsi" w:cstheme="majorBidi" w:hAnsiTheme="majorHAnsi" w:eastAsia="黑体"/>
       <w:b/>
       <w:bCs/>
       <w:color w:themeColor="accent1" w:val="4F81BD"/>
@@ -2823,7 +3030,7 @@
     <w:uiPriority w:val="9"/>
     <w:rsid w:val="00FC693F"/>
     <w:rPr>
-      <w:rFonts w:asciiTheme="majorHAnsi" w:cstheme="majorBidi" w:eastAsiaTheme="majorEastAsia" w:hAnsiTheme="majorHAnsi"/>
+      <w:rFonts w:asciiTheme="majorHAnsi" w:cstheme="majorBidi" w:hAnsiTheme="majorHAnsi" w:eastAsia="黑体"/>
       <w:b/>
       <w:bCs/>
       <w:color w:themeColor="accent1" w:val="4F81BD"/>
@@ -2846,7 +3053,7 @@
       <w:contextualSpacing/>
     </w:pPr>
     <w:rPr>
-      <w:rFonts w:ascii="Times New Roman" w:asciiTheme="majorHAnsi" w:cstheme="majorBidi" w:eastAsia="黑体" w:eastAsiaTheme="majorEastAsia" w:hAnsi="Times New Roman" w:hAnsiTheme="majorHAnsi"/>
+      <w:rFonts w:ascii="Times New Roman" w:asciiTheme="majorHAnsi" w:cstheme="majorBidi" w:eastAsia="黑体" w:hAnsi="Times New Roman" w:hAnsiTheme="majorHAnsi"/>
       <w:b/>
       <w:color w:val="1F3864"/>
       <w:spacing w:val="5"/>
@@ -2862,7 +3069,7 @@
     <w:uiPriority w:val="10"/>
     <w:rsid w:val="00FC693F"/>
     <w:rPr>
-      <w:rFonts w:asciiTheme="majorHAnsi" w:cstheme="majorBidi" w:eastAsiaTheme="majorEastAsia" w:hAnsiTheme="majorHAnsi"/>
+      <w:rFonts w:asciiTheme="majorHAnsi" w:cstheme="majorBidi" w:hAnsiTheme="majorHAnsi" w:eastAsia="黑体"/>
       <w:color w:themeColor="text2" w:themeShade="BF" w:val="17365D"/>
       <w:spacing w:val="5"/>
       <w:kern w:val="28"/>
@@ -2884,7 +3091,7 @@
       </w:numPr>
     </w:pPr>
     <w:rPr>
-      <w:rFonts w:asciiTheme="majorHAnsi" w:cstheme="majorBidi" w:eastAsiaTheme="majorEastAsia" w:hAnsiTheme="majorHAnsi"/>
+      <w:rFonts w:asciiTheme="majorHAnsi" w:cstheme="majorBidi" w:hAnsiTheme="majorHAnsi" w:eastAsia="黑体"/>
       <w:i/>
       <w:iCs/>
       <w:color w:themeColor="accent1" w:val="4F81BD"/>
@@ -2900,7 +3107,7 @@
     <w:uiPriority w:val="11"/>
     <w:rsid w:val="00FC693F"/>
     <w:rPr>
-      <w:rFonts w:asciiTheme="majorHAnsi" w:cstheme="majorBidi" w:eastAsiaTheme="majorEastAsia" w:hAnsiTheme="majorHAnsi"/>
+      <w:rFonts w:asciiTheme="majorHAnsi" w:cstheme="majorBidi" w:hAnsiTheme="majorHAnsi" w:eastAsia="黑体"/>
       <w:i/>
       <w:iCs/>
       <w:color w:themeColor="accent1" w:val="4F81BD"/>
@@ -2967,6 +3174,7 @@
       <w:spacing w:after="120"/>
     </w:pPr>
     <w:rPr>
+      <w:rFonts w:eastAsia="黑体"/>
       <w:sz w:val="16"/>
       <w:szCs w:val="16"/>
     </w:rPr>
@@ -2978,6 +3186,7 @@
     <w:uiPriority w:val="99"/>
     <w:rsid w:val="00AA1D8D"/>
     <w:rPr>
+      <w:rFonts w:eastAsia="黑体"/>
       <w:sz w:val="16"/>
       <w:szCs w:val="16"/>
     </w:rPr>
@@ -3147,7 +3356,7 @@
       </w:tabs>
     </w:pPr>
     <w:rPr>
-      <w:rFonts w:ascii="Courier" w:hAnsi="Courier"/>
+      <w:rFonts w:ascii="Courier" w:hAnsi="Courier" w:eastAsia="黑体"/>
       <w:sz w:val="20"/>
       <w:szCs w:val="20"/>
     </w:rPr>
@@ -3159,7 +3368,7 @@
     <w:uiPriority w:val="99"/>
     <w:rsid w:val="0029639D"/>
     <w:rPr>
-      <w:rFonts w:ascii="Courier" w:hAnsi="Courier"/>
+      <w:rFonts w:ascii="Courier" w:hAnsi="Courier" w:eastAsia="黑体"/>
       <w:sz w:val="20"/>
       <w:szCs w:val="20"/>
     </w:rPr>
@@ -3195,6 +3404,7 @@
     <w:uiPriority w:val="29"/>
     <w:rsid w:val="00FC693F"/>
     <w:rPr>
+      <w:rFonts w:eastAsia="黑体"/>
       <w:i/>
       <w:iCs/>
       <w:color w:themeColor="text1" w:val="000000"/>
@@ -3208,7 +3418,7 @@
     <w:semiHidden/>
     <w:rsid w:val="00FC693F"/>
     <w:rPr>
-      <w:rFonts w:asciiTheme="majorHAnsi" w:cstheme="majorBidi" w:eastAsiaTheme="majorEastAsia" w:hAnsiTheme="majorHAnsi"/>
+      <w:rFonts w:asciiTheme="majorHAnsi" w:cstheme="majorBidi" w:hAnsiTheme="majorHAnsi" w:eastAsia="黑体"/>
       <w:b/>
       <w:bCs/>
       <w:i/>
@@ -3224,7 +3434,7 @@
     <w:semiHidden/>
     <w:rsid w:val="00FC693F"/>
     <w:rPr>
-      <w:rFonts w:asciiTheme="majorHAnsi" w:cstheme="majorBidi" w:eastAsiaTheme="majorEastAsia" w:hAnsiTheme="majorHAnsi"/>
+      <w:rFonts w:asciiTheme="majorHAnsi" w:cstheme="majorBidi" w:hAnsiTheme="majorHAnsi" w:eastAsia="黑体"/>
       <w:color w:themeColor="accent1" w:themeShade="7F" w:val="243F60"/>
     </w:rPr>
   </w:style>
@@ -3236,7 +3446,7 @@
     <w:semiHidden/>
     <w:rsid w:val="00FC693F"/>
     <w:rPr>
-      <w:rFonts w:asciiTheme="majorHAnsi" w:cstheme="majorBidi" w:eastAsiaTheme="majorEastAsia" w:hAnsiTheme="majorHAnsi"/>
+      <w:rFonts w:asciiTheme="majorHAnsi" w:cstheme="majorBidi" w:hAnsiTheme="majorHAnsi" w:eastAsia="黑体"/>
       <w:i/>
       <w:iCs/>
       <w:color w:themeColor="accent1" w:themeShade="7F" w:val="243F60"/>
@@ -3250,7 +3460,7 @@
     <w:semiHidden/>
     <w:rsid w:val="00FC693F"/>
     <w:rPr>
-      <w:rFonts w:asciiTheme="majorHAnsi" w:cstheme="majorBidi" w:eastAsiaTheme="majorEastAsia" w:hAnsiTheme="majorHAnsi"/>
+      <w:rFonts w:asciiTheme="majorHAnsi" w:cstheme="majorBidi" w:hAnsiTheme="majorHAnsi" w:eastAsia="黑体"/>
       <w:i/>
       <w:iCs/>
       <w:color w:themeColor="text1" w:themeTint="BF" w:val="404040"/>
@@ -3264,7 +3474,7 @@
     <w:semiHidden/>
     <w:rsid w:val="00FC693F"/>
     <w:rPr>
-      <w:rFonts w:asciiTheme="majorHAnsi" w:cstheme="majorBidi" w:eastAsiaTheme="majorEastAsia" w:hAnsiTheme="majorHAnsi"/>
+      <w:rFonts w:asciiTheme="majorHAnsi" w:cstheme="majorBidi" w:hAnsiTheme="majorHAnsi" w:eastAsia="黑体"/>
       <w:color w:themeColor="accent1" w:val="4F81BD"/>
       <w:sz w:val="20"/>
       <w:szCs w:val="20"/>
@@ -3278,7 +3488,7 @@
     <w:semiHidden/>
     <w:rsid w:val="00FC693F"/>
     <w:rPr>
-      <w:rFonts w:asciiTheme="majorHAnsi" w:cstheme="majorBidi" w:eastAsiaTheme="majorEastAsia" w:hAnsiTheme="majorHAnsi"/>
+      <w:rFonts w:asciiTheme="majorHAnsi" w:cstheme="majorBidi" w:hAnsiTheme="majorHAnsi" w:eastAsia="黑体"/>
       <w:i/>
       <w:iCs/>
       <w:color w:themeColor="text1" w:themeTint="BF" w:val="404040"/>
@@ -3299,6 +3509,7 @@
       <w:spacing w:line="240" w:lineRule="auto"/>
     </w:pPr>
     <w:rPr>
+      <w:rFonts w:eastAsia="黑体"/>
       <w:b/>
       <w:bCs/>
       <w:color w:themeColor="accent1" w:val="4F81BD"/>
@@ -3313,6 +3524,7 @@
     <w:qFormat/>
     <w:rsid w:val="00FC693F"/>
     <w:rPr>
+      <w:rFonts w:eastAsia="黑体"/>
       <w:b/>
       <w:bCs/>
     </w:rPr>
@@ -3324,6 +3536,7 @@
     <w:qFormat/>
     <w:rsid w:val="00FC693F"/>
     <w:rPr>
+      <w:rFonts w:eastAsia="黑体"/>
       <w:i/>
       <w:iCs/>
     </w:rPr>
@@ -3344,6 +3557,7 @@
       <w:ind w:left="936" w:right="936"/>
     </w:pPr>
     <w:rPr>
+      <w:rFonts w:eastAsia="黑体"/>
       <w:b/>
       <w:bCs/>
       <w:i/>
@@ -3358,6 +3572,7 @@
     <w:uiPriority w:val="30"/>
     <w:rsid w:val="00FC693F"/>
     <w:rPr>
+      <w:rFonts w:eastAsia="黑体"/>
       <w:b/>
       <w:bCs/>
       <w:i/>
@@ -3372,6 +3587,7 @@
     <w:qFormat/>
     <w:rsid w:val="00FC693F"/>
     <w:rPr>
+      <w:rFonts w:eastAsia="黑体"/>
       <w:i/>
       <w:iCs/>
       <w:color w:themeColor="text1" w:themeTint="7F" w:val="808080"/>
@@ -3384,6 +3600,7 @@
     <w:qFormat/>
     <w:rsid w:val="00FC693F"/>
     <w:rPr>
+      <w:rFonts w:eastAsia="黑体"/>
       <w:b/>
       <w:bCs/>
       <w:i/>
@@ -3398,6 +3615,7 @@
     <w:qFormat/>
     <w:rsid w:val="00FC693F"/>
     <w:rPr>
+      <w:rFonts w:eastAsia="黑体"/>
       <w:smallCaps/>
       <w:color w:themeColor="accent2" w:val="C0504D"/>
       <w:u w:val="single"/>
@@ -3410,6 +3628,7 @@
     <w:qFormat/>
     <w:rsid w:val="00FC693F"/>
     <w:rPr>
+      <w:rFonts w:eastAsia="黑体"/>
       <w:b/>
       <w:bCs/>
       <w:smallCaps/>
@@ -3425,6 +3644,7 @@
     <w:qFormat/>
     <w:rsid w:val="00FC693F"/>
     <w:rPr>
+      <w:rFonts w:eastAsia="黑体"/>
       <w:b/>
       <w:bCs/>
       <w:smallCaps/>
@@ -3479,6 +3699,7 @@
       <w:spacing w:after="0" w:line="240" w:lineRule="auto"/>
     </w:pPr>
     <w:rPr>
+      <w:rFonts w:eastAsia="黑体"/>
       <w:color w:themeColor="text1" w:themeShade="BF" w:val="000000"/>
     </w:rPr>
     <w:tblPr>
@@ -3501,6 +3722,7 @@
         <w:spacing w:after="0" w:before="0" w:line="240" w:lineRule="auto"/>
       </w:pPr>
       <w:rPr>
+        <w:rFonts w:eastAsia="黑体"/>
         <w:b/>
         <w:bCs/>
       </w:rPr>
@@ -3521,6 +3743,7 @@
         <w:spacing w:after="0" w:before="0" w:line="240" w:lineRule="auto"/>
       </w:pPr>
       <w:rPr>
+        <w:rFonts w:eastAsia="黑体"/>
         <w:b/>
         <w:bCs/>
       </w:rPr>
@@ -3538,12 +3761,14 @@
     </w:tblStylePr>
     <w:tblStylePr w:type="firstCol">
       <w:rPr>
+        <w:rFonts w:eastAsia="黑体"/>
         <w:b/>
         <w:bCs/>
       </w:rPr>
     </w:tblStylePr>
     <w:tblStylePr w:type="lastCol">
       <w:rPr>
+        <w:rFonts w:eastAsia="黑体"/>
         <w:b/>
         <w:bCs/>
       </w:rPr>
@@ -3582,6 +3807,7 @@
       <w:spacing w:after="0" w:line="240" w:lineRule="auto"/>
     </w:pPr>
     <w:rPr>
+      <w:rFonts w:eastAsia="黑体"/>
       <w:color w:themeColor="accent1" w:themeShade="BF" w:val="365F91"/>
     </w:rPr>
     <w:tblPr>
@@ -3604,6 +3830,7 @@
         <w:spacing w:after="0" w:before="0" w:line="240" w:lineRule="auto"/>
       </w:pPr>
       <w:rPr>
+        <w:rFonts w:eastAsia="黑体"/>
         <w:b/>
         <w:bCs/>
       </w:rPr>
@@ -3624,6 +3851,7 @@
         <w:spacing w:after="0" w:before="0" w:line="240" w:lineRule="auto"/>
       </w:pPr>
       <w:rPr>
+        <w:rFonts w:eastAsia="黑体"/>
         <w:b/>
         <w:bCs/>
       </w:rPr>
@@ -3641,12 +3869,14 @@
     </w:tblStylePr>
     <w:tblStylePr w:type="firstCol">
       <w:rPr>
+        <w:rFonts w:eastAsia="黑体"/>
         <w:b/>
         <w:bCs/>
       </w:rPr>
     </w:tblStylePr>
     <w:tblStylePr w:type="lastCol">
       <w:rPr>
+        <w:rFonts w:eastAsia="黑体"/>
         <w:b/>
         <w:bCs/>
       </w:rPr>
@@ -3685,6 +3915,7 @@
       <w:spacing w:after="0" w:line="240" w:lineRule="auto"/>
     </w:pPr>
     <w:rPr>
+      <w:rFonts w:eastAsia="黑体"/>
       <w:color w:themeColor="accent2" w:themeShade="BF" w:val="943634"/>
     </w:rPr>
     <w:tblPr>
@@ -3707,6 +3938,7 @@
         <w:spacing w:after="0" w:before="0" w:line="240" w:lineRule="auto"/>
       </w:pPr>
       <w:rPr>
+        <w:rFonts w:eastAsia="黑体"/>
         <w:b/>
         <w:bCs/>
       </w:rPr>
@@ -3727,6 +3959,7 @@
         <w:spacing w:after="0" w:before="0" w:line="240" w:lineRule="auto"/>
       </w:pPr>
       <w:rPr>
+        <w:rFonts w:eastAsia="黑体"/>
         <w:b/>
         <w:bCs/>
       </w:rPr>
@@ -3744,12 +3977,14 @@
     </w:tblStylePr>
     <w:tblStylePr w:type="firstCol">
       <w:rPr>
+        <w:rFonts w:eastAsia="黑体"/>
         <w:b/>
         <w:bCs/>
       </w:rPr>
     </w:tblStylePr>
     <w:tblStylePr w:type="lastCol">
       <w:rPr>
+        <w:rFonts w:eastAsia="黑体"/>
         <w:b/>
         <w:bCs/>
       </w:rPr>
@@ -3788,6 +4023,7 @@
       <w:spacing w:after="0" w:line="240" w:lineRule="auto"/>
     </w:pPr>
     <w:rPr>
+      <w:rFonts w:eastAsia="黑体"/>
       <w:color w:themeColor="accent3" w:themeShade="BF" w:val="76923C"/>
     </w:rPr>
     <w:tblPr>
@@ -3810,6 +4046,7 @@
         <w:spacing w:after="0" w:before="0" w:line="240" w:lineRule="auto"/>
       </w:pPr>
       <w:rPr>
+        <w:rFonts w:eastAsia="黑体"/>
         <w:b/>
         <w:bCs/>
       </w:rPr>
@@ -3830,6 +4067,7 @@
         <w:spacing w:after="0" w:before="0" w:line="240" w:lineRule="auto"/>
       </w:pPr>
       <w:rPr>
+        <w:rFonts w:eastAsia="黑体"/>
         <w:b/>
         <w:bCs/>
       </w:rPr>
@@ -3847,12 +4085,14 @@
     </w:tblStylePr>
     <w:tblStylePr w:type="firstCol">
       <w:rPr>
+        <w:rFonts w:eastAsia="黑体"/>
         <w:b/>
         <w:bCs/>
       </w:rPr>
     </w:tblStylePr>
     <w:tblStylePr w:type="lastCol">
       <w:rPr>
+        <w:rFonts w:eastAsia="黑体"/>
         <w:b/>
         <w:bCs/>
       </w:rPr>
@@ -3891,6 +4131,7 @@
       <w:spacing w:after="0" w:line="240" w:lineRule="auto"/>
     </w:pPr>
     <w:rPr>
+      <w:rFonts w:eastAsia="黑体"/>
       <w:color w:themeColor="accent4" w:themeShade="BF" w:val="5F497A"/>
     </w:rPr>
     <w:tblPr>
@@ -3913,6 +4154,7 @@
         <w:spacing w:after="0" w:before="0" w:line="240" w:lineRule="auto"/>
       </w:pPr>
       <w:rPr>
+        <w:rFonts w:eastAsia="黑体"/>
         <w:b/>
         <w:bCs/>
       </w:rPr>
@@ -3933,6 +4175,7 @@
         <w:spacing w:after="0" w:before="0" w:line="240" w:lineRule="auto"/>
       </w:pPr>
       <w:rPr>
+        <w:rFonts w:eastAsia="黑体"/>
         <w:b/>
         <w:bCs/>
       </w:rPr>
@@ -3950,12 +4193,14 @@
     </w:tblStylePr>
     <w:tblStylePr w:type="firstCol">
       <w:rPr>
+        <w:rFonts w:eastAsia="黑体"/>
         <w:b/>
         <w:bCs/>
       </w:rPr>
     </w:tblStylePr>
     <w:tblStylePr w:type="lastCol">
       <w:rPr>
+        <w:rFonts w:eastAsia="黑体"/>
         <w:b/>
         <w:bCs/>
       </w:rPr>
@@ -3994,6 +4239,7 @@
       <w:spacing w:after="0" w:line="240" w:lineRule="auto"/>
     </w:pPr>
     <w:rPr>
+      <w:rFonts w:eastAsia="黑体"/>
       <w:color w:themeColor="accent5" w:themeShade="BF" w:val="31849B"/>
     </w:rPr>
     <w:tblPr>
@@ -4016,6 +4262,7 @@
         <w:spacing w:after="0" w:before="0" w:line="240" w:lineRule="auto"/>
       </w:pPr>
       <w:rPr>
+        <w:rFonts w:eastAsia="黑体"/>
         <w:b/>
         <w:bCs/>
       </w:rPr>
@@ -4036,6 +4283,7 @@
         <w:spacing w:after="0" w:before="0" w:line="240" w:lineRule="auto"/>
       </w:pPr>
       <w:rPr>
+        <w:rFonts w:eastAsia="黑体"/>
         <w:b/>
         <w:bCs/>
       </w:rPr>
@@ -4053,12 +4301,14 @@
     </w:tblStylePr>
     <w:tblStylePr w:type="firstCol">
       <w:rPr>
+        <w:rFonts w:eastAsia="黑体"/>
         <w:b/>
         <w:bCs/>
       </w:rPr>
     </w:tblStylePr>
     <w:tblStylePr w:type="lastCol">
       <w:rPr>
+        <w:rFonts w:eastAsia="黑体"/>
         <w:b/>
         <w:bCs/>
       </w:rPr>
@@ -4097,6 +4347,7 @@
       <w:spacing w:after="0" w:line="240" w:lineRule="auto"/>
     </w:pPr>
     <w:rPr>
+      <w:rFonts w:eastAsia="黑体"/>
       <w:color w:themeColor="accent6" w:themeShade="BF" w:val="E36C0A"/>
     </w:rPr>
     <w:tblPr>
@@ -4119,6 +4370,7 @@
         <w:spacing w:after="0" w:before="0" w:line="240" w:lineRule="auto"/>
       </w:pPr>
       <w:rPr>
+        <w:rFonts w:eastAsia="黑体"/>
         <w:b/>
         <w:bCs/>
       </w:rPr>
@@ -4139,6 +4391,7 @@
         <w:spacing w:after="0" w:before="0" w:line="240" w:lineRule="auto"/>
       </w:pPr>
       <w:rPr>
+        <w:rFonts w:eastAsia="黑体"/>
         <w:b/>
         <w:bCs/>
       </w:rPr>
@@ -4156,12 +4409,14 @@
     </w:tblStylePr>
     <w:tblStylePr w:type="firstCol">
       <w:rPr>
+        <w:rFonts w:eastAsia="黑体"/>
         <w:b/>
         <w:bCs/>
       </w:rPr>
     </w:tblStylePr>
     <w:tblStylePr w:type="lastCol">
       <w:rPr>
+        <w:rFonts w:eastAsia="黑体"/>
         <w:b/>
         <w:bCs/>
       </w:rPr>
@@ -4221,6 +4476,7 @@
         <w:spacing w:after="0" w:before="0" w:line="240" w:lineRule="auto"/>
       </w:pPr>
       <w:rPr>
+        <w:rFonts w:eastAsia="黑体"/>
         <w:b/>
         <w:bCs/>
         <w:color w:themeColor="background1" w:val="FFFFFF"/>
@@ -4235,6 +4491,7 @@
         <w:spacing w:after="0" w:before="0" w:line="240" w:lineRule="auto"/>
       </w:pPr>
       <w:rPr>
+        <w:rFonts w:eastAsia="黑体"/>
         <w:b/>
         <w:bCs/>
       </w:rPr>
@@ -4250,12 +4507,14 @@
     </w:tblStylePr>
     <w:tblStylePr w:type="firstCol">
       <w:rPr>
+        <w:rFonts w:eastAsia="黑体"/>
         <w:b/>
         <w:bCs/>
       </w:rPr>
     </w:tblStylePr>
     <w:tblStylePr w:type="lastCol">
       <w:rPr>
+        <w:rFonts w:eastAsia="黑体"/>
         <w:b/>
         <w:bCs/>
       </w:rPr>
@@ -4313,6 +4572,7 @@
         <w:spacing w:after="0" w:before="0" w:line="240" w:lineRule="auto"/>
       </w:pPr>
       <w:rPr>
+        <w:rFonts w:eastAsia="黑体"/>
         <w:b/>
         <w:bCs/>
         <w:color w:themeColor="background1" w:val="FFFFFF"/>
@@ -4327,6 +4587,7 @@
         <w:spacing w:after="0" w:before="0" w:line="240" w:lineRule="auto"/>
       </w:pPr>
       <w:rPr>
+        <w:rFonts w:eastAsia="黑体"/>
         <w:b/>
         <w:bCs/>
       </w:rPr>
@@ -4342,12 +4603,14 @@
     </w:tblStylePr>
     <w:tblStylePr w:type="firstCol">
       <w:rPr>
+        <w:rFonts w:eastAsia="黑体"/>
         <w:b/>
         <w:bCs/>
       </w:rPr>
     </w:tblStylePr>
     <w:tblStylePr w:type="lastCol">
       <w:rPr>
+        <w:rFonts w:eastAsia="黑体"/>
         <w:b/>
         <w:bCs/>
       </w:rPr>
@@ -4405,6 +4668,7 @@
         <w:spacing w:after="0" w:before="0" w:line="240" w:lineRule="auto"/>
       </w:pPr>
       <w:rPr>
+        <w:rFonts w:eastAsia="黑体"/>
         <w:b/>
         <w:bCs/>
         <w:color w:themeColor="background1" w:val="FFFFFF"/>
@@ -4419,6 +4683,7 @@
         <w:spacing w:after="0" w:before="0" w:line="240" w:lineRule="auto"/>
       </w:pPr>
       <w:rPr>
+        <w:rFonts w:eastAsia="黑体"/>
         <w:b/>
         <w:bCs/>
       </w:rPr>
@@ -4434,12 +4699,14 @@
     </w:tblStylePr>
     <w:tblStylePr w:type="firstCol">
       <w:rPr>
+        <w:rFonts w:eastAsia="黑体"/>
         <w:b/>
         <w:bCs/>
       </w:rPr>
     </w:tblStylePr>
     <w:tblStylePr w:type="lastCol">
       <w:rPr>
+        <w:rFonts w:eastAsia="黑体"/>
         <w:b/>
         <w:bCs/>
       </w:rPr>
@@ -4497,6 +4764,7 @@
         <w:spacing w:after="0" w:before="0" w:line="240" w:lineRule="auto"/>
       </w:pPr>
       <w:rPr>
+        <w:rFonts w:eastAsia="黑体"/>
         <w:b/>
         <w:bCs/>
         <w:color w:themeColor="background1" w:val="FFFFFF"/>
@@ -4511,6 +4779,7 @@
         <w:spacing w:after="0" w:before="0" w:line="240" w:lineRule="auto"/>
       </w:pPr>
       <w:rPr>
+        <w:rFonts w:eastAsia="黑体"/>
         <w:b/>
         <w:bCs/>
       </w:rPr>
@@ -4526,12 +4795,14 @@
     </w:tblStylePr>
     <w:tblStylePr w:type="firstCol">
       <w:rPr>
+        <w:rFonts w:eastAsia="黑体"/>
         <w:b/>
         <w:bCs/>
       </w:rPr>
     </w:tblStylePr>
     <w:tblStylePr w:type="lastCol">
       <w:rPr>
+        <w:rFonts w:eastAsia="黑体"/>
         <w:b/>
         <w:bCs/>
       </w:rPr>
@@ -4589,6 +4860,7 @@
         <w:spacing w:after="0" w:before="0" w:line="240" w:lineRule="auto"/>
       </w:pPr>
       <w:rPr>
+        <w:rFonts w:eastAsia="黑体"/>
         <w:b/>
         <w:bCs/>
         <w:color w:themeColor="background1" w:val="FFFFFF"/>
@@ -4603,6 +4875,7 @@
         <w:spacing w:after="0" w:before="0" w:line="240" w:lineRule="auto"/>
       </w:pPr>
       <w:rPr>
+        <w:rFonts w:eastAsia="黑体"/>
         <w:b/>
         <w:bCs/>
       </w:rPr>
@@ -4618,12 +4891,14 @@
     </w:tblStylePr>
     <w:tblStylePr w:type="firstCol">
       <w:rPr>
+        <w:rFonts w:eastAsia="黑体"/>
         <w:b/>
         <w:bCs/>
       </w:rPr>
     </w:tblStylePr>
     <w:tblStylePr w:type="lastCol">
       <w:rPr>
+        <w:rFonts w:eastAsia="黑体"/>
         <w:b/>
         <w:bCs/>
       </w:rPr>
@@ -4681,6 +4956,7 @@
         <w:spacing w:after="0" w:before="0" w:line="240" w:lineRule="auto"/>
       </w:pPr>
       <w:rPr>
+        <w:rFonts w:eastAsia="黑体"/>
         <w:b/>
         <w:bCs/>
         <w:color w:themeColor="background1" w:val="FFFFFF"/>
@@ -4695,6 +4971,7 @@
         <w:spacing w:after="0" w:before="0" w:line="240" w:lineRule="auto"/>
       </w:pPr>
       <w:rPr>
+        <w:rFonts w:eastAsia="黑体"/>
         <w:b/>
         <w:bCs/>
       </w:rPr>
@@ -4710,12 +4987,14 @@
     </w:tblStylePr>
     <w:tblStylePr w:type="firstCol">
       <w:rPr>
+        <w:rFonts w:eastAsia="黑体"/>
         <w:b/>
         <w:bCs/>
       </w:rPr>
     </w:tblStylePr>
     <w:tblStylePr w:type="lastCol">
       <w:rPr>
+        <w:rFonts w:eastAsia="黑体"/>
         <w:b/>
         <w:bCs/>
       </w:rPr>
@@ -4773,6 +5052,7 @@
         <w:spacing w:after="0" w:before="0" w:line="240" w:lineRule="auto"/>
       </w:pPr>
       <w:rPr>
+        <w:rFonts w:eastAsia="黑体"/>
         <w:b/>
         <w:bCs/>
         <w:color w:themeColor="background1" w:val="FFFFFF"/>
@@ -4787,6 +5067,7 @@
         <w:spacing w:after="0" w:before="0" w:line="240" w:lineRule="auto"/>
       </w:pPr>
       <w:rPr>
+        <w:rFonts w:eastAsia="黑体"/>
         <w:b/>
         <w:bCs/>
       </w:rPr>
@@ -4802,12 +5083,14 @@
     </w:tblStylePr>
     <w:tblStylePr w:type="firstCol">
       <w:rPr>
+        <w:rFonts w:eastAsia="黑体"/>
         <w:b/>
         <w:bCs/>
       </w:rPr>
     </w:tblStylePr>
     <w:tblStylePr w:type="lastCol">
       <w:rPr>
+        <w:rFonts w:eastAsia="黑体"/>
         <w:b/>
         <w:bCs/>
       </w:rPr>
@@ -4867,7 +5150,7 @@
         <w:spacing w:after="0" w:before="0" w:line="240" w:lineRule="auto"/>
       </w:pPr>
       <w:rPr>
-        <w:rFonts w:asciiTheme="majorHAnsi" w:cstheme="majorBidi" w:eastAsiaTheme="majorEastAsia" w:hAnsiTheme="majorHAnsi"/>
+        <w:rFonts w:asciiTheme="majorHAnsi" w:cstheme="majorBidi" w:hAnsiTheme="majorHAnsi" w:eastAsia="黑体"/>
         <w:b/>
         <w:bCs/>
       </w:rPr>
@@ -4888,7 +5171,7 @@
         <w:spacing w:after="0" w:before="0" w:line="240" w:lineRule="auto"/>
       </w:pPr>
       <w:rPr>
-        <w:rFonts w:asciiTheme="majorHAnsi" w:cstheme="majorBidi" w:eastAsiaTheme="majorEastAsia" w:hAnsiTheme="majorHAnsi"/>
+        <w:rFonts w:asciiTheme="majorHAnsi" w:cstheme="majorBidi" w:hAnsiTheme="majorHAnsi" w:eastAsia="黑体"/>
         <w:b/>
         <w:bCs/>
       </w:rPr>
@@ -4906,14 +5189,14 @@
     </w:tblStylePr>
     <w:tblStylePr w:type="firstCol">
       <w:rPr>
-        <w:rFonts w:asciiTheme="majorHAnsi" w:cstheme="majorBidi" w:eastAsiaTheme="majorEastAsia" w:hAnsiTheme="majorHAnsi"/>
+        <w:rFonts w:asciiTheme="majorHAnsi" w:cstheme="majorBidi" w:hAnsiTheme="majorHAnsi" w:eastAsia="黑体"/>
         <w:b/>
         <w:bCs/>
       </w:rPr>
     </w:tblStylePr>
     <w:tblStylePr w:type="lastCol">
       <w:rPr>
-        <w:rFonts w:asciiTheme="majorHAnsi" w:cstheme="majorBidi" w:eastAsiaTheme="majorEastAsia" w:hAnsiTheme="majorHAnsi"/>
+        <w:rFonts w:asciiTheme="majorHAnsi" w:cstheme="majorBidi" w:hAnsiTheme="majorHAnsi" w:eastAsia="黑体"/>
         <w:b/>
         <w:bCs/>
       </w:rPr>
@@ -4997,7 +5280,7 @@
         <w:spacing w:after="0" w:before="0" w:line="240" w:lineRule="auto"/>
       </w:pPr>
       <w:rPr>
-        <w:rFonts w:asciiTheme="majorHAnsi" w:cstheme="majorBidi" w:eastAsiaTheme="majorEastAsia" w:hAnsiTheme="majorHAnsi"/>
+        <w:rFonts w:asciiTheme="majorHAnsi" w:cstheme="majorBidi" w:hAnsiTheme="majorHAnsi" w:eastAsia="黑体"/>
         <w:b/>
         <w:bCs/>
       </w:rPr>
@@ -5018,7 +5301,7 @@
         <w:spacing w:after="0" w:before="0" w:line="240" w:lineRule="auto"/>
       </w:pPr>
       <w:rPr>
-        <w:rFonts w:asciiTheme="majorHAnsi" w:cstheme="majorBidi" w:eastAsiaTheme="majorEastAsia" w:hAnsiTheme="majorHAnsi"/>
+        <w:rFonts w:asciiTheme="majorHAnsi" w:cstheme="majorBidi" w:hAnsiTheme="majorHAnsi" w:eastAsia="黑体"/>
         <w:b/>
         <w:bCs/>
       </w:rPr>
@@ -5036,14 +5319,14 @@
     </w:tblStylePr>
     <w:tblStylePr w:type="firstCol">
       <w:rPr>
-        <w:rFonts w:asciiTheme="majorHAnsi" w:cstheme="majorBidi" w:eastAsiaTheme="majorEastAsia" w:hAnsiTheme="majorHAnsi"/>
+        <w:rFonts w:asciiTheme="majorHAnsi" w:cstheme="majorBidi" w:hAnsiTheme="majorHAnsi" w:eastAsia="黑体"/>
         <w:b/>
         <w:bCs/>
       </w:rPr>
     </w:tblStylePr>
     <w:tblStylePr w:type="lastCol">
       <w:rPr>
-        <w:rFonts w:asciiTheme="majorHAnsi" w:cstheme="majorBidi" w:eastAsiaTheme="majorEastAsia" w:hAnsiTheme="majorHAnsi"/>
+        <w:rFonts w:asciiTheme="majorHAnsi" w:cstheme="majorBidi" w:hAnsiTheme="majorHAnsi" w:eastAsia="黑体"/>
         <w:b/>
         <w:bCs/>
       </w:rPr>
@@ -5127,7 +5410,7 @@
         <w:spacing w:after="0" w:before="0" w:line="240" w:lineRule="auto"/>
       </w:pPr>
       <w:rPr>
-        <w:rFonts w:asciiTheme="majorHAnsi" w:cstheme="majorBidi" w:eastAsiaTheme="majorEastAsia" w:hAnsiTheme="majorHAnsi"/>
+        <w:rFonts w:asciiTheme="majorHAnsi" w:cstheme="majorBidi" w:hAnsiTheme="majorHAnsi" w:eastAsia="黑体"/>
         <w:b/>
         <w:bCs/>
       </w:rPr>
@@ -5148,7 +5431,7 @@
         <w:spacing w:after="0" w:before="0" w:line="240" w:lineRule="auto"/>
       </w:pPr>
       <w:rPr>
-        <w:rFonts w:asciiTheme="majorHAnsi" w:cstheme="majorBidi" w:eastAsiaTheme="majorEastAsia" w:hAnsiTheme="majorHAnsi"/>
+        <w:rFonts w:asciiTheme="majorHAnsi" w:cstheme="majorBidi" w:hAnsiTheme="majorHAnsi" w:eastAsia="黑体"/>
         <w:b/>
         <w:bCs/>
       </w:rPr>
@@ -5166,14 +5449,14 @@
     </w:tblStylePr>
     <w:tblStylePr w:type="firstCol">
       <w:rPr>
-        <w:rFonts w:asciiTheme="majorHAnsi" w:cstheme="majorBidi" w:eastAsiaTheme="majorEastAsia" w:hAnsiTheme="majorHAnsi"/>
+        <w:rFonts w:asciiTheme="majorHAnsi" w:cstheme="majorBidi" w:hAnsiTheme="majorHAnsi" w:eastAsia="黑体"/>
         <w:b/>
         <w:bCs/>
       </w:rPr>
     </w:tblStylePr>
     <w:tblStylePr w:type="lastCol">
       <w:rPr>
-        <w:rFonts w:asciiTheme="majorHAnsi" w:cstheme="majorBidi" w:eastAsiaTheme="majorEastAsia" w:hAnsiTheme="majorHAnsi"/>
+        <w:rFonts w:asciiTheme="majorHAnsi" w:cstheme="majorBidi" w:hAnsiTheme="majorHAnsi" w:eastAsia="黑体"/>
         <w:b/>
         <w:bCs/>
       </w:rPr>
@@ -5257,7 +5540,7 @@
         <w:spacing w:after="0" w:before="0" w:line="240" w:lineRule="auto"/>
       </w:pPr>
       <w:rPr>
-        <w:rFonts w:asciiTheme="majorHAnsi" w:cstheme="majorBidi" w:eastAsiaTheme="majorEastAsia" w:hAnsiTheme="majorHAnsi"/>
+        <w:rFonts w:asciiTheme="majorHAnsi" w:cstheme="majorBidi" w:hAnsiTheme="majorHAnsi" w:eastAsia="黑体"/>
         <w:b/>
         <w:bCs/>
       </w:rPr>
@@ -5278,7 +5561,7 @@
         <w:spacing w:after="0" w:before="0" w:line="240" w:lineRule="auto"/>
       </w:pPr>
       <w:rPr>
-        <w:rFonts w:asciiTheme="majorHAnsi" w:cstheme="majorBidi" w:eastAsiaTheme="majorEastAsia" w:hAnsiTheme="majorHAnsi"/>
+        <w:rFonts w:asciiTheme="majorHAnsi" w:cstheme="majorBidi" w:hAnsiTheme="majorHAnsi" w:eastAsia="黑体"/>
         <w:b/>
         <w:bCs/>
       </w:rPr>
@@ -5296,14 +5579,14 @@
     </w:tblStylePr>
     <w:tblStylePr w:type="firstCol">
       <w:rPr>
-        <w:rFonts w:asciiTheme="majorHAnsi" w:cstheme="majorBidi" w:eastAsiaTheme="majorEastAsia" w:hAnsiTheme="majorHAnsi"/>
+        <w:rFonts w:asciiTheme="majorHAnsi" w:cstheme="majorBidi" w:hAnsiTheme="majorHAnsi" w:eastAsia="黑体"/>
         <w:b/>
         <w:bCs/>
       </w:rPr>
     </w:tblStylePr>
     <w:tblStylePr w:type="lastCol">
       <w:rPr>
-        <w:rFonts w:asciiTheme="majorHAnsi" w:cstheme="majorBidi" w:eastAsiaTheme="majorEastAsia" w:hAnsiTheme="majorHAnsi"/>
+        <w:rFonts w:asciiTheme="majorHAnsi" w:cstheme="majorBidi" w:hAnsiTheme="majorHAnsi" w:eastAsia="黑体"/>
         <w:b/>
         <w:bCs/>
       </w:rPr>
@@ -5387,7 +5670,7 @@
         <w:spacing w:after="0" w:before="0" w:line="240" w:lineRule="auto"/>
       </w:pPr>
       <w:rPr>
-        <w:rFonts w:asciiTheme="majorHAnsi" w:cstheme="majorBidi" w:eastAsiaTheme="majorEastAsia" w:hAnsiTheme="majorHAnsi"/>
+        <w:rFonts w:asciiTheme="majorHAnsi" w:cstheme="majorBidi" w:hAnsiTheme="majorHAnsi" w:eastAsia="黑体"/>
         <w:b/>
         <w:bCs/>
       </w:rPr>
@@ -5408,7 +5691,7 @@
         <w:spacing w:after="0" w:before="0" w:line="240" w:lineRule="auto"/>
       </w:pPr>
       <w:rPr>
-        <w:rFonts w:asciiTheme="majorHAnsi" w:cstheme="majorBidi" w:eastAsiaTheme="majorEastAsia" w:hAnsiTheme="majorHAnsi"/>
+        <w:rFonts w:asciiTheme="majorHAnsi" w:cstheme="majorBidi" w:hAnsiTheme="majorHAnsi" w:eastAsia="黑体"/>
         <w:b/>
         <w:bCs/>
       </w:rPr>
@@ -5426,14 +5709,14 @@
     </w:tblStylePr>
     <w:tblStylePr w:type="firstCol">
       <w:rPr>
-        <w:rFonts w:asciiTheme="majorHAnsi" w:cstheme="majorBidi" w:eastAsiaTheme="majorEastAsia" w:hAnsiTheme="majorHAnsi"/>
+        <w:rFonts w:asciiTheme="majorHAnsi" w:cstheme="majorBidi" w:hAnsiTheme="majorHAnsi" w:eastAsia="黑体"/>
         <w:b/>
         <w:bCs/>
       </w:rPr>
     </w:tblStylePr>
     <w:tblStylePr w:type="lastCol">
       <w:rPr>
-        <w:rFonts w:asciiTheme="majorHAnsi" w:cstheme="majorBidi" w:eastAsiaTheme="majorEastAsia" w:hAnsiTheme="majorHAnsi"/>
+        <w:rFonts w:asciiTheme="majorHAnsi" w:cstheme="majorBidi" w:hAnsiTheme="majorHAnsi" w:eastAsia="黑体"/>
         <w:b/>
         <w:bCs/>
       </w:rPr>
@@ -5517,7 +5800,7 @@
         <w:spacing w:after="0" w:before="0" w:line="240" w:lineRule="auto"/>
       </w:pPr>
       <w:rPr>
-        <w:rFonts w:asciiTheme="majorHAnsi" w:cstheme="majorBidi" w:eastAsiaTheme="majorEastAsia" w:hAnsiTheme="majorHAnsi"/>
+        <w:rFonts w:asciiTheme="majorHAnsi" w:cstheme="majorBidi" w:hAnsiTheme="majorHAnsi" w:eastAsia="黑体"/>
         <w:b/>
         <w:bCs/>
       </w:rPr>
@@ -5538,7 +5821,7 @@
         <w:spacing w:after="0" w:before="0" w:line="240" w:lineRule="auto"/>
       </w:pPr>
       <w:rPr>
-        <w:rFonts w:asciiTheme="majorHAnsi" w:cstheme="majorBidi" w:eastAsiaTheme="majorEastAsia" w:hAnsiTheme="majorHAnsi"/>
+        <w:rFonts w:asciiTheme="majorHAnsi" w:cstheme="majorBidi" w:hAnsiTheme="majorHAnsi" w:eastAsia="黑体"/>
         <w:b/>
         <w:bCs/>
       </w:rPr>
@@ -5556,14 +5839,14 @@
     </w:tblStylePr>
     <w:tblStylePr w:type="firstCol">
       <w:rPr>
-        <w:rFonts w:asciiTheme="majorHAnsi" w:cstheme="majorBidi" w:eastAsiaTheme="majorEastAsia" w:hAnsiTheme="majorHAnsi"/>
+        <w:rFonts w:asciiTheme="majorHAnsi" w:cstheme="majorBidi" w:hAnsiTheme="majorHAnsi" w:eastAsia="黑体"/>
         <w:b/>
         <w:bCs/>
       </w:rPr>
     </w:tblStylePr>
     <w:tblStylePr w:type="lastCol">
       <w:rPr>
-        <w:rFonts w:asciiTheme="majorHAnsi" w:cstheme="majorBidi" w:eastAsiaTheme="majorEastAsia" w:hAnsiTheme="majorHAnsi"/>
+        <w:rFonts w:asciiTheme="majorHAnsi" w:cstheme="majorBidi" w:hAnsiTheme="majorHAnsi" w:eastAsia="黑体"/>
         <w:b/>
         <w:bCs/>
       </w:rPr>
@@ -5647,7 +5930,7 @@
         <w:spacing w:after="0" w:before="0" w:line="240" w:lineRule="auto"/>
       </w:pPr>
       <w:rPr>
-        <w:rFonts w:asciiTheme="majorHAnsi" w:cstheme="majorBidi" w:eastAsiaTheme="majorEastAsia" w:hAnsiTheme="majorHAnsi"/>
+        <w:rFonts w:asciiTheme="majorHAnsi" w:cstheme="majorBidi" w:hAnsiTheme="majorHAnsi" w:eastAsia="黑体"/>
         <w:b/>
         <w:bCs/>
       </w:rPr>
@@ -5668,7 +5951,7 @@
         <w:spacing w:after="0" w:before="0" w:line="240" w:lineRule="auto"/>
       </w:pPr>
       <w:rPr>
-        <w:rFonts w:asciiTheme="majorHAnsi" w:cstheme="majorBidi" w:eastAsiaTheme="majorEastAsia" w:hAnsiTheme="majorHAnsi"/>
+        <w:rFonts w:asciiTheme="majorHAnsi" w:cstheme="majorBidi" w:hAnsiTheme="majorHAnsi" w:eastAsia="黑体"/>
         <w:b/>
         <w:bCs/>
       </w:rPr>
@@ -5686,14 +5969,14 @@
     </w:tblStylePr>
     <w:tblStylePr w:type="firstCol">
       <w:rPr>
-        <w:rFonts w:asciiTheme="majorHAnsi" w:cstheme="majorBidi" w:eastAsiaTheme="majorEastAsia" w:hAnsiTheme="majorHAnsi"/>
+        <w:rFonts w:asciiTheme="majorHAnsi" w:cstheme="majorBidi" w:hAnsiTheme="majorHAnsi" w:eastAsia="黑体"/>
         <w:b/>
         <w:bCs/>
       </w:rPr>
     </w:tblStylePr>
     <w:tblStylePr w:type="lastCol">
       <w:rPr>
-        <w:rFonts w:asciiTheme="majorHAnsi" w:cstheme="majorBidi" w:eastAsiaTheme="majorEastAsia" w:hAnsiTheme="majorHAnsi"/>
+        <w:rFonts w:asciiTheme="majorHAnsi" w:cstheme="majorBidi" w:hAnsiTheme="majorHAnsi" w:eastAsia="黑体"/>
         <w:b/>
         <w:bCs/>
       </w:rPr>
@@ -5776,6 +6059,7 @@
         <w:spacing w:after="0" w:before="0" w:line="240" w:lineRule="auto"/>
       </w:pPr>
       <w:rPr>
+        <w:rFonts w:eastAsia="黑体"/>
         <w:b/>
         <w:bCs/>
         <w:color w:themeColor="background1" w:val="FFFFFF"/>
@@ -5798,6 +6082,7 @@
         <w:spacing w:after="0" w:before="0" w:line="240" w:lineRule="auto"/>
       </w:pPr>
       <w:rPr>
+        <w:rFonts w:eastAsia="黑体"/>
         <w:b/>
         <w:bCs/>
       </w:rPr>
@@ -5815,12 +6100,14 @@
     </w:tblStylePr>
     <w:tblStylePr w:type="firstCol">
       <w:rPr>
+        <w:rFonts w:eastAsia="黑体"/>
         <w:b/>
         <w:bCs/>
       </w:rPr>
     </w:tblStylePr>
     <w:tblStylePr w:type="lastCol">
       <w:rPr>
+        <w:rFonts w:eastAsia="黑体"/>
         <w:b/>
         <w:bCs/>
       </w:rPr>
@@ -5882,6 +6169,7 @@
         <w:spacing w:after="0" w:before="0" w:line="240" w:lineRule="auto"/>
       </w:pPr>
       <w:rPr>
+        <w:rFonts w:eastAsia="黑体"/>
         <w:b/>
         <w:bCs/>
         <w:color w:themeColor="background1" w:val="FFFFFF"/>
@@ -5904,6 +6192,7 @@
         <w:spacing w:after="0" w:before="0" w:line="240" w:lineRule="auto"/>
       </w:pPr>
       <w:rPr>
+        <w:rFonts w:eastAsia="黑体"/>
         <w:b/>
         <w:bCs/>
       </w:rPr>
@@ -5921,12 +6210,14 @@
     </w:tblStylePr>
     <w:tblStylePr w:type="firstCol">
       <w:rPr>
+        <w:rFonts w:eastAsia="黑体"/>
         <w:b/>
         <w:bCs/>
       </w:rPr>
     </w:tblStylePr>
     <w:tblStylePr w:type="lastCol">
       <w:rPr>
+        <w:rFonts w:eastAsia="黑体"/>
         <w:b/>
         <w:bCs/>
       </w:rPr>
@@ -5988,6 +6279,7 @@
         <w:spacing w:after="0" w:before="0" w:line="240" w:lineRule="auto"/>
       </w:pPr>
       <w:rPr>
+        <w:rFonts w:eastAsia="黑体"/>
         <w:b/>
         <w:bCs/>
         <w:color w:themeColor="background1" w:val="FFFFFF"/>
@@ -6010,6 +6302,7 @@
         <w:spacing w:after="0" w:before="0" w:line="240" w:lineRule="auto"/>
       </w:pPr>
       <w:rPr>
+        <w:rFonts w:eastAsia="黑体"/>
         <w:b/>
         <w:bCs/>
       </w:rPr>
@@ -6027,12 +6320,14 @@
     </w:tblStylePr>
     <w:tblStylePr w:type="firstCol">
       <w:rPr>
+        <w:rFonts w:eastAsia="黑体"/>
         <w:b/>
         <w:bCs/>
       </w:rPr>
     </w:tblStylePr>
     <w:tblStylePr w:type="lastCol">
       <w:rPr>
+        <w:rFonts w:eastAsia="黑体"/>
         <w:b/>
         <w:bCs/>
       </w:rPr>
@@ -6094,6 +6389,7 @@
         <w:spacing w:after="0" w:before="0" w:line="240" w:lineRule="auto"/>
       </w:pPr>
       <w:rPr>
+        <w:rFonts w:eastAsia="黑体"/>
         <w:b/>
         <w:bCs/>
         <w:color w:themeColor="background1" w:val="FFFFFF"/>
@@ -6116,6 +6412,7 @@
         <w:spacing w:after="0" w:before="0" w:line="240" w:lineRule="auto"/>
       </w:pPr>
       <w:rPr>
+        <w:rFonts w:eastAsia="黑体"/>
         <w:b/>
         <w:bCs/>
       </w:rPr>
@@ -6133,12 +6430,14 @@
     </w:tblStylePr>
     <w:tblStylePr w:type="firstCol">
       <w:rPr>
+        <w:rFonts w:eastAsia="黑体"/>
         <w:b/>
         <w:bCs/>
       </w:rPr>
     </w:tblStylePr>
     <w:tblStylePr w:type="lastCol">
       <w:rPr>
+        <w:rFonts w:eastAsia="黑体"/>
         <w:b/>
         <w:bCs/>
       </w:rPr>
@@ -6200,6 +6499,7 @@
         <w:spacing w:after="0" w:before="0" w:line="240" w:lineRule="auto"/>
       </w:pPr>
       <w:rPr>
+        <w:rFonts w:eastAsia="黑体"/>
         <w:b/>
         <w:bCs/>
         <w:color w:themeColor="background1" w:val="FFFFFF"/>
@@ -6222,6 +6522,7 @@
         <w:spacing w:after="0" w:before="0" w:line="240" w:lineRule="auto"/>
       </w:pPr>
       <w:rPr>
+        <w:rFonts w:eastAsia="黑体"/>
         <w:b/>
         <w:bCs/>
       </w:rPr>
@@ -6239,12 +6540,14 @@
     </w:tblStylePr>
     <w:tblStylePr w:type="firstCol">
       <w:rPr>
+        <w:rFonts w:eastAsia="黑体"/>
         <w:b/>
         <w:bCs/>
       </w:rPr>
     </w:tblStylePr>
     <w:tblStylePr w:type="lastCol">
       <w:rPr>
+        <w:rFonts w:eastAsia="黑体"/>
         <w:b/>
         <w:bCs/>
       </w:rPr>
@@ -6306,6 +6609,7 @@
         <w:spacing w:after="0" w:before="0" w:line="240" w:lineRule="auto"/>
       </w:pPr>
       <w:rPr>
+        <w:rFonts w:eastAsia="黑体"/>
         <w:b/>
         <w:bCs/>
         <w:color w:themeColor="background1" w:val="FFFFFF"/>
@@ -6328,6 +6632,7 @@
         <w:spacing w:after="0" w:before="0" w:line="240" w:lineRule="auto"/>
       </w:pPr>
       <w:rPr>
+        <w:rFonts w:eastAsia="黑体"/>
         <w:b/>
         <w:bCs/>
       </w:rPr>
@@ -6345,12 +6650,14 @@
     </w:tblStylePr>
     <w:tblStylePr w:type="firstCol">
       <w:rPr>
+        <w:rFonts w:eastAsia="黑体"/>
         <w:b/>
         <w:bCs/>
       </w:rPr>
     </w:tblStylePr>
     <w:tblStylePr w:type="lastCol">
       <w:rPr>
+        <w:rFonts w:eastAsia="黑体"/>
         <w:b/>
         <w:bCs/>
       </w:rPr>
@@ -6412,6 +6719,7 @@
         <w:spacing w:after="0" w:before="0" w:line="240" w:lineRule="auto"/>
       </w:pPr>
       <w:rPr>
+        <w:rFonts w:eastAsia="黑体"/>
         <w:b/>
         <w:bCs/>
         <w:color w:themeColor="background1" w:val="FFFFFF"/>
@@ -6434,6 +6742,7 @@
         <w:spacing w:after="0" w:before="0" w:line="240" w:lineRule="auto"/>
       </w:pPr>
       <w:rPr>
+        <w:rFonts w:eastAsia="黑体"/>
         <w:b/>
         <w:bCs/>
       </w:rPr>
@@ -6451,12 +6760,14 @@
     </w:tblStylePr>
     <w:tblStylePr w:type="firstCol">
       <w:rPr>
+        <w:rFonts w:eastAsia="黑体"/>
         <w:b/>
         <w:bCs/>
       </w:rPr>
     </w:tblStylePr>
     <w:tblStylePr w:type="lastCol">
       <w:rPr>
+        <w:rFonts w:eastAsia="黑体"/>
         <w:b/>
         <w:bCs/>
       </w:rPr>
@@ -6515,6 +6826,7 @@
         <w:spacing w:after="0" w:before="0" w:line="240" w:lineRule="auto"/>
       </w:pPr>
       <w:rPr>
+        <w:rFonts w:eastAsia="黑体"/>
         <w:b/>
         <w:bCs/>
         <w:color w:themeColor="background1" w:val="FFFFFF"/>
@@ -6537,6 +6849,7 @@
         <w:spacing w:after="0" w:before="0" w:line="240" w:lineRule="auto"/>
       </w:pPr>
       <w:rPr>
+        <w:rFonts w:eastAsia="黑体"/>
         <w:color w:val="auto"/>
       </w:rPr>
       <w:tblPr/>
@@ -6554,6 +6867,7 @@
     </w:tblStylePr>
     <w:tblStylePr w:type="firstCol">
       <w:rPr>
+        <w:rFonts w:eastAsia="黑体"/>
         <w:b/>
         <w:bCs/>
         <w:color w:themeColor="background1" w:val="FFFFFF"/>
@@ -6573,6 +6887,7 @@
     </w:tblStylePr>
     <w:tblStylePr w:type="lastCol">
       <w:rPr>
+        <w:rFonts w:eastAsia="黑体"/>
         <w:b/>
         <w:bCs/>
         <w:color w:themeColor="background1" w:val="FFFFFF"/>
@@ -6621,6 +6936,7 @@
     </w:tblStylePr>
     <w:tblStylePr w:type="nwCell">
       <w:rPr>
+        <w:rFonts w:eastAsia="黑体"/>
         <w:color w:themeColor="background1" w:val="FFFFFF"/>
       </w:rPr>
       <w:tblPr/>
@@ -6664,6 +6980,7 @@
         <w:spacing w:after="0" w:before="0" w:line="240" w:lineRule="auto"/>
       </w:pPr>
       <w:rPr>
+        <w:rFonts w:eastAsia="黑体"/>
         <w:b/>
         <w:bCs/>
         <w:color w:themeColor="background1" w:val="FFFFFF"/>
@@ -6686,6 +7003,7 @@
         <w:spacing w:after="0" w:before="0" w:line="240" w:lineRule="auto"/>
       </w:pPr>
       <w:rPr>
+        <w:rFonts w:eastAsia="黑体"/>
         <w:color w:val="auto"/>
       </w:rPr>
       <w:tblPr/>
@@ -6703,6 +7021,7 @@
     </w:tblStylePr>
     <w:tblStylePr w:type="firstCol">
       <w:rPr>
+        <w:rFonts w:eastAsia="黑体"/>
         <w:b/>
         <w:bCs/>
         <w:color w:themeColor="background1" w:val="FFFFFF"/>
@@ -6722,6 +7041,7 @@
     </w:tblStylePr>
     <w:tblStylePr w:type="lastCol">
       <w:rPr>
+        <w:rFonts w:eastAsia="黑体"/>
         <w:b/>
         <w:bCs/>
         <w:color w:themeColor="background1" w:val="FFFFFF"/>
@@ -6770,6 +7090,7 @@
     </w:tblStylePr>
     <w:tblStylePr w:type="nwCell">
       <w:rPr>
+        <w:rFonts w:eastAsia="黑体"/>
         <w:color w:themeColor="background1" w:val="FFFFFF"/>
       </w:rPr>
       <w:tblPr/>
@@ -6813,6 +7134,7 @@
         <w:spacing w:after="0" w:before="0" w:line="240" w:lineRule="auto"/>
       </w:pPr>
       <w:rPr>
+        <w:rFonts w:eastAsia="黑体"/>
         <w:b/>
         <w:bCs/>
         <w:color w:themeColor="background1" w:val="FFFFFF"/>
@@ -6835,6 +7157,7 @@
         <w:spacing w:after="0" w:before="0" w:line="240" w:lineRule="auto"/>
       </w:pPr>
       <w:rPr>
+        <w:rFonts w:eastAsia="黑体"/>
         <w:color w:val="auto"/>
       </w:rPr>
       <w:tblPr/>
@@ -6852,6 +7175,7 @@
     </w:tblStylePr>
     <w:tblStylePr w:type="firstCol">
       <w:rPr>
+        <w:rFonts w:eastAsia="黑体"/>
         <w:b/>
         <w:bCs/>
         <w:color w:themeColor="background1" w:val="FFFFFF"/>
@@ -6871,6 +7195,7 @@
     </w:tblStylePr>
     <w:tblStylePr w:type="lastCol">
       <w:rPr>
+        <w:rFonts w:eastAsia="黑体"/>
         <w:b/>
         <w:bCs/>
         <w:color w:themeColor="background1" w:val="FFFFFF"/>
@@ -6919,6 +7244,7 @@
     </w:tblStylePr>
     <w:tblStylePr w:type="nwCell">
       <w:rPr>
+        <w:rFonts w:eastAsia="黑体"/>
         <w:color w:themeColor="background1" w:val="FFFFFF"/>
       </w:rPr>
       <w:tblPr/>
@@ -6962,6 +7288,7 @@
         <w:spacing w:after="0" w:before="0" w:line="240" w:lineRule="auto"/>
       </w:pPr>
       <w:rPr>
+        <w:rFonts w:eastAsia="黑体"/>
         <w:b/>
         <w:bCs/>
         <w:color w:themeColor="background1" w:val="FFFFFF"/>
@@ -6984,6 +7311,7 @@
         <w:spacing w:after="0" w:before="0" w:line="240" w:lineRule="auto"/>
       </w:pPr>
       <w:rPr>
+        <w:rFonts w:eastAsia="黑体"/>
         <w:color w:val="auto"/>
       </w:rPr>
       <w:tblPr/>
@@ -7001,6 +7329,7 @@
     </w:tblStylePr>
     <w:tblStylePr w:type="firstCol">
       <w:rPr>
+        <w:rFonts w:eastAsia="黑体"/>
         <w:b/>
         <w:bCs/>
         <w:color w:themeColor="background1" w:val="FFFFFF"/>
@@ -7020,6 +7349,7 @@
     </w:tblStylePr>
     <w:tblStylePr w:type="lastCol">
       <w:rPr>
+        <w:rFonts w:eastAsia="黑体"/>
         <w:b/>
         <w:bCs/>
         <w:color w:themeColor="background1" w:val="FFFFFF"/>
@@ -7068,6 +7398,7 @@
     </w:tblStylePr>
     <w:tblStylePr w:type="nwCell">
       <w:rPr>
+        <w:rFonts w:eastAsia="黑体"/>
         <w:color w:themeColor="background1" w:val="FFFFFF"/>
       </w:rPr>
       <w:tblPr/>
@@ -7111,6 +7442,7 @@
         <w:spacing w:after="0" w:before="0" w:line="240" w:lineRule="auto"/>
       </w:pPr>
       <w:rPr>
+        <w:rFonts w:eastAsia="黑体"/>
         <w:b/>
         <w:bCs/>
         <w:color w:themeColor="background1" w:val="FFFFFF"/>
@@ -7133,6 +7465,7 @@
         <w:spacing w:after="0" w:before="0" w:line="240" w:lineRule="auto"/>
       </w:pPr>
       <w:rPr>
+        <w:rFonts w:eastAsia="黑体"/>
         <w:color w:val="auto"/>
       </w:rPr>
       <w:tblPr/>
@@ -7150,6 +7483,7 @@
     </w:tblStylePr>
     <w:tblStylePr w:type="firstCol">
       <w:rPr>
+        <w:rFonts w:eastAsia="黑体"/>
         <w:b/>
         <w:bCs/>
         <w:color w:themeColor="background1" w:val="FFFFFF"/>
@@ -7169,6 +7503,7 @@
     </w:tblStylePr>
     <w:tblStylePr w:type="lastCol">
       <w:rPr>
+        <w:rFonts w:eastAsia="黑体"/>
         <w:b/>
         <w:bCs/>
         <w:color w:themeColor="background1" w:val="FFFFFF"/>
@@ -7217,6 +7552,7 @@
     </w:tblStylePr>
     <w:tblStylePr w:type="nwCell">
       <w:rPr>
+        <w:rFonts w:eastAsia="黑体"/>
         <w:color w:themeColor="background1" w:val="FFFFFF"/>
       </w:rPr>
       <w:tblPr/>
@@ -7260,6 +7596,7 @@
         <w:spacing w:after="0" w:before="0" w:line="240" w:lineRule="auto"/>
       </w:pPr>
       <w:rPr>
+        <w:rFonts w:eastAsia="黑体"/>
         <w:b/>
         <w:bCs/>
         <w:color w:themeColor="background1" w:val="FFFFFF"/>
@@ -7282,6 +7619,7 @@
         <w:spacing w:after="0" w:before="0" w:line="240" w:lineRule="auto"/>
       </w:pPr>
       <w:rPr>
+        <w:rFonts w:eastAsia="黑体"/>
         <w:color w:val="auto"/>
       </w:rPr>
       <w:tblPr/>
@@ -7299,6 +7637,7 @@
     </w:tblStylePr>
     <w:tblStylePr w:type="firstCol">
       <w:rPr>
+        <w:rFonts w:eastAsia="黑体"/>
         <w:b/>
         <w:bCs/>
         <w:color w:themeColor="background1" w:val="FFFFFF"/>
@@ -7318,6 +7657,7 @@
     </w:tblStylePr>
     <w:tblStylePr w:type="lastCol">
       <w:rPr>
+        <w:rFonts w:eastAsia="黑体"/>
         <w:b/>
         <w:bCs/>
         <w:color w:themeColor="background1" w:val="FFFFFF"/>
@@ -7366,6 +7706,7 @@
     </w:tblStylePr>
     <w:tblStylePr w:type="nwCell">
       <w:rPr>
+        <w:rFonts w:eastAsia="黑体"/>
         <w:color w:themeColor="background1" w:val="FFFFFF"/>
       </w:rPr>
       <w:tblPr/>
@@ -7409,6 +7750,7 @@
         <w:spacing w:after="0" w:before="0" w:line="240" w:lineRule="auto"/>
       </w:pPr>
       <w:rPr>
+        <w:rFonts w:eastAsia="黑体"/>
         <w:b/>
         <w:bCs/>
         <w:color w:themeColor="background1" w:val="FFFFFF"/>
@@ -7431,6 +7773,7 @@
         <w:spacing w:after="0" w:before="0" w:line="240" w:lineRule="auto"/>
       </w:pPr>
       <w:rPr>
+        <w:rFonts w:eastAsia="黑体"/>
         <w:color w:val="auto"/>
       </w:rPr>
       <w:tblPr/>
@@ -7448,6 +7791,7 @@
     </w:tblStylePr>
     <w:tblStylePr w:type="firstCol">
       <w:rPr>
+        <w:rFonts w:eastAsia="黑体"/>
         <w:b/>
         <w:bCs/>
         <w:color w:themeColor="background1" w:val="FFFFFF"/>
@@ -7467,6 +7811,7 @@
     </w:tblStylePr>
     <w:tblStylePr w:type="lastCol">
       <w:rPr>
+        <w:rFonts w:eastAsia="黑体"/>
         <w:b/>
         <w:bCs/>
         <w:color w:themeColor="background1" w:val="FFFFFF"/>
@@ -7515,6 +7860,7 @@
     </w:tblStylePr>
     <w:tblStylePr w:type="nwCell">
       <w:rPr>
+        <w:rFonts w:eastAsia="黑体"/>
         <w:color w:themeColor="background1" w:val="FFFFFF"/>
       </w:rPr>
       <w:tblPr/>
@@ -7539,6 +7885,7 @@
       <w:spacing w:after="0" w:line="240" w:lineRule="auto"/>
     </w:pPr>
     <w:rPr>
+      <w:rFonts w:eastAsia="黑体"/>
       <w:color w:themeColor="text1" w:val="000000"/>
     </w:rPr>
     <w:tblPr>
@@ -7558,7 +7905,7 @@
     </w:tblPr>
     <w:tblStylePr w:type="firstRow">
       <w:rPr>
-        <w:rFonts w:asciiTheme="majorHAnsi" w:cstheme="majorBidi" w:eastAsiaTheme="majorEastAsia" w:hAnsiTheme="majorHAnsi"/>
+        <w:rFonts w:asciiTheme="majorHAnsi" w:cstheme="majorBidi" w:hAnsiTheme="majorHAnsi" w:eastAsia="黑体"/>
       </w:rPr>
       <w:tblPr/>
       <w:tcPr>
@@ -7570,6 +7917,7 @@
     </w:tblStylePr>
     <w:tblStylePr w:type="lastRow">
       <w:rPr>
+        <w:rFonts w:eastAsia="黑体"/>
         <w:b/>
         <w:bCs/>
         <w:color w:themeColor="text2" w:val="1F497D"/>
@@ -7584,12 +7932,14 @@
     </w:tblStylePr>
     <w:tblStylePr w:type="firstCol">
       <w:rPr>
+        <w:rFonts w:eastAsia="黑体"/>
         <w:b/>
         <w:bCs/>
       </w:rPr>
     </w:tblStylePr>
     <w:tblStylePr w:type="lastCol">
       <w:rPr>
+        <w:rFonts w:eastAsia="黑体"/>
         <w:b/>
         <w:bCs/>
       </w:rPr>
@@ -7623,6 +7973,7 @@
       <w:spacing w:after="0" w:line="240" w:lineRule="auto"/>
     </w:pPr>
     <w:rPr>
+      <w:rFonts w:eastAsia="黑体"/>
       <w:color w:themeColor="text1" w:val="000000"/>
     </w:rPr>
     <w:tblPr>
@@ -7642,7 +7993,7 @@
     </w:tblPr>
     <w:tblStylePr w:type="firstRow">
       <w:rPr>
-        <w:rFonts w:asciiTheme="majorHAnsi" w:cstheme="majorBidi" w:eastAsiaTheme="majorEastAsia" w:hAnsiTheme="majorHAnsi"/>
+        <w:rFonts w:asciiTheme="majorHAnsi" w:cstheme="majorBidi" w:hAnsiTheme="majorHAnsi" w:eastAsia="黑体"/>
       </w:rPr>
       <w:tblPr/>
       <w:tcPr>
@@ -7654,6 +8005,7 @@
     </w:tblStylePr>
     <w:tblStylePr w:type="lastRow">
       <w:rPr>
+        <w:rFonts w:eastAsia="黑体"/>
         <w:b/>
         <w:bCs/>
         <w:color w:themeColor="text2" w:val="1F497D"/>
@@ -7668,12 +8020,14 @@
     </w:tblStylePr>
     <w:tblStylePr w:type="firstCol">
       <w:rPr>
+        <w:rFonts w:eastAsia="黑体"/>
         <w:b/>
         <w:bCs/>
       </w:rPr>
     </w:tblStylePr>
     <w:tblStylePr w:type="lastCol">
       <w:rPr>
+        <w:rFonts w:eastAsia="黑体"/>
         <w:b/>
         <w:bCs/>
       </w:rPr>
@@ -7707,6 +8061,7 @@
       <w:spacing w:after="0" w:line="240" w:lineRule="auto"/>
     </w:pPr>
     <w:rPr>
+      <w:rFonts w:eastAsia="黑体"/>
       <w:color w:themeColor="text1" w:val="000000"/>
     </w:rPr>
     <w:tblPr>
@@ -7726,7 +8081,7 @@
     </w:tblPr>
     <w:tblStylePr w:type="firstRow">
       <w:rPr>
-        <w:rFonts w:asciiTheme="majorHAnsi" w:cstheme="majorBidi" w:eastAsiaTheme="majorEastAsia" w:hAnsiTheme="majorHAnsi"/>
+        <w:rFonts w:asciiTheme="majorHAnsi" w:cstheme="majorBidi" w:hAnsiTheme="majorHAnsi" w:eastAsia="黑体"/>
       </w:rPr>
       <w:tblPr/>
       <w:tcPr>
@@ -7738,6 +8093,7 @@
     </w:tblStylePr>
     <w:tblStylePr w:type="lastRow">
       <w:rPr>
+        <w:rFonts w:eastAsia="黑体"/>
         <w:b/>
         <w:bCs/>
         <w:color w:themeColor="text2" w:val="1F497D"/>
@@ -7752,12 +8108,14 @@
     </w:tblStylePr>
     <w:tblStylePr w:type="firstCol">
       <w:rPr>
+        <w:rFonts w:eastAsia="黑体"/>
         <w:b/>
         <w:bCs/>
       </w:rPr>
     </w:tblStylePr>
     <w:tblStylePr w:type="lastCol">
       <w:rPr>
+        <w:rFonts w:eastAsia="黑体"/>
         <w:b/>
         <w:bCs/>
       </w:rPr>
@@ -7791,6 +8149,7 @@
       <w:spacing w:after="0" w:line="240" w:lineRule="auto"/>
     </w:pPr>
     <w:rPr>
+      <w:rFonts w:eastAsia="黑体"/>
       <w:color w:themeColor="text1" w:val="000000"/>
     </w:rPr>
     <w:tblPr>
@@ -7810,7 +8169,7 @@
     </w:tblPr>
     <w:tblStylePr w:type="firstRow">
       <w:rPr>
-        <w:rFonts w:asciiTheme="majorHAnsi" w:cstheme="majorBidi" w:eastAsiaTheme="majorEastAsia" w:hAnsiTheme="majorHAnsi"/>
+        <w:rFonts w:asciiTheme="majorHAnsi" w:cstheme="majorBidi" w:hAnsiTheme="majorHAnsi" w:eastAsia="黑体"/>
       </w:rPr>
       <w:tblPr/>
       <w:tcPr>
@@ -7822,6 +8181,7 @@
     </w:tblStylePr>
     <w:tblStylePr w:type="lastRow">
       <w:rPr>
+        <w:rFonts w:eastAsia="黑体"/>
         <w:b/>
         <w:bCs/>
         <w:color w:themeColor="text2" w:val="1F497D"/>
@@ -7836,12 +8196,14 @@
     </w:tblStylePr>
     <w:tblStylePr w:type="firstCol">
       <w:rPr>
+        <w:rFonts w:eastAsia="黑体"/>
         <w:b/>
         <w:bCs/>
       </w:rPr>
     </w:tblStylePr>
     <w:tblStylePr w:type="lastCol">
       <w:rPr>
+        <w:rFonts w:eastAsia="黑体"/>
         <w:b/>
         <w:bCs/>
       </w:rPr>
@@ -7875,6 +8237,7 @@
       <w:spacing w:after="0" w:line="240" w:lineRule="auto"/>
     </w:pPr>
     <w:rPr>
+      <w:rFonts w:eastAsia="黑体"/>
       <w:color w:themeColor="text1" w:val="000000"/>
     </w:rPr>
     <w:tblPr>
@@ -7894,7 +8257,7 @@
     </w:tblPr>
     <w:tblStylePr w:type="firstRow">
       <w:rPr>
-        <w:rFonts w:asciiTheme="majorHAnsi" w:cstheme="majorBidi" w:eastAsiaTheme="majorEastAsia" w:hAnsiTheme="majorHAnsi"/>
+        <w:rFonts w:asciiTheme="majorHAnsi" w:cstheme="majorBidi" w:hAnsiTheme="majorHAnsi" w:eastAsia="黑体"/>
       </w:rPr>
       <w:tblPr/>
       <w:tcPr>
@@ -7906,6 +8269,7 @@
     </w:tblStylePr>
     <w:tblStylePr w:type="lastRow">
       <w:rPr>
+        <w:rFonts w:eastAsia="黑体"/>
         <w:b/>
         <w:bCs/>
         <w:color w:themeColor="text2" w:val="1F497D"/>
@@ -7920,12 +8284,14 @@
     </w:tblStylePr>
     <w:tblStylePr w:type="firstCol">
       <w:rPr>
+        <w:rFonts w:eastAsia="黑体"/>
         <w:b/>
         <w:bCs/>
       </w:rPr>
     </w:tblStylePr>
     <w:tblStylePr w:type="lastCol">
       <w:rPr>
+        <w:rFonts w:eastAsia="黑体"/>
         <w:b/>
         <w:bCs/>
       </w:rPr>
@@ -7959,6 +8325,7 @@
       <w:spacing w:after="0" w:line="240" w:lineRule="auto"/>
     </w:pPr>
     <w:rPr>
+      <w:rFonts w:eastAsia="黑体"/>
       <w:color w:themeColor="text1" w:val="000000"/>
     </w:rPr>
     <w:tblPr>
@@ -7978,7 +8345,7 @@
     </w:tblPr>
     <w:tblStylePr w:type="firstRow">
       <w:rPr>
-        <w:rFonts w:asciiTheme="majorHAnsi" w:cstheme="majorBidi" w:eastAsiaTheme="majorEastAsia" w:hAnsiTheme="majorHAnsi"/>
+        <w:rFonts w:asciiTheme="majorHAnsi" w:cstheme="majorBidi" w:hAnsiTheme="majorHAnsi" w:eastAsia="黑体"/>
       </w:rPr>
       <w:tblPr/>
       <w:tcPr>
@@ -7990,6 +8357,7 @@
     </w:tblStylePr>
     <w:tblStylePr w:type="lastRow">
       <w:rPr>
+        <w:rFonts w:eastAsia="黑体"/>
         <w:b/>
         <w:bCs/>
         <w:color w:themeColor="text2" w:val="1F497D"/>
@@ -8004,12 +8372,14 @@
     </w:tblStylePr>
     <w:tblStylePr w:type="firstCol">
       <w:rPr>
+        <w:rFonts w:eastAsia="黑体"/>
         <w:b/>
         <w:bCs/>
       </w:rPr>
     </w:tblStylePr>
     <w:tblStylePr w:type="lastCol">
       <w:rPr>
+        <w:rFonts w:eastAsia="黑体"/>
         <w:b/>
         <w:bCs/>
       </w:rPr>
@@ -8043,6 +8413,7 @@
       <w:spacing w:after="0" w:line="240" w:lineRule="auto"/>
     </w:pPr>
     <w:rPr>
+      <w:rFonts w:eastAsia="黑体"/>
       <w:color w:themeColor="text1" w:val="000000"/>
     </w:rPr>
     <w:tblPr>
@@ -8062,7 +8433,7 @@
     </w:tblPr>
     <w:tblStylePr w:type="firstRow">
       <w:rPr>
-        <w:rFonts w:asciiTheme="majorHAnsi" w:cstheme="majorBidi" w:eastAsiaTheme="majorEastAsia" w:hAnsiTheme="majorHAnsi"/>
+        <w:rFonts w:asciiTheme="majorHAnsi" w:cstheme="majorBidi" w:hAnsiTheme="majorHAnsi" w:eastAsia="黑体"/>
       </w:rPr>
       <w:tblPr/>
       <w:tcPr>
@@ -8074,6 +8445,7 @@
     </w:tblStylePr>
     <w:tblStylePr w:type="lastRow">
       <w:rPr>
+        <w:rFonts w:eastAsia="黑体"/>
         <w:b/>
         <w:bCs/>
         <w:color w:themeColor="text2" w:val="1F497D"/>
@@ -8088,12 +8460,14 @@
     </w:tblStylePr>
     <w:tblStylePr w:type="firstCol">
       <w:rPr>
+        <w:rFonts w:eastAsia="黑体"/>
         <w:b/>
         <w:bCs/>
       </w:rPr>
     </w:tblStylePr>
     <w:tblStylePr w:type="lastCol">
       <w:rPr>
+        <w:rFonts w:eastAsia="黑体"/>
         <w:b/>
         <w:bCs/>
       </w:rPr>
@@ -8127,7 +8501,7 @@
       <w:spacing w:after="0" w:line="240" w:lineRule="auto"/>
     </w:pPr>
     <w:rPr>
-      <w:rFonts w:asciiTheme="majorHAnsi" w:cstheme="majorBidi" w:eastAsiaTheme="majorEastAsia" w:hAnsiTheme="majorHAnsi"/>
+      <w:rFonts w:asciiTheme="majorHAnsi" w:cstheme="majorBidi" w:hAnsiTheme="majorHAnsi" w:eastAsia="黑体"/>
       <w:color w:themeColor="text1" w:val="000000"/>
     </w:rPr>
     <w:tblPr>
@@ -8149,6 +8523,7 @@
     </w:tblPr>
     <w:tblStylePr w:type="firstRow">
       <w:rPr>
+        <w:rFonts w:eastAsia="黑体"/>
         <w:sz w:val="24"/>
         <w:szCs w:val="24"/>
       </w:rPr>
@@ -8255,7 +8630,7 @@
       <w:spacing w:after="0" w:line="240" w:lineRule="auto"/>
     </w:pPr>
     <w:rPr>
-      <w:rFonts w:asciiTheme="majorHAnsi" w:cstheme="majorBidi" w:eastAsiaTheme="majorEastAsia" w:hAnsiTheme="majorHAnsi"/>
+      <w:rFonts w:asciiTheme="majorHAnsi" w:cstheme="majorBidi" w:hAnsiTheme="majorHAnsi" w:eastAsia="黑体"/>
       <w:color w:themeColor="text1" w:val="000000"/>
     </w:rPr>
     <w:tblPr>
@@ -8277,6 +8652,7 @@
     </w:tblPr>
     <w:tblStylePr w:type="firstRow">
       <w:rPr>
+        <w:rFonts w:eastAsia="黑体"/>
         <w:sz w:val="24"/>
         <w:szCs w:val="24"/>
       </w:rPr>
@@ -8383,7 +8759,7 @@
       <w:spacing w:after="0" w:line="240" w:lineRule="auto"/>
     </w:pPr>
     <w:rPr>
-      <w:rFonts w:asciiTheme="majorHAnsi" w:cstheme="majorBidi" w:eastAsiaTheme="majorEastAsia" w:hAnsiTheme="majorHAnsi"/>
+      <w:rFonts w:asciiTheme="majorHAnsi" w:cstheme="majorBidi" w:hAnsiTheme="majorHAnsi" w:eastAsia="黑体"/>
       <w:color w:themeColor="text1" w:val="000000"/>
     </w:rPr>
     <w:tblPr>
@@ -8405,6 +8781,7 @@
     </w:tblPr>
     <w:tblStylePr w:type="firstRow">
       <w:rPr>
+        <w:rFonts w:eastAsia="黑体"/>
         <w:sz w:val="24"/>
         <w:szCs w:val="24"/>
       </w:rPr>
@@ -8511,7 +8888,7 @@
       <w:spacing w:after="0" w:line="240" w:lineRule="auto"/>
     </w:pPr>
     <w:rPr>
-      <w:rFonts w:asciiTheme="majorHAnsi" w:cstheme="majorBidi" w:eastAsiaTheme="majorEastAsia" w:hAnsiTheme="majorHAnsi"/>
+      <w:rFonts w:asciiTheme="majorHAnsi" w:cstheme="majorBidi" w:hAnsiTheme="majorHAnsi" w:eastAsia="黑体"/>
       <w:color w:themeColor="text1" w:val="000000"/>
     </w:rPr>
     <w:tblPr>
@@ -8533,6 +8910,7 @@
     </w:tblPr>
     <w:tblStylePr w:type="firstRow">
       <w:rPr>
+        <w:rFonts w:eastAsia="黑体"/>
         <w:sz w:val="24"/>
         <w:szCs w:val="24"/>
       </w:rPr>
@@ -8639,7 +9017,7 @@
       <w:spacing w:after="0" w:line="240" w:lineRule="auto"/>
     </w:pPr>
     <w:rPr>
-      <w:rFonts w:asciiTheme="majorHAnsi" w:cstheme="majorBidi" w:eastAsiaTheme="majorEastAsia" w:hAnsiTheme="majorHAnsi"/>
+      <w:rFonts w:asciiTheme="majorHAnsi" w:cstheme="majorBidi" w:hAnsiTheme="majorHAnsi" w:eastAsia="黑体"/>
       <w:color w:themeColor="text1" w:val="000000"/>
     </w:rPr>
     <w:tblPr>
@@ -8661,6 +9039,7 @@
     </w:tblPr>
     <w:tblStylePr w:type="firstRow">
       <w:rPr>
+        <w:rFonts w:eastAsia="黑体"/>
         <w:sz w:val="24"/>
         <w:szCs w:val="24"/>
       </w:rPr>
@@ -8767,7 +9146,7 @@
       <w:spacing w:after="0" w:line="240" w:lineRule="auto"/>
     </w:pPr>
     <w:rPr>
-      <w:rFonts w:asciiTheme="majorHAnsi" w:cstheme="majorBidi" w:eastAsiaTheme="majorEastAsia" w:hAnsiTheme="majorHAnsi"/>
+      <w:rFonts w:asciiTheme="majorHAnsi" w:cstheme="majorBidi" w:hAnsiTheme="majorHAnsi" w:eastAsia="黑体"/>
       <w:color w:themeColor="text1" w:val="000000"/>
     </w:rPr>
     <w:tblPr>
@@ -8789,6 +9168,7 @@
     </w:tblPr>
     <w:tblStylePr w:type="firstRow">
       <w:rPr>
+        <w:rFonts w:eastAsia="黑体"/>
         <w:sz w:val="24"/>
         <w:szCs w:val="24"/>
       </w:rPr>
@@ -8895,7 +9275,7 @@
       <w:spacing w:after="0" w:line="240" w:lineRule="auto"/>
     </w:pPr>
     <w:rPr>
-      <w:rFonts w:asciiTheme="majorHAnsi" w:cstheme="majorBidi" w:eastAsiaTheme="majorEastAsia" w:hAnsiTheme="majorHAnsi"/>
+      <w:rFonts w:asciiTheme="majorHAnsi" w:cstheme="majorBidi" w:hAnsiTheme="majorHAnsi" w:eastAsia="黑体"/>
       <w:color w:themeColor="text1" w:val="000000"/>
     </w:rPr>
     <w:tblPr>
@@ -8917,6 +9297,7 @@
     </w:tblPr>
     <w:tblStylePr w:type="firstRow">
       <w:rPr>
+        <w:rFonts w:eastAsia="黑体"/>
         <w:sz w:val="24"/>
         <w:szCs w:val="24"/>
       </w:rPr>
@@ -9046,12 +9427,14 @@
     </w:tcPr>
     <w:tblStylePr w:type="firstRow">
       <w:rPr>
+        <w:rFonts w:eastAsia="黑体"/>
         <w:b/>
         <w:bCs/>
       </w:rPr>
     </w:tblStylePr>
     <w:tblStylePr w:type="lastRow">
       <w:rPr>
+        <w:rFonts w:eastAsia="黑体"/>
         <w:b/>
         <w:bCs/>
       </w:rPr>
@@ -9064,12 +9447,14 @@
     </w:tblStylePr>
     <w:tblStylePr w:type="firstCol">
       <w:rPr>
+        <w:rFonts w:eastAsia="黑体"/>
         <w:b/>
         <w:bCs/>
       </w:rPr>
     </w:tblStylePr>
     <w:tblStylePr w:type="lastCol">
       <w:rPr>
+        <w:rFonts w:eastAsia="黑体"/>
         <w:b/>
         <w:bCs/>
       </w:rPr>
@@ -9119,12 +9504,14 @@
     </w:tcPr>
     <w:tblStylePr w:type="firstRow">
       <w:rPr>
+        <w:rFonts w:eastAsia="黑体"/>
         <w:b/>
         <w:bCs/>
       </w:rPr>
     </w:tblStylePr>
     <w:tblStylePr w:type="lastRow">
       <w:rPr>
+        <w:rFonts w:eastAsia="黑体"/>
         <w:b/>
         <w:bCs/>
       </w:rPr>
@@ -9137,12 +9524,14 @@
     </w:tblStylePr>
     <w:tblStylePr w:type="firstCol">
       <w:rPr>
+        <w:rFonts w:eastAsia="黑体"/>
         <w:b/>
         <w:bCs/>
       </w:rPr>
     </w:tblStylePr>
     <w:tblStylePr w:type="lastCol">
       <w:rPr>
+        <w:rFonts w:eastAsia="黑体"/>
         <w:b/>
         <w:bCs/>
       </w:rPr>
@@ -9192,12 +9581,14 @@
     </w:tcPr>
     <w:tblStylePr w:type="firstRow">
       <w:rPr>
+        <w:rFonts w:eastAsia="黑体"/>
         <w:b/>
         <w:bCs/>
       </w:rPr>
     </w:tblStylePr>
     <w:tblStylePr w:type="lastRow">
       <w:rPr>
+        <w:rFonts w:eastAsia="黑体"/>
         <w:b/>
         <w:bCs/>
       </w:rPr>
@@ -9210,12 +9601,14 @@
     </w:tblStylePr>
     <w:tblStylePr w:type="firstCol">
       <w:rPr>
+        <w:rFonts w:eastAsia="黑体"/>
         <w:b/>
         <w:bCs/>
       </w:rPr>
     </w:tblStylePr>
     <w:tblStylePr w:type="lastCol">
       <w:rPr>
+        <w:rFonts w:eastAsia="黑体"/>
         <w:b/>
         <w:bCs/>
       </w:rPr>
@@ -9265,12 +9658,14 @@
     </w:tcPr>
     <w:tblStylePr w:type="firstRow">
       <w:rPr>
+        <w:rFonts w:eastAsia="黑体"/>
         <w:b/>
         <w:bCs/>
       </w:rPr>
     </w:tblStylePr>
     <w:tblStylePr w:type="lastRow">
       <w:rPr>
+        <w:rFonts w:eastAsia="黑体"/>
         <w:b/>
         <w:bCs/>
       </w:rPr>
@@ -9283,12 +9678,14 @@
     </w:tblStylePr>
     <w:tblStylePr w:type="firstCol">
       <w:rPr>
+        <w:rFonts w:eastAsia="黑体"/>
         <w:b/>
         <w:bCs/>
       </w:rPr>
     </w:tblStylePr>
     <w:tblStylePr w:type="lastCol">
       <w:rPr>
+        <w:rFonts w:eastAsia="黑体"/>
         <w:b/>
         <w:bCs/>
       </w:rPr>
@@ -9338,12 +9735,14 @@
     </w:tcPr>
     <w:tblStylePr w:type="firstRow">
       <w:rPr>
+        <w:rFonts w:eastAsia="黑体"/>
         <w:b/>
         <w:bCs/>
       </w:rPr>
     </w:tblStylePr>
     <w:tblStylePr w:type="lastRow">
       <w:rPr>
+        <w:rFonts w:eastAsia="黑体"/>
         <w:b/>
         <w:bCs/>
       </w:rPr>
@@ -9356,12 +9755,14 @@
     </w:tblStylePr>
     <w:tblStylePr w:type="firstCol">
       <w:rPr>
+        <w:rFonts w:eastAsia="黑体"/>
         <w:b/>
         <w:bCs/>
       </w:rPr>
     </w:tblStylePr>
     <w:tblStylePr w:type="lastCol">
       <w:rPr>
+        <w:rFonts w:eastAsia="黑体"/>
         <w:b/>
         <w:bCs/>
       </w:rPr>
@@ -9411,12 +9812,14 @@
     </w:tcPr>
     <w:tblStylePr w:type="firstRow">
       <w:rPr>
+        <w:rFonts w:eastAsia="黑体"/>
         <w:b/>
         <w:bCs/>
       </w:rPr>
     </w:tblStylePr>
     <w:tblStylePr w:type="lastRow">
       <w:rPr>
+        <w:rFonts w:eastAsia="黑体"/>
         <w:b/>
         <w:bCs/>
       </w:rPr>
@@ -9429,12 +9832,14 @@
     </w:tblStylePr>
     <w:tblStylePr w:type="firstCol">
       <w:rPr>
+        <w:rFonts w:eastAsia="黑体"/>
         <w:b/>
         <w:bCs/>
       </w:rPr>
     </w:tblStylePr>
     <w:tblStylePr w:type="lastCol">
       <w:rPr>
+        <w:rFonts w:eastAsia="黑体"/>
         <w:b/>
         <w:bCs/>
       </w:rPr>
@@ -9484,12 +9889,14 @@
     </w:tcPr>
     <w:tblStylePr w:type="firstRow">
       <w:rPr>
+        <w:rFonts w:eastAsia="黑体"/>
         <w:b/>
         <w:bCs/>
       </w:rPr>
     </w:tblStylePr>
     <w:tblStylePr w:type="lastRow">
       <w:rPr>
+        <w:rFonts w:eastAsia="黑体"/>
         <w:b/>
         <w:bCs/>
       </w:rPr>
@@ -9502,12 +9909,14 @@
     </w:tblStylePr>
     <w:tblStylePr w:type="firstCol">
       <w:rPr>
+        <w:rFonts w:eastAsia="黑体"/>
         <w:b/>
         <w:bCs/>
       </w:rPr>
     </w:tblStylePr>
     <w:tblStylePr w:type="lastCol">
       <w:rPr>
+        <w:rFonts w:eastAsia="黑体"/>
         <w:b/>
         <w:bCs/>
       </w:rPr>
@@ -9534,7 +9943,7 @@
       <w:spacing w:after="0" w:line="240" w:lineRule="auto"/>
     </w:pPr>
     <w:rPr>
-      <w:rFonts w:asciiTheme="majorHAnsi" w:cstheme="majorBidi" w:eastAsiaTheme="majorEastAsia" w:hAnsiTheme="majorHAnsi"/>
+      <w:rFonts w:asciiTheme="majorHAnsi" w:cstheme="majorBidi" w:hAnsiTheme="majorHAnsi" w:eastAsia="黑体"/>
       <w:color w:themeColor="text1" w:val="000000"/>
     </w:rPr>
     <w:tblPr>
@@ -9561,6 +9970,7 @@
     </w:tcPr>
     <w:tblStylePr w:type="firstRow">
       <w:rPr>
+        <w:rFonts w:eastAsia="黑体"/>
         <w:b/>
         <w:bCs/>
         <w:color w:themeColor="text1" w:val="000000"/>
@@ -9572,6 +9982,7 @@
     </w:tblStylePr>
     <w:tblStylePr w:type="lastRow">
       <w:rPr>
+        <w:rFonts w:eastAsia="黑体"/>
         <w:b/>
         <w:bCs/>
         <w:color w:themeColor="text1" w:val="000000"/>
@@ -9591,6 +10002,7 @@
     </w:tblStylePr>
     <w:tblStylePr w:type="firstCol">
       <w:rPr>
+        <w:rFonts w:eastAsia="黑体"/>
         <w:b/>
         <w:bCs/>
         <w:color w:themeColor="text1" w:val="000000"/>
@@ -9610,6 +10022,7 @@
     </w:tblStylePr>
     <w:tblStylePr w:type="lastCol">
       <w:rPr>
+        <w:rFonts w:eastAsia="黑体"/>
         <w:b w:val="0"/>
         <w:bCs w:val="0"/>
         <w:color w:themeColor="text1" w:val="000000"/>
@@ -9659,7 +10072,7 @@
       <w:spacing w:after="0" w:line="240" w:lineRule="auto"/>
     </w:pPr>
     <w:rPr>
-      <w:rFonts w:asciiTheme="majorHAnsi" w:cstheme="majorBidi" w:eastAsiaTheme="majorEastAsia" w:hAnsiTheme="majorHAnsi"/>
+      <w:rFonts w:asciiTheme="majorHAnsi" w:cstheme="majorBidi" w:hAnsiTheme="majorHAnsi" w:eastAsia="黑体"/>
       <w:color w:themeColor="text1" w:val="000000"/>
     </w:rPr>
     <w:tblPr>
@@ -9686,6 +10099,7 @@
     </w:tcPr>
     <w:tblStylePr w:type="firstRow">
       <w:rPr>
+        <w:rFonts w:eastAsia="黑体"/>
         <w:b/>
         <w:bCs/>
         <w:color w:themeColor="text1" w:val="000000"/>
@@ -9697,6 +10111,7 @@
     </w:tblStylePr>
     <w:tblStylePr w:type="lastRow">
       <w:rPr>
+        <w:rFonts w:eastAsia="黑体"/>
         <w:b/>
         <w:bCs/>
         <w:color w:themeColor="text1" w:val="000000"/>
@@ -9716,6 +10131,7 @@
     </w:tblStylePr>
     <w:tblStylePr w:type="firstCol">
       <w:rPr>
+        <w:rFonts w:eastAsia="黑体"/>
         <w:b/>
         <w:bCs/>
         <w:color w:themeColor="text1" w:val="000000"/>
@@ -9735,6 +10151,7 @@
     </w:tblStylePr>
     <w:tblStylePr w:type="lastCol">
       <w:rPr>
+        <w:rFonts w:eastAsia="黑体"/>
         <w:b w:val="0"/>
         <w:bCs w:val="0"/>
         <w:color w:themeColor="text1" w:val="000000"/>
@@ -9784,7 +10201,7 @@
       <w:spacing w:after="0" w:line="240" w:lineRule="auto"/>
     </w:pPr>
     <w:rPr>
-      <w:rFonts w:asciiTheme="majorHAnsi" w:cstheme="majorBidi" w:eastAsiaTheme="majorEastAsia" w:hAnsiTheme="majorHAnsi"/>
+      <w:rFonts w:asciiTheme="majorHAnsi" w:cstheme="majorBidi" w:hAnsiTheme="majorHAnsi" w:eastAsia="黑体"/>
       <w:color w:themeColor="text1" w:val="000000"/>
     </w:rPr>
     <w:tblPr>
@@ -9811,6 +10228,7 @@
     </w:tcPr>
     <w:tblStylePr w:type="firstRow">
       <w:rPr>
+        <w:rFonts w:eastAsia="黑体"/>
         <w:b/>
         <w:bCs/>
         <w:color w:themeColor="text1" w:val="000000"/>
@@ -9822,6 +10240,7 @@
     </w:tblStylePr>
     <w:tblStylePr w:type="lastRow">
       <w:rPr>
+        <w:rFonts w:eastAsia="黑体"/>
         <w:b/>
         <w:bCs/>
         <w:color w:themeColor="text1" w:val="000000"/>
@@ -9841,6 +10260,7 @@
     </w:tblStylePr>
     <w:tblStylePr w:type="firstCol">
       <w:rPr>
+        <w:rFonts w:eastAsia="黑体"/>
         <w:b/>
         <w:bCs/>
         <w:color w:themeColor="text1" w:val="000000"/>
@@ -9860,6 +10280,7 @@
     </w:tblStylePr>
     <w:tblStylePr w:type="lastCol">
       <w:rPr>
+        <w:rFonts w:eastAsia="黑体"/>
         <w:b w:val="0"/>
         <w:bCs w:val="0"/>
         <w:color w:themeColor="text1" w:val="000000"/>
@@ -9909,7 +10330,7 @@
       <w:spacing w:after="0" w:line="240" w:lineRule="auto"/>
     </w:pPr>
     <w:rPr>
-      <w:rFonts w:asciiTheme="majorHAnsi" w:cstheme="majorBidi" w:eastAsiaTheme="majorEastAsia" w:hAnsiTheme="majorHAnsi"/>
+      <w:rFonts w:asciiTheme="majorHAnsi" w:cstheme="majorBidi" w:hAnsiTheme="majorHAnsi" w:eastAsia="黑体"/>
       <w:color w:themeColor="text1" w:val="000000"/>
     </w:rPr>
     <w:tblPr>
@@ -9936,6 +10357,7 @@
     </w:tcPr>
     <w:tblStylePr w:type="firstRow">
       <w:rPr>
+        <w:rFonts w:eastAsia="黑体"/>
         <w:b/>
         <w:bCs/>
         <w:color w:themeColor="text1" w:val="000000"/>
@@ -9947,6 +10369,7 @@
     </w:tblStylePr>
     <w:tblStylePr w:type="lastRow">
       <w:rPr>
+        <w:rFonts w:eastAsia="黑体"/>
         <w:b/>
         <w:bCs/>
         <w:color w:themeColor="text1" w:val="000000"/>
@@ -9966,6 +10389,7 @@
     </w:tblStylePr>
     <w:tblStylePr w:type="firstCol">
       <w:rPr>
+        <w:rFonts w:eastAsia="黑体"/>
         <w:b/>
         <w:bCs/>
         <w:color w:themeColor="text1" w:val="000000"/>
@@ -9985,6 +10409,7 @@
     </w:tblStylePr>
     <w:tblStylePr w:type="lastCol">
       <w:rPr>
+        <w:rFonts w:eastAsia="黑体"/>
         <w:b w:val="0"/>
         <w:bCs w:val="0"/>
         <w:color w:themeColor="text1" w:val="000000"/>
@@ -10034,7 +10459,7 @@
       <w:spacing w:after="0" w:line="240" w:lineRule="auto"/>
     </w:pPr>
     <w:rPr>
-      <w:rFonts w:asciiTheme="majorHAnsi" w:cstheme="majorBidi" w:eastAsiaTheme="majorEastAsia" w:hAnsiTheme="majorHAnsi"/>
+      <w:rFonts w:asciiTheme="majorHAnsi" w:cstheme="majorBidi" w:hAnsiTheme="majorHAnsi" w:eastAsia="黑体"/>
       <w:color w:themeColor="text1" w:val="000000"/>
     </w:rPr>
     <w:tblPr>
@@ -10061,6 +10486,7 @@
     </w:tcPr>
     <w:tblStylePr w:type="firstRow">
       <w:rPr>
+        <w:rFonts w:eastAsia="黑体"/>
         <w:b/>
         <w:bCs/>
         <w:color w:themeColor="text1" w:val="000000"/>
@@ -10072,6 +10498,7 @@
     </w:tblStylePr>
     <w:tblStylePr w:type="lastRow">
       <w:rPr>
+        <w:rFonts w:eastAsia="黑体"/>
         <w:b/>
         <w:bCs/>
         <w:color w:themeColor="text1" w:val="000000"/>
@@ -10091,6 +10518,7 @@
     </w:tblStylePr>
     <w:tblStylePr w:type="firstCol">
       <w:rPr>
+        <w:rFonts w:eastAsia="黑体"/>
         <w:b/>
         <w:bCs/>
         <w:color w:themeColor="text1" w:val="000000"/>
@@ -10110,6 +10538,7 @@
     </w:tblStylePr>
     <w:tblStylePr w:type="lastCol">
       <w:rPr>
+        <w:rFonts w:eastAsia="黑体"/>
         <w:b w:val="0"/>
         <w:bCs w:val="0"/>
         <w:color w:themeColor="text1" w:val="000000"/>
@@ -10159,7 +10588,7 @@
       <w:spacing w:after="0" w:line="240" w:lineRule="auto"/>
     </w:pPr>
     <w:rPr>
-      <w:rFonts w:asciiTheme="majorHAnsi" w:cstheme="majorBidi" w:eastAsiaTheme="majorEastAsia" w:hAnsiTheme="majorHAnsi"/>
+      <w:rFonts w:asciiTheme="majorHAnsi" w:cstheme="majorBidi" w:hAnsiTheme="majorHAnsi" w:eastAsia="黑体"/>
       <w:color w:themeColor="text1" w:val="000000"/>
     </w:rPr>
     <w:tblPr>
@@ -10186,6 +10615,7 @@
     </w:tcPr>
     <w:tblStylePr w:type="firstRow">
       <w:rPr>
+        <w:rFonts w:eastAsia="黑体"/>
         <w:b/>
         <w:bCs/>
         <w:color w:themeColor="text1" w:val="000000"/>
@@ -10197,6 +10627,7 @@
     </w:tblStylePr>
     <w:tblStylePr w:type="lastRow">
       <w:rPr>
+        <w:rFonts w:eastAsia="黑体"/>
         <w:b/>
         <w:bCs/>
         <w:color w:themeColor="text1" w:val="000000"/>
@@ -10216,6 +10647,7 @@
     </w:tblStylePr>
     <w:tblStylePr w:type="firstCol">
       <w:rPr>
+        <w:rFonts w:eastAsia="黑体"/>
         <w:b/>
         <w:bCs/>
         <w:color w:themeColor="text1" w:val="000000"/>
@@ -10235,6 +10667,7 @@
     </w:tblStylePr>
     <w:tblStylePr w:type="lastCol">
       <w:rPr>
+        <w:rFonts w:eastAsia="黑体"/>
         <w:b w:val="0"/>
         <w:bCs w:val="0"/>
         <w:color w:themeColor="text1" w:val="000000"/>
@@ -10284,7 +10717,7 @@
       <w:spacing w:after="0" w:line="240" w:lineRule="auto"/>
     </w:pPr>
     <w:rPr>
-      <w:rFonts w:asciiTheme="majorHAnsi" w:cstheme="majorBidi" w:eastAsiaTheme="majorEastAsia" w:hAnsiTheme="majorHAnsi"/>
+      <w:rFonts w:asciiTheme="majorHAnsi" w:cstheme="majorBidi" w:hAnsiTheme="majorHAnsi" w:eastAsia="黑体"/>
       <w:color w:themeColor="text1" w:val="000000"/>
     </w:rPr>
     <w:tblPr>
@@ -10311,6 +10744,7 @@
     </w:tcPr>
     <w:tblStylePr w:type="firstRow">
       <w:rPr>
+        <w:rFonts w:eastAsia="黑体"/>
         <w:b/>
         <w:bCs/>
         <w:color w:themeColor="text1" w:val="000000"/>
@@ -10322,6 +10756,7 @@
     </w:tblStylePr>
     <w:tblStylePr w:type="lastRow">
       <w:rPr>
+        <w:rFonts w:eastAsia="黑体"/>
         <w:b/>
         <w:bCs/>
         <w:color w:themeColor="text1" w:val="000000"/>
@@ -10341,6 +10776,7 @@
     </w:tblStylePr>
     <w:tblStylePr w:type="firstCol">
       <w:rPr>
+        <w:rFonts w:eastAsia="黑体"/>
         <w:b/>
         <w:bCs/>
         <w:color w:themeColor="text1" w:val="000000"/>
@@ -10360,6 +10796,7 @@
     </w:tblStylePr>
     <w:tblStylePr w:type="lastCol">
       <w:rPr>
+        <w:rFonts w:eastAsia="黑体"/>
         <w:b w:val="0"/>
         <w:bCs w:val="0"/>
         <w:color w:themeColor="text1" w:val="000000"/>
@@ -10432,6 +10869,7 @@
     </w:tcPr>
     <w:tblStylePr w:type="firstRow">
       <w:rPr>
+        <w:rFonts w:eastAsia="黑体"/>
         <w:b/>
         <w:bCs/>
         <w:i w:val="0"/>
@@ -10453,6 +10891,7 @@
     </w:tblStylePr>
     <w:tblStylePr w:type="lastRow">
       <w:rPr>
+        <w:rFonts w:eastAsia="黑体"/>
         <w:b/>
         <w:bCs/>
         <w:i w:val="0"/>
@@ -10474,6 +10913,7 @@
     </w:tblStylePr>
     <w:tblStylePr w:type="firstCol">
       <w:rPr>
+        <w:rFonts w:eastAsia="黑体"/>
         <w:b/>
         <w:bCs/>
         <w:i w:val="0"/>
@@ -10493,6 +10933,7 @@
     </w:tblStylePr>
     <w:tblStylePr w:type="lastCol">
       <w:rPr>
+        <w:rFonts w:eastAsia="黑体"/>
         <w:b/>
         <w:bCs/>
         <w:i w:val="0"/>
@@ -10573,6 +11014,7 @@
     </w:tcPr>
     <w:tblStylePr w:type="firstRow">
       <w:rPr>
+        <w:rFonts w:eastAsia="黑体"/>
         <w:b/>
         <w:bCs/>
         <w:i w:val="0"/>
@@ -10594,6 +11036,7 @@
     </w:tblStylePr>
     <w:tblStylePr w:type="lastRow">
       <w:rPr>
+        <w:rFonts w:eastAsia="黑体"/>
         <w:b/>
         <w:bCs/>
         <w:i w:val="0"/>
@@ -10615,6 +11058,7 @@
     </w:tblStylePr>
     <w:tblStylePr w:type="firstCol">
       <w:rPr>
+        <w:rFonts w:eastAsia="黑体"/>
         <w:b/>
         <w:bCs/>
         <w:i w:val="0"/>
@@ -10634,6 +11078,7 @@
     </w:tblStylePr>
     <w:tblStylePr w:type="lastCol">
       <w:rPr>
+        <w:rFonts w:eastAsia="黑体"/>
         <w:b/>
         <w:bCs/>
         <w:i w:val="0"/>
@@ -10714,6 +11159,7 @@
     </w:tcPr>
     <w:tblStylePr w:type="firstRow">
       <w:rPr>
+        <w:rFonts w:eastAsia="黑体"/>
         <w:b/>
         <w:bCs/>
         <w:i w:val="0"/>
@@ -10735,6 +11181,7 @@
     </w:tblStylePr>
     <w:tblStylePr w:type="lastRow">
       <w:rPr>
+        <w:rFonts w:eastAsia="黑体"/>
         <w:b/>
         <w:bCs/>
         <w:i w:val="0"/>
@@ -10756,6 +11203,7 @@
     </w:tblStylePr>
     <w:tblStylePr w:type="firstCol">
       <w:rPr>
+        <w:rFonts w:eastAsia="黑体"/>
         <w:b/>
         <w:bCs/>
         <w:i w:val="0"/>
@@ -10775,6 +11223,7 @@
     </w:tblStylePr>
     <w:tblStylePr w:type="lastCol">
       <w:rPr>
+        <w:rFonts w:eastAsia="黑体"/>
         <w:b/>
         <w:bCs/>
         <w:i w:val="0"/>
@@ -10855,6 +11304,7 @@
     </w:tcPr>
     <w:tblStylePr w:type="firstRow">
       <w:rPr>
+        <w:rFonts w:eastAsia="黑体"/>
         <w:b/>
         <w:bCs/>
         <w:i w:val="0"/>
@@ -10876,6 +11326,7 @@
     </w:tblStylePr>
     <w:tblStylePr w:type="lastRow">
       <w:rPr>
+        <w:rFonts w:eastAsia="黑体"/>
         <w:b/>
         <w:bCs/>
         <w:i w:val="0"/>
@@ -10897,6 +11348,7 @@
     </w:tblStylePr>
     <w:tblStylePr w:type="firstCol">
       <w:rPr>
+        <w:rFonts w:eastAsia="黑体"/>
         <w:b/>
         <w:bCs/>
         <w:i w:val="0"/>
@@ -10916,6 +11368,7 @@
     </w:tblStylePr>
     <w:tblStylePr w:type="lastCol">
       <w:rPr>
+        <w:rFonts w:eastAsia="黑体"/>
         <w:b/>
         <w:bCs/>
         <w:i w:val="0"/>
@@ -10996,6 +11449,7 @@
     </w:tcPr>
     <w:tblStylePr w:type="firstRow">
       <w:rPr>
+        <w:rFonts w:eastAsia="黑体"/>
         <w:b/>
         <w:bCs/>
         <w:i w:val="0"/>
@@ -11017,6 +11471,7 @@
     </w:tblStylePr>
     <w:tblStylePr w:type="lastRow">
       <w:rPr>
+        <w:rFonts w:eastAsia="黑体"/>
         <w:b/>
         <w:bCs/>
         <w:i w:val="0"/>
@@ -11038,6 +11493,7 @@
     </w:tblStylePr>
     <w:tblStylePr w:type="firstCol">
       <w:rPr>
+        <w:rFonts w:eastAsia="黑体"/>
         <w:b/>
         <w:bCs/>
         <w:i w:val="0"/>
@@ -11057,6 +11513,7 @@
     </w:tblStylePr>
     <w:tblStylePr w:type="lastCol">
       <w:rPr>
+        <w:rFonts w:eastAsia="黑体"/>
         <w:b/>
         <w:bCs/>
         <w:i w:val="0"/>
@@ -11137,6 +11594,7 @@
     </w:tcPr>
     <w:tblStylePr w:type="firstRow">
       <w:rPr>
+        <w:rFonts w:eastAsia="黑体"/>
         <w:b/>
         <w:bCs/>
         <w:i w:val="0"/>
@@ -11158,6 +11616,7 @@
     </w:tblStylePr>
     <w:tblStylePr w:type="lastRow">
       <w:rPr>
+        <w:rFonts w:eastAsia="黑体"/>
         <w:b/>
         <w:bCs/>
         <w:i w:val="0"/>
@@ -11179,6 +11638,7 @@
     </w:tblStylePr>
     <w:tblStylePr w:type="firstCol">
       <w:rPr>
+        <w:rFonts w:eastAsia="黑体"/>
         <w:b/>
         <w:bCs/>
         <w:i w:val="0"/>
@@ -11198,6 +11658,7 @@
     </w:tblStylePr>
     <w:tblStylePr w:type="lastCol">
       <w:rPr>
+        <w:rFonts w:eastAsia="黑体"/>
         <w:b/>
         <w:bCs/>
         <w:i w:val="0"/>
@@ -11278,6 +11739,7 @@
     </w:tcPr>
     <w:tblStylePr w:type="firstRow">
       <w:rPr>
+        <w:rFonts w:eastAsia="黑体"/>
         <w:b/>
         <w:bCs/>
         <w:i w:val="0"/>
@@ -11299,6 +11761,7 @@
     </w:tblStylePr>
     <w:tblStylePr w:type="lastRow">
       <w:rPr>
+        <w:rFonts w:eastAsia="黑体"/>
         <w:b/>
         <w:bCs/>
         <w:i w:val="0"/>
@@ -11320,6 +11783,7 @@
     </w:tblStylePr>
     <w:tblStylePr w:type="firstCol">
       <w:rPr>
+        <w:rFonts w:eastAsia="黑体"/>
         <w:b/>
         <w:bCs/>
         <w:i w:val="0"/>
@@ -11339,6 +11803,7 @@
     </w:tblStylePr>
     <w:tblStylePr w:type="lastCol">
       <w:rPr>
+        <w:rFonts w:eastAsia="黑体"/>
         <w:b/>
         <w:bCs/>
         <w:i w:val="0"/>
@@ -11396,6 +11861,7 @@
       <w:spacing w:after="0" w:line="240" w:lineRule="auto"/>
     </w:pPr>
     <w:rPr>
+      <w:rFonts w:eastAsia="黑体"/>
       <w:color w:themeColor="background1" w:val="FFFFFF"/>
     </w:rPr>
     <w:tblPr>
@@ -11414,6 +11880,7 @@
     </w:tcPr>
     <w:tblStylePr w:type="firstRow">
       <w:rPr>
+        <w:rFonts w:eastAsia="黑体"/>
         <w:b/>
         <w:bCs/>
       </w:rPr>
@@ -11510,6 +11977,7 @@
       <w:spacing w:after="0" w:line="240" w:lineRule="auto"/>
     </w:pPr>
     <w:rPr>
+      <w:rFonts w:eastAsia="黑体"/>
       <w:color w:themeColor="background1" w:val="FFFFFF"/>
     </w:rPr>
     <w:tblPr>
@@ -11528,6 +11996,7 @@
     </w:tcPr>
     <w:tblStylePr w:type="firstRow">
       <w:rPr>
+        <w:rFonts w:eastAsia="黑体"/>
         <w:b/>
         <w:bCs/>
       </w:rPr>
@@ -11624,6 +12093,7 @@
       <w:spacing w:after="0" w:line="240" w:lineRule="auto"/>
     </w:pPr>
     <w:rPr>
+      <w:rFonts w:eastAsia="黑体"/>
       <w:color w:themeColor="background1" w:val="FFFFFF"/>
     </w:rPr>
     <w:tblPr>
@@ -11642,6 +12112,7 @@
     </w:tcPr>
     <w:tblStylePr w:type="firstRow">
       <w:rPr>
+        <w:rFonts w:eastAsia="黑体"/>
         <w:b/>
         <w:bCs/>
       </w:rPr>
@@ -11738,6 +12209,7 @@
       <w:spacing w:after="0" w:line="240" w:lineRule="auto"/>
     </w:pPr>
     <w:rPr>
+      <w:rFonts w:eastAsia="黑体"/>
       <w:color w:themeColor="background1" w:val="FFFFFF"/>
     </w:rPr>
     <w:tblPr>
@@ -11756,6 +12228,7 @@
     </w:tcPr>
     <w:tblStylePr w:type="firstRow">
       <w:rPr>
+        <w:rFonts w:eastAsia="黑体"/>
         <w:b/>
         <w:bCs/>
       </w:rPr>
@@ -11852,6 +12325,7 @@
       <w:spacing w:after="0" w:line="240" w:lineRule="auto"/>
     </w:pPr>
     <w:rPr>
+      <w:rFonts w:eastAsia="黑体"/>
       <w:color w:themeColor="background1" w:val="FFFFFF"/>
     </w:rPr>
     <w:tblPr>
@@ -11870,6 +12344,7 @@
     </w:tcPr>
     <w:tblStylePr w:type="firstRow">
       <w:rPr>
+        <w:rFonts w:eastAsia="黑体"/>
         <w:b/>
         <w:bCs/>
       </w:rPr>
@@ -11966,6 +12441,7 @@
       <w:spacing w:after="0" w:line="240" w:lineRule="auto"/>
     </w:pPr>
     <w:rPr>
+      <w:rFonts w:eastAsia="黑体"/>
       <w:color w:themeColor="background1" w:val="FFFFFF"/>
     </w:rPr>
     <w:tblPr>
@@ -11984,6 +12460,7 @@
     </w:tcPr>
     <w:tblStylePr w:type="firstRow">
       <w:rPr>
+        <w:rFonts w:eastAsia="黑体"/>
         <w:b/>
         <w:bCs/>
       </w:rPr>
@@ -12080,6 +12557,7 @@
       <w:spacing w:after="0" w:line="240" w:lineRule="auto"/>
     </w:pPr>
     <w:rPr>
+      <w:rFonts w:eastAsia="黑体"/>
       <w:color w:themeColor="background1" w:val="FFFFFF"/>
     </w:rPr>
     <w:tblPr>
@@ -12098,6 +12576,7 @@
     </w:tcPr>
     <w:tblStylePr w:type="firstRow">
       <w:rPr>
+        <w:rFonts w:eastAsia="黑体"/>
         <w:b/>
         <w:bCs/>
       </w:rPr>
@@ -12194,6 +12673,7 @@
       <w:spacing w:after="0" w:line="240" w:lineRule="auto"/>
     </w:pPr>
     <w:rPr>
+      <w:rFonts w:eastAsia="黑体"/>
       <w:color w:themeColor="text1" w:val="000000"/>
     </w:rPr>
     <w:tblPr>
@@ -12220,6 +12700,7 @@
     </w:tcPr>
     <w:tblStylePr w:type="firstRow">
       <w:rPr>
+        <w:rFonts w:eastAsia="黑体"/>
         <w:b/>
         <w:bCs/>
       </w:rPr>
@@ -12238,6 +12719,7 @@
     </w:tblStylePr>
     <w:tblStylePr w:type="lastRow">
       <w:rPr>
+        <w:rFonts w:eastAsia="黑体"/>
         <w:b/>
         <w:bCs/>
         <w:color w:themeColor="background1" w:val="FFFFFF"/>
@@ -12252,6 +12734,7 @@
     </w:tblStylePr>
     <w:tblStylePr w:type="firstCol">
       <w:rPr>
+        <w:rFonts w:eastAsia="黑体"/>
         <w:color w:themeColor="background1" w:val="FFFFFF"/>
       </w:rPr>
       <w:tblPr/>
@@ -12269,6 +12752,7 @@
     </w:tblStylePr>
     <w:tblStylePr w:type="lastCol">
       <w:rPr>
+        <w:rFonts w:eastAsia="黑体"/>
         <w:color w:themeColor="background1" w:val="FFFFFF"/>
       </w:rPr>
       <w:tblPr/>
@@ -12298,11 +12782,13 @@
     </w:tblStylePr>
     <w:tblStylePr w:type="neCell">
       <w:rPr>
+        <w:rFonts w:eastAsia="黑体"/>
         <w:color w:themeColor="text1" w:val="000000"/>
       </w:rPr>
     </w:tblStylePr>
     <w:tblStylePr w:type="nwCell">
       <w:rPr>
+        <w:rFonts w:eastAsia="黑体"/>
         <w:color w:themeColor="text1" w:val="000000"/>
       </w:rPr>
     </w:tblStylePr>
@@ -12316,6 +12802,7 @@
       <w:spacing w:after="0" w:line="240" w:lineRule="auto"/>
     </w:pPr>
     <w:rPr>
+      <w:rFonts w:eastAsia="黑体"/>
       <w:color w:themeColor="text1" w:val="000000"/>
     </w:rPr>
     <w:tblPr>
@@ -12342,6 +12829,7 @@
     </w:tcPr>
     <w:tblStylePr w:type="firstRow">
       <w:rPr>
+        <w:rFonts w:eastAsia="黑体"/>
         <w:b/>
         <w:bCs/>
       </w:rPr>
@@ -12360,6 +12848,7 @@
     </w:tblStylePr>
     <w:tblStylePr w:type="lastRow">
       <w:rPr>
+        <w:rFonts w:eastAsia="黑体"/>
         <w:b/>
         <w:bCs/>
         <w:color w:themeColor="background1" w:val="FFFFFF"/>
@@ -12374,6 +12863,7 @@
     </w:tblStylePr>
     <w:tblStylePr w:type="firstCol">
       <w:rPr>
+        <w:rFonts w:eastAsia="黑体"/>
         <w:color w:themeColor="background1" w:val="FFFFFF"/>
       </w:rPr>
       <w:tblPr/>
@@ -12391,6 +12881,7 @@
     </w:tblStylePr>
     <w:tblStylePr w:type="lastCol">
       <w:rPr>
+        <w:rFonts w:eastAsia="黑体"/>
         <w:color w:themeColor="background1" w:val="FFFFFF"/>
       </w:rPr>
       <w:tblPr/>
@@ -12420,11 +12911,13 @@
     </w:tblStylePr>
     <w:tblStylePr w:type="neCell">
       <w:rPr>
+        <w:rFonts w:eastAsia="黑体"/>
         <w:color w:themeColor="text1" w:val="000000"/>
       </w:rPr>
     </w:tblStylePr>
     <w:tblStylePr w:type="nwCell">
       <w:rPr>
+        <w:rFonts w:eastAsia="黑体"/>
         <w:color w:themeColor="text1" w:val="000000"/>
       </w:rPr>
     </w:tblStylePr>
@@ -12438,6 +12931,7 @@
       <w:spacing w:after="0" w:line="240" w:lineRule="auto"/>
     </w:pPr>
     <w:rPr>
+      <w:rFonts w:eastAsia="黑体"/>
       <w:color w:themeColor="text1" w:val="000000"/>
     </w:rPr>
     <w:tblPr>
@@ -12464,6 +12958,7 @@
     </w:tcPr>
     <w:tblStylePr w:type="firstRow">
       <w:rPr>
+        <w:rFonts w:eastAsia="黑体"/>
         <w:b/>
         <w:bCs/>
       </w:rPr>
@@ -12482,6 +12977,7 @@
     </w:tblStylePr>
     <w:tblStylePr w:type="lastRow">
       <w:rPr>
+        <w:rFonts w:eastAsia="黑体"/>
         <w:b/>
         <w:bCs/>
         <w:color w:themeColor="background1" w:val="FFFFFF"/>
@@ -12496,6 +12992,7 @@
     </w:tblStylePr>
     <w:tblStylePr w:type="firstCol">
       <w:rPr>
+        <w:rFonts w:eastAsia="黑体"/>
         <w:color w:themeColor="background1" w:val="FFFFFF"/>
       </w:rPr>
       <w:tblPr/>
@@ -12513,6 +13010,7 @@
     </w:tblStylePr>
     <w:tblStylePr w:type="lastCol">
       <w:rPr>
+        <w:rFonts w:eastAsia="黑体"/>
         <w:color w:themeColor="background1" w:val="FFFFFF"/>
       </w:rPr>
       <w:tblPr/>
@@ -12542,11 +13040,13 @@
     </w:tblStylePr>
     <w:tblStylePr w:type="neCell">
       <w:rPr>
+        <w:rFonts w:eastAsia="黑体"/>
         <w:color w:themeColor="text1" w:val="000000"/>
       </w:rPr>
     </w:tblStylePr>
     <w:tblStylePr w:type="nwCell">
       <w:rPr>
+        <w:rFonts w:eastAsia="黑体"/>
         <w:color w:themeColor="text1" w:val="000000"/>
       </w:rPr>
     </w:tblStylePr>
@@ -12560,6 +13060,7 @@
       <w:spacing w:after="0" w:line="240" w:lineRule="auto"/>
     </w:pPr>
     <w:rPr>
+      <w:rFonts w:eastAsia="黑体"/>
       <w:color w:themeColor="text1" w:val="000000"/>
     </w:rPr>
     <w:tblPr>
@@ -12586,6 +13087,7 @@
     </w:tcPr>
     <w:tblStylePr w:type="firstRow">
       <w:rPr>
+        <w:rFonts w:eastAsia="黑体"/>
         <w:b/>
         <w:bCs/>
       </w:rPr>
@@ -12604,6 +13106,7 @@
     </w:tblStylePr>
     <w:tblStylePr w:type="lastRow">
       <w:rPr>
+        <w:rFonts w:eastAsia="黑体"/>
         <w:b/>
         <w:bCs/>
         <w:color w:themeColor="background1" w:val="FFFFFF"/>
@@ -12618,6 +13121,7 @@
     </w:tblStylePr>
     <w:tblStylePr w:type="firstCol">
       <w:rPr>
+        <w:rFonts w:eastAsia="黑体"/>
         <w:color w:themeColor="background1" w:val="FFFFFF"/>
       </w:rPr>
       <w:tblPr/>
@@ -12635,6 +13139,7 @@
     </w:tblStylePr>
     <w:tblStylePr w:type="lastCol">
       <w:rPr>
+        <w:rFonts w:eastAsia="黑体"/>
         <w:color w:themeColor="background1" w:val="FFFFFF"/>
       </w:rPr>
       <w:tblPr/>
@@ -12672,6 +13177,7 @@
       <w:spacing w:after="0" w:line="240" w:lineRule="auto"/>
     </w:pPr>
     <w:rPr>
+      <w:rFonts w:eastAsia="黑体"/>
       <w:color w:themeColor="text1" w:val="000000"/>
     </w:rPr>
     <w:tblPr>
@@ -12698,6 +13204,7 @@
     </w:tcPr>
     <w:tblStylePr w:type="firstRow">
       <w:rPr>
+        <w:rFonts w:eastAsia="黑体"/>
         <w:b/>
         <w:bCs/>
       </w:rPr>
@@ -12716,6 +13223,7 @@
     </w:tblStylePr>
     <w:tblStylePr w:type="lastRow">
       <w:rPr>
+        <w:rFonts w:eastAsia="黑体"/>
         <w:b/>
         <w:bCs/>
         <w:color w:themeColor="background1" w:val="FFFFFF"/>
@@ -12730,6 +13238,7 @@
     </w:tblStylePr>
     <w:tblStylePr w:type="firstCol">
       <w:rPr>
+        <w:rFonts w:eastAsia="黑体"/>
         <w:color w:themeColor="background1" w:val="FFFFFF"/>
       </w:rPr>
       <w:tblPr/>
@@ -12747,6 +13256,7 @@
     </w:tblStylePr>
     <w:tblStylePr w:type="lastCol">
       <w:rPr>
+        <w:rFonts w:eastAsia="黑体"/>
         <w:color w:themeColor="background1" w:val="FFFFFF"/>
       </w:rPr>
       <w:tblPr/>
@@ -12776,11 +13286,13 @@
     </w:tblStylePr>
     <w:tblStylePr w:type="neCell">
       <w:rPr>
+        <w:rFonts w:eastAsia="黑体"/>
         <w:color w:themeColor="text1" w:val="000000"/>
       </w:rPr>
     </w:tblStylePr>
     <w:tblStylePr w:type="nwCell">
       <w:rPr>
+        <w:rFonts w:eastAsia="黑体"/>
         <w:color w:themeColor="text1" w:val="000000"/>
       </w:rPr>
     </w:tblStylePr>
@@ -12794,6 +13306,7 @@
       <w:spacing w:after="0" w:line="240" w:lineRule="auto"/>
     </w:pPr>
     <w:rPr>
+      <w:rFonts w:eastAsia="黑体"/>
       <w:color w:themeColor="text1" w:val="000000"/>
     </w:rPr>
     <w:tblPr>
@@ -12820,6 +13333,7 @@
     </w:tcPr>
     <w:tblStylePr w:type="firstRow">
       <w:rPr>
+        <w:rFonts w:eastAsia="黑体"/>
         <w:b/>
         <w:bCs/>
       </w:rPr>
@@ -12838,6 +13352,7 @@
     </w:tblStylePr>
     <w:tblStylePr w:type="lastRow">
       <w:rPr>
+        <w:rFonts w:eastAsia="黑体"/>
         <w:b/>
         <w:bCs/>
         <w:color w:themeColor="background1" w:val="FFFFFF"/>
@@ -12852,6 +13367,7 @@
     </w:tblStylePr>
     <w:tblStylePr w:type="firstCol">
       <w:rPr>
+        <w:rFonts w:eastAsia="黑体"/>
         <w:color w:themeColor="background1" w:val="FFFFFF"/>
       </w:rPr>
       <w:tblPr/>
@@ -12869,6 +13385,7 @@
     </w:tblStylePr>
     <w:tblStylePr w:type="lastCol">
       <w:rPr>
+        <w:rFonts w:eastAsia="黑体"/>
         <w:color w:themeColor="background1" w:val="FFFFFF"/>
       </w:rPr>
       <w:tblPr/>
@@ -12898,11 +13415,13 @@
     </w:tblStylePr>
     <w:tblStylePr w:type="neCell">
       <w:rPr>
+        <w:rFonts w:eastAsia="黑体"/>
         <w:color w:themeColor="text1" w:val="000000"/>
       </w:rPr>
     </w:tblStylePr>
     <w:tblStylePr w:type="nwCell">
       <w:rPr>
+        <w:rFonts w:eastAsia="黑体"/>
         <w:color w:themeColor="text1" w:val="000000"/>
       </w:rPr>
     </w:tblStylePr>
@@ -12916,6 +13435,7 @@
       <w:spacing w:after="0" w:line="240" w:lineRule="auto"/>
     </w:pPr>
     <w:rPr>
+      <w:rFonts w:eastAsia="黑体"/>
       <w:color w:themeColor="text1" w:val="000000"/>
     </w:rPr>
     <w:tblPr>
@@ -12942,6 +13462,7 @@
     </w:tcPr>
     <w:tblStylePr w:type="firstRow">
       <w:rPr>
+        <w:rFonts w:eastAsia="黑体"/>
         <w:b/>
         <w:bCs/>
       </w:rPr>
@@ -12960,6 +13481,7 @@
     </w:tblStylePr>
     <w:tblStylePr w:type="lastRow">
       <w:rPr>
+        <w:rFonts w:eastAsia="黑体"/>
         <w:b/>
         <w:bCs/>
         <w:color w:themeColor="background1" w:val="FFFFFF"/>
@@ -12974,6 +13496,7 @@
     </w:tblStylePr>
     <w:tblStylePr w:type="firstCol">
       <w:rPr>
+        <w:rFonts w:eastAsia="黑体"/>
         <w:color w:themeColor="background1" w:val="FFFFFF"/>
       </w:rPr>
       <w:tblPr/>
@@ -12991,6 +13514,7 @@
     </w:tblStylePr>
     <w:tblStylePr w:type="lastCol">
       <w:rPr>
+        <w:rFonts w:eastAsia="黑体"/>
         <w:color w:themeColor="background1" w:val="FFFFFF"/>
       </w:rPr>
       <w:tblPr/>
@@ -13020,11 +13544,13 @@
     </w:tblStylePr>
     <w:tblStylePr w:type="neCell">
       <w:rPr>
+        <w:rFonts w:eastAsia="黑体"/>
         <w:color w:themeColor="text1" w:val="000000"/>
       </w:rPr>
     </w:tblStylePr>
     <w:tblStylePr w:type="nwCell">
       <w:rPr>
+        <w:rFonts w:eastAsia="黑体"/>
         <w:color w:themeColor="text1" w:val="000000"/>
       </w:rPr>
     </w:tblStylePr>
@@ -13038,6 +13564,7 @@
       <w:spacing w:after="0" w:line="240" w:lineRule="auto"/>
     </w:pPr>
     <w:rPr>
+      <w:rFonts w:eastAsia="黑体"/>
       <w:color w:themeColor="text1" w:val="000000"/>
     </w:rPr>
     <w:tblPr>
@@ -13056,6 +13583,7 @@
     </w:tcPr>
     <w:tblStylePr w:type="firstRow">
       <w:rPr>
+        <w:rFonts w:eastAsia="黑体"/>
         <w:b/>
         <w:bCs/>
         <w:color w:themeColor="background1" w:val="FFFFFF"/>
@@ -13070,6 +13598,7 @@
     </w:tblStylePr>
     <w:tblStylePr w:type="lastRow">
       <w:rPr>
+        <w:rFonts w:eastAsia="黑体"/>
         <w:b/>
         <w:bCs/>
         <w:color w:themeColor="accent2" w:themeShade="CC" w:val="9E3A38"/>
@@ -13084,12 +13613,14 @@
     </w:tblStylePr>
     <w:tblStylePr w:type="firstCol">
       <w:rPr>
+        <w:rFonts w:eastAsia="黑体"/>
         <w:b/>
         <w:bCs/>
       </w:rPr>
     </w:tblStylePr>
     <w:tblStylePr w:type="lastCol">
       <w:rPr>
+        <w:rFonts w:eastAsia="黑体"/>
         <w:b/>
         <w:bCs/>
       </w:rPr>
@@ -13124,6 +13655,7 @@
       <w:spacing w:after="0" w:line="240" w:lineRule="auto"/>
     </w:pPr>
     <w:rPr>
+      <w:rFonts w:eastAsia="黑体"/>
       <w:color w:themeColor="text1" w:val="000000"/>
     </w:rPr>
     <w:tblPr>
@@ -13142,6 +13674,7 @@
     </w:tcPr>
     <w:tblStylePr w:type="firstRow">
       <w:rPr>
+        <w:rFonts w:eastAsia="黑体"/>
         <w:b/>
         <w:bCs/>
         <w:color w:themeColor="background1" w:val="FFFFFF"/>
@@ -13156,6 +13689,7 @@
     </w:tblStylePr>
     <w:tblStylePr w:type="lastRow">
       <w:rPr>
+        <w:rFonts w:eastAsia="黑体"/>
         <w:b/>
         <w:bCs/>
         <w:color w:themeColor="accent2" w:themeShade="CC" w:val="9E3A38"/>
@@ -13170,12 +13704,14 @@
     </w:tblStylePr>
     <w:tblStylePr w:type="firstCol">
       <w:rPr>
+        <w:rFonts w:eastAsia="黑体"/>
         <w:b/>
         <w:bCs/>
       </w:rPr>
     </w:tblStylePr>
     <w:tblStylePr w:type="lastCol">
       <w:rPr>
+        <w:rFonts w:eastAsia="黑体"/>
         <w:b/>
         <w:bCs/>
       </w:rPr>
@@ -13210,6 +13746,7 @@
       <w:spacing w:after="0" w:line="240" w:lineRule="auto"/>
     </w:pPr>
     <w:rPr>
+      <w:rFonts w:eastAsia="黑体"/>
       <w:color w:themeColor="text1" w:val="000000"/>
     </w:rPr>
     <w:tblPr>
@@ -13228,6 +13765,7 @@
     </w:tcPr>
     <w:tblStylePr w:type="firstRow">
       <w:rPr>
+        <w:rFonts w:eastAsia="黑体"/>
         <w:b/>
         <w:bCs/>
         <w:color w:themeColor="background1" w:val="FFFFFF"/>
@@ -13242,6 +13780,7 @@
     </w:tblStylePr>
     <w:tblStylePr w:type="lastRow">
       <w:rPr>
+        <w:rFonts w:eastAsia="黑体"/>
         <w:b/>
         <w:bCs/>
         <w:color w:themeColor="accent2" w:themeShade="CC" w:val="9E3A38"/>
@@ -13256,12 +13795,14 @@
     </w:tblStylePr>
     <w:tblStylePr w:type="firstCol">
       <w:rPr>
+        <w:rFonts w:eastAsia="黑体"/>
         <w:b/>
         <w:bCs/>
       </w:rPr>
     </w:tblStylePr>
     <w:tblStylePr w:type="lastCol">
       <w:rPr>
+        <w:rFonts w:eastAsia="黑体"/>
         <w:b/>
         <w:bCs/>
       </w:rPr>
@@ -13296,6 +13837,7 @@
       <w:spacing w:after="0" w:line="240" w:lineRule="auto"/>
     </w:pPr>
     <w:rPr>
+      <w:rFonts w:eastAsia="黑体"/>
       <w:color w:themeColor="text1" w:val="000000"/>
     </w:rPr>
     <w:tblPr>
@@ -13314,6 +13856,7 @@
     </w:tcPr>
     <w:tblStylePr w:type="firstRow">
       <w:rPr>
+        <w:rFonts w:eastAsia="黑体"/>
         <w:b/>
         <w:bCs/>
         <w:color w:themeColor="background1" w:val="FFFFFF"/>
@@ -13328,6 +13871,7 @@
     </w:tblStylePr>
     <w:tblStylePr w:type="lastRow">
       <w:rPr>
+        <w:rFonts w:eastAsia="黑体"/>
         <w:b/>
         <w:bCs/>
         <w:color w:themeColor="accent4" w:themeShade="CC" w:val="664E82"/>
@@ -13342,12 +13886,14 @@
     </w:tblStylePr>
     <w:tblStylePr w:type="firstCol">
       <w:rPr>
+        <w:rFonts w:eastAsia="黑体"/>
         <w:b/>
         <w:bCs/>
       </w:rPr>
     </w:tblStylePr>
     <w:tblStylePr w:type="lastCol">
       <w:rPr>
+        <w:rFonts w:eastAsia="黑体"/>
         <w:b/>
         <w:bCs/>
       </w:rPr>
@@ -13382,6 +13928,7 @@
       <w:spacing w:after="0" w:line="240" w:lineRule="auto"/>
     </w:pPr>
     <w:rPr>
+      <w:rFonts w:eastAsia="黑体"/>
       <w:color w:themeColor="text1" w:val="000000"/>
     </w:rPr>
     <w:tblPr>
@@ -13400,6 +13947,7 @@
     </w:tcPr>
     <w:tblStylePr w:type="firstRow">
       <w:rPr>
+        <w:rFonts w:eastAsia="黑体"/>
         <w:b/>
         <w:bCs/>
         <w:color w:themeColor="background1" w:val="FFFFFF"/>
@@ -13414,6 +13962,7 @@
     </w:tblStylePr>
     <w:tblStylePr w:type="lastRow">
       <w:rPr>
+        <w:rFonts w:eastAsia="黑体"/>
         <w:b/>
         <w:bCs/>
         <w:color w:themeColor="accent3" w:themeShade="CC" w:val="7E9C40"/>
@@ -13428,12 +13977,14 @@
     </w:tblStylePr>
     <w:tblStylePr w:type="firstCol">
       <w:rPr>
+        <w:rFonts w:eastAsia="黑体"/>
         <w:b/>
         <w:bCs/>
       </w:rPr>
     </w:tblStylePr>
     <w:tblStylePr w:type="lastCol">
       <w:rPr>
+        <w:rFonts w:eastAsia="黑体"/>
         <w:b/>
         <w:bCs/>
       </w:rPr>
@@ -13468,6 +14019,7 @@
       <w:spacing w:after="0" w:line="240" w:lineRule="auto"/>
     </w:pPr>
     <w:rPr>
+      <w:rFonts w:eastAsia="黑体"/>
       <w:color w:themeColor="text1" w:val="000000"/>
     </w:rPr>
     <w:tblPr>
@@ -13486,6 +14038,7 @@
     </w:tcPr>
     <w:tblStylePr w:type="firstRow">
       <w:rPr>
+        <w:rFonts w:eastAsia="黑体"/>
         <w:b/>
         <w:bCs/>
         <w:color w:themeColor="background1" w:val="FFFFFF"/>
@@ -13500,6 +14053,7 @@
     </w:tblStylePr>
     <w:tblStylePr w:type="lastRow">
       <w:rPr>
+        <w:rFonts w:eastAsia="黑体"/>
         <w:b/>
         <w:bCs/>
         <w:color w:themeColor="accent6" w:themeShade="CC" w:val="F2730A"/>
@@ -13514,12 +14068,14 @@
     </w:tblStylePr>
     <w:tblStylePr w:type="firstCol">
       <w:rPr>
+        <w:rFonts w:eastAsia="黑体"/>
         <w:b/>
         <w:bCs/>
       </w:rPr>
     </w:tblStylePr>
     <w:tblStylePr w:type="lastCol">
       <w:rPr>
+        <w:rFonts w:eastAsia="黑体"/>
         <w:b/>
         <w:bCs/>
       </w:rPr>
@@ -13554,6 +14110,7 @@
       <w:spacing w:after="0" w:line="240" w:lineRule="auto"/>
     </w:pPr>
     <w:rPr>
+      <w:rFonts w:eastAsia="黑体"/>
       <w:color w:themeColor="text1" w:val="000000"/>
     </w:rPr>
     <w:tblPr>
@@ -13572,6 +14129,7 @@
     </w:tcPr>
     <w:tblStylePr w:type="firstRow">
       <w:rPr>
+        <w:rFonts w:eastAsia="黑体"/>
         <w:b/>
         <w:bCs/>
         <w:color w:themeColor="background1" w:val="FFFFFF"/>
@@ -13586,6 +14144,7 @@
     </w:tblStylePr>
     <w:tblStylePr w:type="lastRow">
       <w:rPr>
+        <w:rFonts w:eastAsia="黑体"/>
         <w:b/>
         <w:bCs/>
         <w:color w:themeColor="accent5" w:themeShade="CC" w:val="348DA5"/>
@@ -13600,12 +14159,14 @@
     </w:tblStylePr>
     <w:tblStylePr w:type="firstCol">
       <w:rPr>
+        <w:rFonts w:eastAsia="黑体"/>
         <w:b/>
         <w:bCs/>
       </w:rPr>
     </w:tblStylePr>
     <w:tblStylePr w:type="lastCol">
       <w:rPr>
+        <w:rFonts w:eastAsia="黑体"/>
         <w:b/>
         <w:bCs/>
       </w:rPr>
@@ -13640,6 +14201,7 @@
       <w:spacing w:after="0" w:line="240" w:lineRule="auto"/>
     </w:pPr>
     <w:rPr>
+      <w:rFonts w:eastAsia="黑体"/>
       <w:color w:themeColor="text1" w:val="000000"/>
     </w:rPr>
     <w:tblPr>
@@ -13661,6 +14223,7 @@
     </w:tcPr>
     <w:tblStylePr w:type="firstRow">
       <w:rPr>
+        <w:rFonts w:eastAsia="黑体"/>
         <w:b/>
         <w:bCs/>
       </w:rPr>
@@ -13671,6 +14234,7 @@
     </w:tblStylePr>
     <w:tblStylePr w:type="lastRow">
       <w:rPr>
+        <w:rFonts w:eastAsia="黑体"/>
         <w:b/>
         <w:bCs/>
         <w:color w:themeColor="text1" w:val="000000"/>
@@ -13682,6 +14246,7 @@
     </w:tblStylePr>
     <w:tblStylePr w:type="firstCol">
       <w:rPr>
+        <w:rFonts w:eastAsia="黑体"/>
         <w:color w:themeColor="background1" w:val="FFFFFF"/>
       </w:rPr>
       <w:tblPr/>
@@ -13691,6 +14256,7 @@
     </w:tblStylePr>
     <w:tblStylePr w:type="lastCol">
       <w:rPr>
+        <w:rFonts w:eastAsia="黑体"/>
         <w:color w:themeColor="background1" w:val="FFFFFF"/>
       </w:rPr>
       <w:tblPr/>
@@ -13720,6 +14286,7 @@
       <w:spacing w:after="0" w:line="240" w:lineRule="auto"/>
     </w:pPr>
     <w:rPr>
+      <w:rFonts w:eastAsia="黑体"/>
       <w:color w:themeColor="text1" w:val="000000"/>
     </w:rPr>
     <w:tblPr>
@@ -13741,6 +14308,7 @@
     </w:tcPr>
     <w:tblStylePr w:type="firstRow">
       <w:rPr>
+        <w:rFonts w:eastAsia="黑体"/>
         <w:b/>
         <w:bCs/>
       </w:rPr>
@@ -13751,6 +14319,7 @@
     </w:tblStylePr>
     <w:tblStylePr w:type="lastRow">
       <w:rPr>
+        <w:rFonts w:eastAsia="黑体"/>
         <w:b/>
         <w:bCs/>
         <w:color w:themeColor="text1" w:val="000000"/>
@@ -13762,6 +14331,7 @@
     </w:tblStylePr>
     <w:tblStylePr w:type="firstCol">
       <w:rPr>
+        <w:rFonts w:eastAsia="黑体"/>
         <w:color w:themeColor="background1" w:val="FFFFFF"/>
       </w:rPr>
       <w:tblPr/>
@@ -13771,6 +14341,7 @@
     </w:tblStylePr>
     <w:tblStylePr w:type="lastCol">
       <w:rPr>
+        <w:rFonts w:eastAsia="黑体"/>
         <w:color w:themeColor="background1" w:val="FFFFFF"/>
       </w:rPr>
       <w:tblPr/>
@@ -13800,6 +14371,7 @@
       <w:spacing w:after="0" w:line="240" w:lineRule="auto"/>
     </w:pPr>
     <w:rPr>
+      <w:rFonts w:eastAsia="黑体"/>
       <w:color w:themeColor="text1" w:val="000000"/>
     </w:rPr>
     <w:tblPr>
@@ -13821,6 +14393,7 @@
     </w:tcPr>
     <w:tblStylePr w:type="firstRow">
       <w:rPr>
+        <w:rFonts w:eastAsia="黑体"/>
         <w:b/>
         <w:bCs/>
       </w:rPr>
@@ -13831,6 +14404,7 @@
     </w:tblStylePr>
     <w:tblStylePr w:type="lastRow">
       <w:rPr>
+        <w:rFonts w:eastAsia="黑体"/>
         <w:b/>
         <w:bCs/>
         <w:color w:themeColor="text1" w:val="000000"/>
@@ -13842,6 +14416,7 @@
     </w:tblStylePr>
     <w:tblStylePr w:type="firstCol">
       <w:rPr>
+        <w:rFonts w:eastAsia="黑体"/>
         <w:color w:themeColor="background1" w:val="FFFFFF"/>
       </w:rPr>
       <w:tblPr/>
@@ -13851,6 +14426,7 @@
     </w:tblStylePr>
     <w:tblStylePr w:type="lastCol">
       <w:rPr>
+        <w:rFonts w:eastAsia="黑体"/>
         <w:color w:themeColor="background1" w:val="FFFFFF"/>
       </w:rPr>
       <w:tblPr/>
@@ -13880,6 +14456,7 @@
       <w:spacing w:after="0" w:line="240" w:lineRule="auto"/>
     </w:pPr>
     <w:rPr>
+      <w:rFonts w:eastAsia="黑体"/>
       <w:color w:themeColor="text1" w:val="000000"/>
     </w:rPr>
     <w:tblPr>
@@ -13901,6 +14478,7 @@
     </w:tcPr>
     <w:tblStylePr w:type="firstRow">
       <w:rPr>
+        <w:rFonts w:eastAsia="黑体"/>
         <w:b/>
         <w:bCs/>
       </w:rPr>
@@ -13911,6 +14489,7 @@
     </w:tblStylePr>
     <w:tblStylePr w:type="lastRow">
       <w:rPr>
+        <w:rFonts w:eastAsia="黑体"/>
         <w:b/>
         <w:bCs/>
         <w:color w:themeColor="text1" w:val="000000"/>
@@ -13922,6 +14501,7 @@
     </w:tblStylePr>
     <w:tblStylePr w:type="firstCol">
       <w:rPr>
+        <w:rFonts w:eastAsia="黑体"/>
         <w:color w:themeColor="background1" w:val="FFFFFF"/>
       </w:rPr>
       <w:tblPr/>
@@ -13931,6 +14511,7 @@
     </w:tblStylePr>
     <w:tblStylePr w:type="lastCol">
       <w:rPr>
+        <w:rFonts w:eastAsia="黑体"/>
         <w:color w:themeColor="background1" w:val="FFFFFF"/>
       </w:rPr>
       <w:tblPr/>
@@ -13960,6 +14541,7 @@
       <w:spacing w:after="0" w:line="240" w:lineRule="auto"/>
     </w:pPr>
     <w:rPr>
+      <w:rFonts w:eastAsia="黑体"/>
       <w:color w:themeColor="text1" w:val="000000"/>
     </w:rPr>
     <w:tblPr>
@@ -13981,6 +14563,7 @@
     </w:tcPr>
     <w:tblStylePr w:type="firstRow">
       <w:rPr>
+        <w:rFonts w:eastAsia="黑体"/>
         <w:b/>
         <w:bCs/>
       </w:rPr>
@@ -13991,6 +14574,7 @@
     </w:tblStylePr>
     <w:tblStylePr w:type="lastRow">
       <w:rPr>
+        <w:rFonts w:eastAsia="黑体"/>
         <w:b/>
         <w:bCs/>
         <w:color w:themeColor="text1" w:val="000000"/>
@@ -14002,6 +14586,7 @@
     </w:tblStylePr>
     <w:tblStylePr w:type="firstCol">
       <w:rPr>
+        <w:rFonts w:eastAsia="黑体"/>
         <w:color w:themeColor="background1" w:val="FFFFFF"/>
       </w:rPr>
       <w:tblPr/>
@@ -14011,6 +14596,7 @@
     </w:tblStylePr>
     <w:tblStylePr w:type="lastCol">
       <w:rPr>
+        <w:rFonts w:eastAsia="黑体"/>
         <w:color w:themeColor="background1" w:val="FFFFFF"/>
       </w:rPr>
       <w:tblPr/>
@@ -14040,6 +14626,7 @@
       <w:spacing w:after="0" w:line="240" w:lineRule="auto"/>
     </w:pPr>
     <w:rPr>
+      <w:rFonts w:eastAsia="黑体"/>
       <w:color w:themeColor="text1" w:val="000000"/>
     </w:rPr>
     <w:tblPr>
@@ -14061,6 +14648,7 @@
     </w:tcPr>
     <w:tblStylePr w:type="firstRow">
       <w:rPr>
+        <w:rFonts w:eastAsia="黑体"/>
         <w:b/>
         <w:bCs/>
       </w:rPr>
@@ -14071,6 +14659,7 @@
     </w:tblStylePr>
     <w:tblStylePr w:type="lastRow">
       <w:rPr>
+        <w:rFonts w:eastAsia="黑体"/>
         <w:b/>
         <w:bCs/>
         <w:color w:themeColor="text1" w:val="000000"/>
@@ -14082,6 +14671,7 @@
     </w:tblStylePr>
     <w:tblStylePr w:type="firstCol">
       <w:rPr>
+        <w:rFonts w:eastAsia="黑体"/>
         <w:color w:themeColor="background1" w:val="FFFFFF"/>
       </w:rPr>
       <w:tblPr/>
@@ -14091,6 +14681,7 @@
     </w:tblStylePr>
     <w:tblStylePr w:type="lastCol">
       <w:rPr>
+        <w:rFonts w:eastAsia="黑体"/>
         <w:color w:themeColor="background1" w:val="FFFFFF"/>
       </w:rPr>
       <w:tblPr/>
@@ -14120,6 +14711,7 @@
       <w:spacing w:after="0" w:line="240" w:lineRule="auto"/>
     </w:pPr>
     <w:rPr>
+      <w:rFonts w:eastAsia="黑体"/>
       <w:color w:themeColor="text1" w:val="000000"/>
     </w:rPr>
     <w:tblPr>
@@ -14141,6 +14733,7 @@
     </w:tcPr>
     <w:tblStylePr w:type="firstRow">
       <w:rPr>
+        <w:rFonts w:eastAsia="黑体"/>
         <w:b/>
         <w:bCs/>
       </w:rPr>
@@ -14151,6 +14744,7 @@
     </w:tblStylePr>
     <w:tblStylePr w:type="lastRow">
       <w:rPr>
+        <w:rFonts w:eastAsia="黑体"/>
         <w:b/>
         <w:bCs/>
         <w:color w:themeColor="text1" w:val="000000"/>
@@ -14162,6 +14756,7 @@
     </w:tblStylePr>
     <w:tblStylePr w:type="firstCol">
       <w:rPr>
+        <w:rFonts w:eastAsia="黑体"/>
         <w:color w:themeColor="background1" w:val="FFFFFF"/>
       </w:rPr>
       <w:tblPr/>
@@ -14171,6 +14766,7 @@
     </w:tblStylePr>
     <w:tblStylePr w:type="lastCol">
       <w:rPr>
+        <w:rFonts w:eastAsia="黑体"/>
         <w:color w:themeColor="background1" w:val="FFFFFF"/>
       </w:rPr>
       <w:tblPr/>
@@ -14203,6 +14799,7 @@
     <w:name w:val="KeywordTok"/>
     <w:basedOn w:val="VerbatimChar"/>
     <w:rPr>
+      <w:rFonts w:eastAsia="黑体"/>
       <w:b/>
       <w:color w:val="007020"/>
     </w:rPr>
@@ -14211,6 +14808,7 @@
     <w:name w:val="DataTypeTok"/>
     <w:basedOn w:val="VerbatimChar"/>
     <w:rPr>
+      <w:rFonts w:eastAsia="黑体"/>
       <w:color w:val="902000"/>
     </w:rPr>
   </w:style>
@@ -14218,6 +14816,7 @@
     <w:name w:val="DecValTok"/>
     <w:basedOn w:val="VerbatimChar"/>
     <w:rPr>
+      <w:rFonts w:eastAsia="黑体"/>
       <w:color w:val="40a070"/>
     </w:rPr>
   </w:style>
@@ -14225,6 +14824,7 @@
     <w:name w:val="BaseNTok"/>
     <w:basedOn w:val="VerbatimChar"/>
     <w:rPr>
+      <w:rFonts w:eastAsia="黑体"/>
       <w:color w:val="40a070"/>
     </w:rPr>
   </w:style>
@@ -14232,6 +14832,7 @@
     <w:name w:val="FloatTok"/>
     <w:basedOn w:val="VerbatimChar"/>
     <w:rPr>
+      <w:rFonts w:eastAsia="黑体"/>
       <w:color w:val="40a070"/>
     </w:rPr>
   </w:style>
@@ -14239,6 +14840,7 @@
     <w:name w:val="ConstantTok"/>
     <w:basedOn w:val="VerbatimChar"/>
     <w:rPr>
+      <w:rFonts w:eastAsia="黑体"/>
       <w:color w:val="880000"/>
     </w:rPr>
   </w:style>
@@ -14246,6 +14848,7 @@
     <w:name w:val="CharTok"/>
     <w:basedOn w:val="VerbatimChar"/>
     <w:rPr>
+      <w:rFonts w:eastAsia="黑体"/>
       <w:color w:val="4070a0"/>
     </w:rPr>
   </w:style>
@@ -14253,6 +14856,7 @@
     <w:name w:val="SpecialCharTok"/>
     <w:basedOn w:val="VerbatimChar"/>
     <w:rPr>
+      <w:rFonts w:eastAsia="黑体"/>
       <w:color w:val="4070a0"/>
     </w:rPr>
   </w:style>
@@ -14260,6 +14864,7 @@
     <w:name w:val="StringTok"/>
     <w:basedOn w:val="VerbatimChar"/>
     <w:rPr>
+      <w:rFonts w:eastAsia="黑体"/>
       <w:color w:val="4070a0"/>
     </w:rPr>
   </w:style>
@@ -14267,6 +14872,7 @@
     <w:name w:val="VerbatimStringTok"/>
     <w:basedOn w:val="VerbatimChar"/>
     <w:rPr>
+      <w:rFonts w:eastAsia="黑体"/>
       <w:color w:val="4070a0"/>
     </w:rPr>
   </w:style>
@@ -14274,6 +14880,7 @@
     <w:name w:val="SpecialStringTok"/>
     <w:basedOn w:val="VerbatimChar"/>
     <w:rPr>
+      <w:rFonts w:eastAsia="黑体"/>
       <w:color w:val="bb6688"/>
     </w:rPr>
   </w:style>
@@ -14281,6 +14888,7 @@
     <w:name w:val="ImportTok"/>
     <w:basedOn w:val="VerbatimChar"/>
     <w:rPr>
+      <w:rFonts w:eastAsia="黑体"/>
       <w:b/>
       <w:color w:val="008000"/>
     </w:rPr>
@@ -14289,6 +14897,7 @@
     <w:name w:val="CommentTok"/>
     <w:basedOn w:val="VerbatimChar"/>
     <w:rPr>
+      <w:rFonts w:eastAsia="黑体"/>
       <w:i/>
       <w:color w:val="60a0b0"/>
     </w:rPr>
@@ -14297,6 +14906,7 @@
     <w:name w:val="DocumentationTok"/>
     <w:basedOn w:val="VerbatimChar"/>
     <w:rPr>
+      <w:rFonts w:eastAsia="黑体"/>
       <w:i/>
       <w:color w:val="ba2121"/>
     </w:rPr>
@@ -14305,6 +14915,7 @@
     <w:name w:val="AnnotationTok"/>
     <w:basedOn w:val="VerbatimChar"/>
     <w:rPr>
+      <w:rFonts w:eastAsia="黑体"/>
       <w:b/>
       <w:i/>
       <w:color w:val="60a0b0"/>
@@ -14314,6 +14925,7 @@
     <w:name w:val="CommentVarTok"/>
     <w:basedOn w:val="VerbatimChar"/>
     <w:rPr>
+      <w:rFonts w:eastAsia="黑体"/>
       <w:b/>
       <w:i/>
       <w:color w:val="60a0b0"/>
@@ -14323,6 +14935,7 @@
     <w:name w:val="OtherTok"/>
     <w:basedOn w:val="VerbatimChar"/>
     <w:rPr>
+      <w:rFonts w:eastAsia="黑体"/>
       <w:color w:val="007020"/>
     </w:rPr>
   </w:style>
@@ -14330,6 +14943,7 @@
     <w:name w:val="FunctionTok"/>
     <w:basedOn w:val="VerbatimChar"/>
     <w:rPr>
+      <w:rFonts w:eastAsia="黑体"/>
       <w:color w:val="06287e"/>
     </w:rPr>
   </w:style>
@@ -14337,6 +14951,7 @@
     <w:name w:val="VariableTok"/>
     <w:basedOn w:val="VerbatimChar"/>
     <w:rPr>
+      <w:rFonts w:eastAsia="黑体"/>
       <w:color w:val="19177c"/>
     </w:rPr>
   </w:style>
@@ -14344,6 +14959,7 @@
     <w:name w:val="ControlFlowTok"/>
     <w:basedOn w:val="VerbatimChar"/>
     <w:rPr>
+      <w:rFonts w:eastAsia="黑体"/>
       <w:b/>
       <w:color w:val="007020"/>
     </w:rPr>
@@ -14352,6 +14968,7 @@
     <w:name w:val="OperatorTok"/>
     <w:basedOn w:val="VerbatimChar"/>
     <w:rPr>
+      <w:rFonts w:eastAsia="黑体"/>
       <w:color w:val="666666"/>
     </w:rPr>
   </w:style>
@@ -14359,18 +14976,22 @@
     <w:name w:val="BuiltInTok"/>
     <w:basedOn w:val="VerbatimChar"/>
     <w:rPr>
+      <w:rFonts w:eastAsia="黑体"/>
       <w:color w:val="008000"/>
     </w:rPr>
   </w:style>
   <w:style w:type="character" w:customStyle="1" w:styleId="ExtensionTok">
     <w:name w:val="ExtensionTok"/>
     <w:basedOn w:val="VerbatimChar"/>
-    <w:rPr/>
+    <w:rPr>
+      <w:rFonts w:eastAsia="黑体"/>
+    </w:rPr>
   </w:style>
   <w:style w:type="character" w:customStyle="1" w:styleId="PreprocessorTok">
     <w:name w:val="PreprocessorTok"/>
     <w:basedOn w:val="VerbatimChar"/>
     <w:rPr>
+      <w:rFonts w:eastAsia="黑体"/>
       <w:color w:val="bc7a00"/>
     </w:rPr>
   </w:style>
@@ -14378,18 +14999,22 @@
     <w:name w:val="AttributeTok"/>
     <w:basedOn w:val="VerbatimChar"/>
     <w:rPr>
+      <w:rFonts w:eastAsia="黑体"/>
       <w:color w:val="7d9029"/>
     </w:rPr>
   </w:style>
   <w:style w:type="character" w:customStyle="1" w:styleId="RegionMarkerTok">
     <w:name w:val="RegionMarkerTok"/>
     <w:basedOn w:val="VerbatimChar"/>
-    <w:rPr/>
+    <w:rPr>
+      <w:rFonts w:eastAsia="黑体"/>
+    </w:rPr>
   </w:style>
   <w:style w:type="character" w:customStyle="1" w:styleId="InformationTok">
     <w:name w:val="InformationTok"/>
     <w:basedOn w:val="VerbatimChar"/>
     <w:rPr>
+      <w:rFonts w:eastAsia="黑体"/>
       <w:b/>
       <w:i/>
       <w:color w:val="60a0b0"/>
@@ -14399,6 +15024,7 @@
     <w:name w:val="WarningTok"/>
     <w:basedOn w:val="VerbatimChar"/>
     <w:rPr>
+      <w:rFonts w:eastAsia="黑体"/>
       <w:b/>
       <w:i/>
       <w:color w:val="60a0b0"/>
@@ -14408,6 +15034,7 @@
     <w:name w:val="AlertTok"/>
     <w:basedOn w:val="VerbatimChar"/>
     <w:rPr>
+      <w:rFonts w:eastAsia="黑体"/>
       <w:b/>
       <w:color w:val="ff0000"/>
     </w:rPr>
@@ -14416,6 +15043,7 @@
     <w:name w:val="ErrorTok"/>
     <w:basedOn w:val="VerbatimChar"/>
     <w:rPr>
+      <w:rFonts w:eastAsia="黑体"/>
       <w:b/>
       <w:color w:val="ff0000"/>
     </w:rPr>
@@ -14423,7 +15051,9 @@
   <w:style w:type="character" w:customStyle="1" w:styleId="NormalTok">
     <w:name w:val="NormalTok"/>
     <w:basedOn w:val="VerbatimChar"/>
-    <w:rPr/>
+    <w:rPr>
+      <w:rFonts w:eastAsia="黑体"/>
+    </w:rPr>
   </w:style>
 </w:styles>
 </file>
@@ -14472,12 +15102,12 @@
     <a:fontScheme name="Office">
       <a:majorFont>
         <a:latin typeface="Calibri"/>
-        <a:ea typeface=""/>
+        <a:ea typeface="黑体"/>
         <a:cs typeface=""/>
         <a:font script="Jpan" typeface="ＭＳ ゴシック"/>
         <a:font script="Hang" typeface="맑은 고딕"/>
-        <a:font script="Hans" typeface="宋体"/>
-        <a:font script="Hant" typeface="新細明體"/>
+        <a:font script="Hans" typeface="黑体"/>
+        <a:font script="Hant" typeface="黑体"/>
         <a:font script="Arab" typeface="Times New Roman"/>
         <a:font script="Hebr" typeface="Times New Roman"/>
         <a:font script="Thai" typeface="Angsana New"/>
@@ -14507,12 +15137,12 @@
       </a:majorFont>
       <a:minorFont>
         <a:latin typeface="Cambria"/>
-        <a:ea typeface=""/>
+        <a:ea typeface="黑体"/>
         <a:cs typeface=""/>
         <a:font script="Jpan" typeface="ＭＳ 明朝"/>
         <a:font script="Hang" typeface="맑은 고딕"/>
-        <a:font script="Hans" typeface="宋体"/>
-        <a:font script="Hant" typeface="新細明體"/>
+        <a:font script="Hans" typeface="黑体"/>
+        <a:font script="Hant" typeface="黑体"/>
         <a:font script="Arab" typeface="Arial"/>
         <a:font script="Hebr" typeface="Arial"/>
         <a:font script="Thai" typeface="Cordia New"/>

--- a/01-电源电路/04-电池充放电管理/镍氢电池充电电路/镍氢电池充电电路.docx
+++ b/01-电源电路/04-电池充放电管理/镍氢电池充电电路/镍氢电池充电电路.docx
@@ -2031,7 +2031,7 @@
           <w:color w:val="555555"/>
           <w:sz w:val="21"/>
         </w:rPr>
-        <w:t>材料收集者：杜文杰，WX手机：19519196569，QQ:3478827729</w:t>
+        <w:t>材料收集者：杜文杰，微信/手机：19519196569，QQ:3478827729</w:t>
       </w:r>
     </w:p>
     <w:sectPr>
